--- a/en/week-6/cen429-week-6-ders-notu.docx
+++ b/en/week-6/cen429-week-6-ders-notu.docx
@@ -2,7 +2,7 @@
 <file path=word/document.xml><?xml version="1.0" encoding="utf-8"?>
 <w:document xmlns:w="http://schemas.openxmlformats.org/wordprocessingml/2006/main" xmlns:m="http://schemas.openxmlformats.org/officeDocument/2006/math" xmlns:r="http://schemas.openxmlformats.org/officeDocument/2006/relationships" xmlns:o="urn:schemas-microsoft-com:office:office" xmlns:v="urn:schemas-microsoft-com:vml" xmlns:w10="urn:schemas-microsoft-com:office:word" xmlns:a="http://schemas.openxmlformats.org/drawingml/2006/main" xmlns:pic="http://schemas.openxmlformats.org/drawingml/2006/picture" xmlns:wp="http://schemas.openxmlformats.org/drawingml/2006/wordprocessingDrawing">
   <w:body>
-    <w:bookmarkStart w:id="135" w:name="X4f270b8c7ae7e9d2d8b91ac045bd59dd7af93ae"/>
+    <w:bookmarkStart w:id="143" w:name="X4f270b8c7ae7e9d2d8b91ac045bd59dd7af93ae"/>
     <w:p>
       <w:pPr>
         <w:pStyle w:val="Heading1"/>
@@ -129,8 +129,47 @@
               <w:pStyle w:val="Compact"/>
             </w:pPr>
             <w:r>
-              <w:t xml:space="preserve">Pointers, arrays and files in C; memory layout and secure erasure from Week 1; AES-GCM/HMAC/HKDF and the security shell from Week 3; patching and reverse engineering concepts from Week 4</w:t>
-            </w:r>
+              <w:t xml:space="preserve">Pointers, arrays and files in C; memory layout and secure erasure from</w:t>
+            </w:r>
+            <w:r>
+              <w:t xml:space="preserve"> </w:t>
+            </w:r>
+            <w:hyperlink r:id="rId20">
+              <w:r>
+                <w:rPr>
+                  <w:rStyle w:val="Hyperlink"/>
+                </w:rPr>
+                <w:t xml:space="preserve">Week 1</w:t>
+              </w:r>
+            </w:hyperlink>
+            <w:r>
+              <w:t xml:space="preserve">; AES-GCM/HMAC/HKDF and the security shell from</w:t>
+            </w:r>
+            <w:r>
+              <w:t xml:space="preserve"> </w:t>
+            </w:r>
+            <w:hyperlink r:id="rId21">
+              <w:r>
+                <w:rPr>
+                  <w:rStyle w:val="Hyperlink"/>
+                </w:rPr>
+                <w:t xml:space="preserve">Week 3</w:t>
+              </w:r>
+            </w:hyperlink>
+            <w:r>
+              <w:t xml:space="preserve">; patching and reverse engineering concepts from</w:t>
+            </w:r>
+            <w:r>
+              <w:t xml:space="preserve"> </w:t>
+            </w:r>
+            <w:hyperlink r:id="rId22">
+              <w:r>
+                <w:rPr>
+                  <w:rStyle w:val="Hyperlink"/>
+                </w:rPr>
+                <w:t xml:space="preserve">Week 4</w:t>
+              </w:r>
+            </w:hyperlink>
           </w:p>
         </w:tc>
       </w:tr>
@@ -156,7 +195,7 @@
             <w:pPr>
               <w:pStyle w:val="Compact"/>
             </w:pPr>
-            <w:hyperlink r:id="rId20">
+            <w:hyperlink r:id="rId23">
               <w:r>
                 <w:rPr>
                   <w:rStyle w:val="VerbatimChar"/>
@@ -1703,7 +1742,7 @@
       <w:r>
         <w:t xml:space="preserve"> </w:t>
       </w:r>
-      <w:hyperlink r:id="rId21">
+      <w:hyperlink r:id="rId24">
         <w:r>
           <w:rPr>
             <w:rStyle w:val="VerbatimChar"/>
@@ -1900,13 +1939,13 @@
         </w:pict>
       </w:r>
     </w:p>
-    <w:bookmarkStart w:id="37" w:name="basic-concepts-from-scratch"/>
+    <w:bookmarkStart w:id="33" w:name="before-we-start"/>
     <w:p>
       <w:pPr>
         <w:pStyle w:val="Heading2"/>
       </w:pPr>
       <w:r>
-        <w:t xml:space="preserve">0. Basic concepts (from scratch)</w:t>
+        <w:t xml:space="preserve">0. Before we start</w:t>
       </w:r>
     </w:p>
     <w:p>
@@ -1914,35 +1953,22 @@
         <w:pStyle w:val="FirstParagraph"/>
       </w:pPr>
       <w:r>
-        <w:t xml:space="preserve">This section</w:t>
-      </w:r>
-      <w:r>
-        <w:t xml:space="preserve"> </w:t>
-      </w:r>
-      <w:r>
-        <w:rPr>
-          <w:b/>
-          <w:bCs/>
-        </w:rPr>
-        <w:t xml:space="preserve">assumes no prior knowledge</w:t>
-      </w:r>
-      <w:r>
-        <w:t xml:space="preserve">. We define, from scratch, the terms we will use throughout the rest of</w:t>
-      </w:r>
-      <w:r>
-        <w:t xml:space="preserve"> </w:t>
-      </w:r>
-      <w:r>
-        <w:t xml:space="preserve">the week. If you don’t know a term, read this section first; the later sections build on it.</w:t>
-      </w:r>
-    </w:p>
-    <w:bookmarkStart w:id="22" w:name="what-is-runtime"/>
+        <w:t xml:space="preserve">This section prepares you for the week. It first briefly recalls the earlier topics this week builds on; it then</w:t>
+      </w:r>
+      <w:r>
+        <w:t xml:space="preserve"> </w:t>
+      </w:r>
+      <w:r>
+        <w:t xml:space="preserve">defines each of this week’s concepts in one sentence and links it to the section where it is explained in full.</w:t>
+      </w:r>
+    </w:p>
+    <w:bookmarkStart w:id="30" w:name="what-we-bring-from-earlier-weeks"/>
     <w:p>
       <w:pPr>
         <w:pStyle w:val="Heading3"/>
       </w:pPr>
       <w:r>
-        <w:t xml:space="preserve">What is runtime?</w:t>
+        <w:t xml:space="preserve">What we bring from earlier weeks</w:t>
       </w:r>
     </w:p>
     <w:p>
@@ -1958,29 +1984,90 @@
           <w:b/>
           <w:bCs/>
         </w:rPr>
-        <w:t xml:space="preserve">Runtime:</w:t>
-      </w:r>
-      <w:r>
-        <w:t xml:space="preserve"> </w:t>
-      </w:r>
-      <w:r>
-        <w:t xml:space="preserve">the moment the program is</w:t>
-      </w:r>
-      <w:r>
-        <w:t xml:space="preserve"> </w:t>
-      </w:r>
-      <w:r>
-        <w:rPr>
-          <w:b/>
-          <w:bCs/>
-        </w:rPr>
-        <w:t xml:space="preserve">executing</w:t>
-      </w:r>
-      <w:r>
-        <w:t xml:space="preserve"> </w:t>
-      </w:r>
-      <w:r>
-        <w:t xml:space="preserve">(not compile time).</w:t>
+        <w:t xml:space="preserve">The white-box attacker model</w:t>
+      </w:r>
+      <w:r>
+        <w:t xml:space="preserve"> </w:t>
+      </w:r>
+      <w:r>
+        <w:t xml:space="preserve">— the user who owns the device is also a potential attacker; they can read</w:t>
+      </w:r>
+      <w:r>
+        <w:t xml:space="preserve"> </w:t>
+      </w:r>
+      <w:r>
+        <w:t xml:space="preserve">memory, attach a debugger, and modify code</w:t>
+      </w:r>
+      <w:r>
+        <w:t xml:space="preserve"> </w:t>
+      </w:r>
+      <w:r>
+        <w:t xml:space="preserve">(</w:t>
+      </w:r>
+      <w:hyperlink r:id="rId25">
+        <w:r>
+          <w:rPr>
+            <w:rStyle w:val="Hyperlink"/>
+          </w:rPr>
+          <w:t xml:space="preserve">Week 1, §3</w:t>
+        </w:r>
+      </w:hyperlink>
+      <w:r>
+        <w:t xml:space="preserve">; see also the</w:t>
+      </w:r>
+      <w:r>
+        <w:t xml:space="preserve"> </w:t>
+      </w:r>
+      <w:r>
+        <w:t xml:space="preserve">“white-box</w:t>
+      </w:r>
+      <w:r>
+        <w:t xml:space="preserve"> </w:t>
+      </w:r>
+      <w:r>
+        <w:t xml:space="preserve">attacker’s six paths”</w:t>
+      </w:r>
+      <w:r>
+        <w:t xml:space="preserve"> </w:t>
+      </w:r>
+      <w:r>
+        <w:t xml:space="preserve">table:</w:t>
+      </w:r>
+      <w:r>
+        <w:t xml:space="preserve"> </w:t>
+      </w:r>
+      <w:hyperlink r:id="rId26">
+        <w:r>
+          <w:rPr>
+            <w:rStyle w:val="Hyperlink"/>
+          </w:rPr>
+          <w:t xml:space="preserve">Week 1, §5</w:t>
+        </w:r>
+      </w:hyperlink>
+      <w:r>
+        <w:t xml:space="preserve">). This</w:t>
+      </w:r>
+      <w:r>
+        <w:t xml:space="preserve"> </w:t>
+      </w:r>
+      <w:r>
+        <w:t xml:space="preserve">week we turn this model into RASP’s single attacker model under the name</w:t>
+      </w:r>
+      <w:r>
+        <w:t xml:space="preserve"> </w:t>
+      </w:r>
+      <w:r>
+        <w:rPr>
+          <w:b/>
+          <w:bCs/>
+        </w:rPr>
+        <w:t xml:space="preserve">MATE</w:t>
+      </w:r>
+      <w:r>
+        <w:t xml:space="preserve"> </w:t>
+      </w:r>
+      <w:r>
+        <w:t xml:space="preserve">(§1.1).</w:t>
       </w:r>
     </w:p>
     <w:p>
@@ -1992,30 +2079,46 @@
         </w:numPr>
       </w:pPr>
       <w:r>
-        <w:t xml:space="preserve">RASP protections kick in here: the program watches itself</w:t>
-      </w:r>
-      <w:r>
-        <w:t xml:space="preserve"> </w:t>
-      </w:r>
-      <w:r>
-        <w:rPr>
-          <w:b/>
-          <w:bCs/>
-        </w:rPr>
-        <w:t xml:space="preserve">while it runs</w:t>
-      </w:r>
-      <w:r>
-        <w:t xml:space="preserve">.</w:t>
-      </w:r>
-    </w:p>
-    <w:bookmarkEnd w:id="22"/>
-    <w:bookmarkStart w:id="23" w:name="what-is-rasp"/>
-    <w:p>
-      <w:pPr>
-        <w:pStyle w:val="Heading3"/>
-      </w:pPr>
-      <w:r>
-        <w:t xml:space="preserve">What is RASP?</w:t>
+        <w:rPr>
+          <w:b/>
+          <w:bCs/>
+        </w:rPr>
+        <w:t xml:space="preserve">Digest, MAC, and HMAC</w:t>
+      </w:r>
+      <w:r>
+        <w:t xml:space="preserve"> </w:t>
+      </w:r>
+      <w:r>
+        <w:t xml:space="preserve">— a digest is a fixed-size, one-way fingerprint computed from data; a MAC/HMAC proves</w:t>
+      </w:r>
+      <w:r>
+        <w:t xml:space="preserve"> </w:t>
+      </w:r>
+      <w:r>
+        <w:t xml:space="preserve">a message hasn’t changed using a shared secret key</w:t>
+      </w:r>
+      <w:r>
+        <w:t xml:space="preserve"> </w:t>
+      </w:r>
+      <w:r>
+        <w:t xml:space="preserve">(</w:t>
+      </w:r>
+      <w:hyperlink r:id="rId27">
+        <w:r>
+          <w:rPr>
+            <w:rStyle w:val="Hyperlink"/>
+          </w:rPr>
+          <w:t xml:space="preserve">Week 3, §2.4</w:t>
+        </w:r>
+      </w:hyperlink>
+      <w:r>
+        <w:t xml:space="preserve">). This week we use</w:t>
+      </w:r>
+      <w:r>
+        <w:t xml:space="preserve"> </w:t>
+      </w:r>
+      <w:r>
+        <w:t xml:space="preserve">HMAC-SHA-256 to verify the application’s own code (§3) and to build a control-flow chain (§9).</w:t>
       </w:r>
     </w:p>
     <w:p>
@@ -2023,7 +2126,7 @@
         <w:pStyle w:val="Compact"/>
         <w:numPr>
           <w:ilvl w:val="0"/>
-          <w:numId w:val="1003"/>
+          <w:numId w:val="1002"/>
         </w:numPr>
       </w:pPr>
       <w:r>
@@ -2031,13 +2134,64 @@
           <w:b/>
           <w:bCs/>
         </w:rPr>
-        <w:t xml:space="preserve">RASP (Runtime Application Self-Protection):</w:t>
-      </w:r>
-      <w:r>
-        <w:t xml:space="preserve"> </w:t>
-      </w:r>
-      <w:r>
-        <w:t xml:space="preserve">an application protecting itself while it runs.</w:t>
+        <w:t xml:space="preserve">Deriving keys from a master secret (HKDF)</w:t>
+      </w:r>
+      <w:r>
+        <w:t xml:space="preserve"> </w:t>
+      </w:r>
+      <w:r>
+        <w:t xml:space="preserve">— RFC 5869 HKDF is a function that derives new keys from a master</w:t>
+      </w:r>
+      <w:r>
+        <w:t xml:space="preserve"> </w:t>
+      </w:r>
+      <w:r>
+        <w:t xml:space="preserve">secret through Extract and Expand steps</w:t>
+      </w:r>
+      <w:r>
+        <w:t xml:space="preserve"> </w:t>
+      </w:r>
+      <w:r>
+        <w:t xml:space="preserve">(</w:t>
+      </w:r>
+      <w:hyperlink r:id="rId28">
+        <w:r>
+          <w:rPr>
+            <w:rStyle w:val="Hyperlink"/>
+          </w:rPr>
+          <w:t xml:space="preserve">Week 3, §7</w:t>
+        </w:r>
+      </w:hyperlink>
+      <w:r>
+        <w:t xml:space="preserve">).</w:t>
+      </w:r>
+      <w:r>
+        <w:t xml:space="preserve"> </w:t>
+      </w:r>
+      <w:r>
+        <w:t xml:space="preserve">This week we trace the same two steps by hand, deriving a key from a</w:t>
+      </w:r>
+      <w:r>
+        <w:t xml:space="preserve"> </w:t>
+      </w:r>
+      <w:r>
+        <w:rPr>
+          <w:b/>
+          <w:bCs/>
+        </w:rPr>
+        <w:t xml:space="preserve">device fingerprint</w:t>
+      </w:r>
+      <w:r>
+        <w:t xml:space="preserve"> </w:t>
+      </w:r>
+      <w:r>
+        <w:t xml:space="preserve">instead of a master</w:t>
+      </w:r>
+      <w:r>
+        <w:t xml:space="preserve"> </w:t>
+      </w:r>
+      <w:r>
+        <w:t xml:space="preserve">secret (§10.1).</w:t>
       </w:r>
     </w:p>
     <w:p>
@@ -2045,972 +2199,54 @@
         <w:pStyle w:val="Compact"/>
         <w:numPr>
           <w:ilvl w:val="0"/>
-          <w:numId w:val="1003"/>
+          <w:numId w:val="1002"/>
         </w:numPr>
       </w:pPr>
       <w:r>
-        <w:t xml:space="preserve">It</w:t>
-      </w:r>
-      <w:r>
-        <w:t xml:space="preserve"> </w:t>
-      </w:r>
-      <w:r>
-        <w:rPr>
-          <w:b/>
-          <w:bCs/>
-        </w:rPr>
-        <w:t xml:space="preserve">detects</w:t>
-      </w:r>
-      <w:r>
-        <w:t xml:space="preserve"> </w:t>
-      </w:r>
-      <w:r>
-        <w:t xml:space="preserve">threats such as tampering, debugging, and a fake environment, and</w:t>
-      </w:r>
-      <w:r>
-        <w:t xml:space="preserve"> </w:t>
-      </w:r>
-      <w:r>
-        <w:rPr>
-          <w:b/>
-          <w:bCs/>
-        </w:rPr>
-        <w:t xml:space="preserve">responds</w:t>
-      </w:r>
-      <w:r>
-        <w:t xml:space="preserve">.</w:t>
-      </w:r>
-    </w:p>
-    <w:bookmarkEnd w:id="23"/>
-    <w:bookmarkStart w:id="24" w:name="debugger"/>
+        <w:rPr>
+          <w:b/>
+          <w:bCs/>
+        </w:rPr>
+        <w:t xml:space="preserve">Device binding</w:t>
+      </w:r>
+      <w:r>
+        <w:t xml:space="preserve"> </w:t>
+      </w:r>
+      <w:r>
+        <w:t xml:space="preserve">— a secret being meaningful only on a specific device is the innermost layer of the security</w:t>
+      </w:r>
+      <w:r>
+        <w:t xml:space="preserve"> </w:t>
+      </w:r>
+      <w:r>
+        <w:t xml:space="preserve">shell (</w:t>
+      </w:r>
+      <w:hyperlink r:id="rId29">
+        <w:r>
+          <w:rPr>
+            <w:rStyle w:val="Hyperlink"/>
+          </w:rPr>
+          <w:t xml:space="preserve">Week 3, §13.1</w:t>
+        </w:r>
+      </w:hyperlink>
+      <w:r>
+        <w:t xml:space="preserve">). This week we make that layer part of a</w:t>
+      </w:r>
+      <w:r>
+        <w:t xml:space="preserve"> </w:t>
+      </w:r>
+      <w:r>
+        <w:t xml:space="preserve">RASP response policy (§10).</w:t>
+      </w:r>
+    </w:p>
+    <w:bookmarkEnd w:id="30"/>
+    <w:bookmarkStart w:id="31" w:name="this-weeks-concept-map"/>
     <w:p>
       <w:pPr>
         <w:pStyle w:val="Heading3"/>
       </w:pPr>
       <w:r>
-        <w:t xml:space="preserve">Debugger</w:t>
-      </w:r>
-    </w:p>
-    <w:p>
-      <w:pPr>
-        <w:pStyle w:val="Compact"/>
-        <w:numPr>
-          <w:ilvl w:val="0"/>
-          <w:numId w:val="1004"/>
-        </w:numPr>
-      </w:pPr>
-      <w:r>
-        <w:rPr>
-          <w:b/>
-          <w:bCs/>
-        </w:rPr>
-        <w:t xml:space="preserve">Debugger:</w:t>
-      </w:r>
-      <w:r>
-        <w:t xml:space="preserve"> </w:t>
-      </w:r>
-      <w:r>
-        <w:t xml:space="preserve">a tool that runs a program step by step, pauses it, and reads memory (gdb, lldb).</w:t>
-      </w:r>
-    </w:p>
-    <w:p>
-      <w:pPr>
-        <w:pStyle w:val="Compact"/>
-        <w:numPr>
-          <w:ilvl w:val="0"/>
-          <w:numId w:val="1004"/>
-        </w:numPr>
-      </w:pPr>
-      <w:r>
-        <w:t xml:space="preserve">An attacker uses it to trace the flow and change values.</w:t>
-      </w:r>
-    </w:p>
-    <w:p>
-      <w:pPr>
-        <w:pStyle w:val="Compact"/>
-        <w:numPr>
-          <w:ilvl w:val="0"/>
-          <w:numId w:val="1004"/>
-        </w:numPr>
-      </w:pPr>
-      <w:r>
-        <w:t xml:space="preserve">RASP asks:</w:t>
-      </w:r>
-      <w:r>
-        <w:t xml:space="preserve"> </w:t>
-      </w:r>
-      <w:r>
-        <w:t xml:space="preserve">“is a debugger attached to me?”</w:t>
-      </w:r>
-    </w:p>
-    <w:bookmarkEnd w:id="24"/>
-    <w:bookmarkStart w:id="25" w:name="emulator-and-virtual-machine"/>
-    <w:p>
-      <w:pPr>
-        <w:pStyle w:val="Heading3"/>
-      </w:pPr>
-      <w:r>
-        <w:t xml:space="preserve">Emulator and virtual machine</w:t>
-      </w:r>
-    </w:p>
-    <w:p>
-      <w:pPr>
-        <w:pStyle w:val="Compact"/>
-        <w:numPr>
-          <w:ilvl w:val="0"/>
-          <w:numId w:val="1005"/>
-        </w:numPr>
-      </w:pPr>
-      <w:r>
-        <w:rPr>
-          <w:b/>
-          <w:bCs/>
-        </w:rPr>
-        <w:t xml:space="preserve">Emulator/VM:</w:t>
-      </w:r>
-      <w:r>
-        <w:t xml:space="preserve"> </w:t>
-      </w:r>
-      <w:r>
-        <w:t xml:space="preserve">a software environment that</w:t>
-      </w:r>
-      <w:r>
-        <w:t xml:space="preserve"> </w:t>
-      </w:r>
-      <w:r>
-        <w:rPr>
-          <w:b/>
-          <w:bCs/>
-        </w:rPr>
-        <w:t xml:space="preserve">imitates</w:t>
-      </w:r>
-      <w:r>
-        <w:t xml:space="preserve"> </w:t>
-      </w:r>
-      <w:r>
-        <w:t xml:space="preserve">a device (Android emulator, QEMU).</w:t>
-      </w:r>
-    </w:p>
-    <w:p>
-      <w:pPr>
-        <w:pStyle w:val="Compact"/>
-        <w:numPr>
-          <w:ilvl w:val="0"/>
-          <w:numId w:val="1005"/>
-        </w:numPr>
-      </w:pPr>
-      <w:r>
-        <w:t xml:space="preserve">An attacker does their analysis here instead of on a real device (it’s easier).</w:t>
-      </w:r>
-    </w:p>
-    <w:p>
-      <w:pPr>
-        <w:pStyle w:val="Compact"/>
-        <w:numPr>
-          <w:ilvl w:val="0"/>
-          <w:numId w:val="1005"/>
-        </w:numPr>
-      </w:pPr>
-      <w:r>
-        <w:t xml:space="preserve">RASP tries to sense a fake environment.</w:t>
-      </w:r>
-    </w:p>
-    <w:bookmarkEnd w:id="25"/>
-    <w:bookmarkStart w:id="26" w:name="hook-and-instrumentation"/>
-    <w:p>
-      <w:pPr>
-        <w:pStyle w:val="Heading3"/>
-      </w:pPr>
-      <w:r>
-        <w:t xml:space="preserve">Hook and instrumentation</w:t>
-      </w:r>
-    </w:p>
-    <w:p>
-      <w:pPr>
-        <w:pStyle w:val="Compact"/>
-        <w:numPr>
-          <w:ilvl w:val="0"/>
-          <w:numId w:val="1006"/>
-        </w:numPr>
-      </w:pPr>
-      <w:r>
-        <w:rPr>
-          <w:b/>
-          <w:bCs/>
-        </w:rPr>
-        <w:t xml:space="preserve">Hook:</w:t>
-      </w:r>
-      <w:r>
-        <w:t xml:space="preserve"> </w:t>
-      </w:r>
-      <w:r>
-        <w:t xml:space="preserve">intercepting and changing a function’s call.</w:t>
-      </w:r>
-    </w:p>
-    <w:p>
-      <w:pPr>
-        <w:pStyle w:val="Compact"/>
-        <w:numPr>
-          <w:ilvl w:val="0"/>
-          <w:numId w:val="1006"/>
-        </w:numPr>
-      </w:pPr>
-      <w:r>
-        <w:rPr>
-          <w:b/>
-          <w:bCs/>
-        </w:rPr>
-        <w:t xml:space="preserve">Instrumentation:</w:t>
-      </w:r>
-      <w:r>
-        <w:t xml:space="preserve"> </w:t>
-      </w:r>
-      <w:r>
-        <w:t xml:space="preserve">injecting code into a running program to observe/change its behaviour.</w:t>
-      </w:r>
-    </w:p>
-    <w:p>
-      <w:pPr>
-        <w:pStyle w:val="Compact"/>
-        <w:numPr>
-          <w:ilvl w:val="0"/>
-          <w:numId w:val="1006"/>
-        </w:numPr>
-      </w:pPr>
-      <w:r>
-        <w:t xml:space="preserve">Tool:</w:t>
-      </w:r>
-      <w:r>
-        <w:t xml:space="preserve"> </w:t>
-      </w:r>
-      <w:r>
-        <w:rPr>
-          <w:b/>
-          <w:bCs/>
-        </w:rPr>
-        <w:t xml:space="preserve">Frida</w:t>
-      </w:r>
-      <w:r>
-        <w:t xml:space="preserve"> </w:t>
-      </w:r>
-      <w:r>
-        <w:t xml:space="preserve">(a very common dynamic instrumentation tool).</w:t>
-      </w:r>
-    </w:p>
-    <w:bookmarkEnd w:id="26"/>
-    <w:bookmarkStart w:id="27" w:name="ld_preload"/>
-    <w:p>
-      <w:pPr>
-        <w:pStyle w:val="Heading3"/>
-      </w:pPr>
-      <w:r>
-        <w:t xml:space="preserve">LD_PRELOAD</w:t>
-      </w:r>
-    </w:p>
-    <w:p>
-      <w:pPr>
-        <w:pStyle w:val="Compact"/>
-        <w:numPr>
-          <w:ilvl w:val="0"/>
-          <w:numId w:val="1007"/>
-        </w:numPr>
-      </w:pPr>
-      <w:r>
-        <w:rPr>
-          <w:b/>
-          <w:bCs/>
-        </w:rPr>
-        <w:t xml:space="preserve">LD_PRELOAD:</w:t>
-      </w:r>
-      <w:r>
-        <w:t xml:space="preserve"> </w:t>
-      </w:r>
-      <w:r>
-        <w:t xml:space="preserve">a way on Linux to load a library</w:t>
-      </w:r>
-      <w:r>
-        <w:t xml:space="preserve"> </w:t>
-      </w:r>
-      <w:r>
-        <w:rPr>
-          <w:b/>
-          <w:bCs/>
-        </w:rPr>
-        <w:t xml:space="preserve">before</w:t>
-      </w:r>
-      <w:r>
-        <w:t xml:space="preserve"> </w:t>
-      </w:r>
-      <w:r>
-        <w:t xml:space="preserve">the program and replace its functions.</w:t>
-      </w:r>
-    </w:p>
-    <w:p>
-      <w:pPr>
-        <w:pStyle w:val="Compact"/>
-        <w:numPr>
-          <w:ilvl w:val="0"/>
-          <w:numId w:val="1007"/>
-        </w:numPr>
-      </w:pPr>
-      <w:r>
-        <w:t xml:space="preserve">An attacker can use it to</w:t>
-      </w:r>
-      <w:r>
-        <w:t xml:space="preserve"> </w:t>
-      </w:r>
-      <w:r>
-        <w:rPr>
-          <w:b/>
-          <w:bCs/>
-        </w:rPr>
-        <w:t xml:space="preserve">hook</w:t>
-      </w:r>
-      <w:r>
-        <w:t xml:space="preserve"> </w:t>
-      </w:r>
-      <w:r>
-        <w:t xml:space="preserve">critical functions.</w:t>
-      </w:r>
-    </w:p>
-    <w:p>
-      <w:pPr>
-        <w:pStyle w:val="Compact"/>
-        <w:numPr>
-          <w:ilvl w:val="0"/>
-          <w:numId w:val="1007"/>
-        </w:numPr>
-      </w:pPr>
-      <w:r>
-        <w:t xml:space="preserve">RASP tries to detect this.</w:t>
-      </w:r>
-    </w:p>
-    <w:bookmarkEnd w:id="27"/>
-    <w:bookmarkStart w:id="28" w:name="integrity-and-self-hashing"/>
-    <w:p>
-      <w:pPr>
-        <w:pStyle w:val="Heading3"/>
-      </w:pPr>
-      <w:r>
-        <w:t xml:space="preserve">Integrity and self-hashing</w:t>
-      </w:r>
-    </w:p>
-    <w:p>
-      <w:pPr>
-        <w:pStyle w:val="Compact"/>
-        <w:numPr>
-          <w:ilvl w:val="0"/>
-          <w:numId w:val="1008"/>
-        </w:numPr>
-      </w:pPr>
-      <w:r>
-        <w:rPr>
-          <w:b/>
-          <w:bCs/>
-        </w:rPr>
-        <w:t xml:space="preserve">Integrity:</w:t>
-      </w:r>
-      <w:r>
-        <w:t xml:space="preserve"> </w:t>
-      </w:r>
-      <w:r>
-        <w:t xml:space="preserve">the code/file has</w:t>
-      </w:r>
-      <w:r>
-        <w:t xml:space="preserve"> </w:t>
-      </w:r>
-      <w:r>
-        <w:rPr>
-          <w:b/>
-          <w:bCs/>
-        </w:rPr>
-        <w:t xml:space="preserve">not changed</w:t>
-      </w:r>
-      <w:r>
-        <w:t xml:space="preserve">.</w:t>
-      </w:r>
-    </w:p>
-    <w:p>
-      <w:pPr>
-        <w:pStyle w:val="Compact"/>
-        <w:numPr>
-          <w:ilvl w:val="0"/>
-          <w:numId w:val="1008"/>
-        </w:numPr>
-      </w:pPr>
-      <w:r>
-        <w:rPr>
-          <w:b/>
-          <w:bCs/>
-        </w:rPr>
-        <w:t xml:space="preserve">Self-hashing:</w:t>
-      </w:r>
-      <w:r>
-        <w:t xml:space="preserve"> </w:t>
-      </w:r>
-      <w:r>
-        <w:t xml:space="preserve">the program computes a digest of</w:t>
-      </w:r>
-      <w:r>
-        <w:t xml:space="preserve"> </w:t>
-      </w:r>
-      <w:r>
-        <w:rPr>
-          <w:b/>
-          <w:bCs/>
-        </w:rPr>
-        <w:t xml:space="preserve">its own code</w:t>
-      </w:r>
-      <w:r>
-        <w:t xml:space="preserve"> </w:t>
-      </w:r>
-      <w:r>
-        <w:t xml:space="preserve">and compares it against the expected value.</w:t>
-      </w:r>
-    </w:p>
-    <w:p>
-      <w:pPr>
-        <w:pStyle w:val="Compact"/>
-        <w:numPr>
-          <w:ilvl w:val="0"/>
-          <w:numId w:val="1008"/>
-        </w:numPr>
-      </w:pPr>
-      <w:r>
-        <w:t xml:space="preserve">If it’s been tampered with, the digest won’t match.</w:t>
-      </w:r>
-    </w:p>
-    <w:bookmarkEnd w:id="28"/>
-    <w:bookmarkStart w:id="29" w:name="digest-checksumhash"/>
-    <w:p>
-      <w:pPr>
-        <w:pStyle w:val="Heading3"/>
-      </w:pPr>
-      <w:r>
-        <w:t xml:space="preserve">Digest (checksum/hash)</w:t>
-      </w:r>
-    </w:p>
-    <w:p>
-      <w:pPr>
-        <w:pStyle w:val="Compact"/>
-        <w:numPr>
-          <w:ilvl w:val="0"/>
-          <w:numId w:val="1009"/>
-        </w:numPr>
-      </w:pPr>
-      <w:r>
-        <w:rPr>
-          <w:b/>
-          <w:bCs/>
-        </w:rPr>
-        <w:t xml:space="preserve">Digest:</w:t>
-      </w:r>
-      <w:r>
-        <w:t xml:space="preserve"> </w:t>
-      </w:r>
-      <w:r>
-        <w:t xml:space="preserve">a fixed-size</w:t>
-      </w:r>
-      <w:r>
-        <w:t xml:space="preserve"> </w:t>
-      </w:r>
-      <w:r>
-        <w:rPr>
-          <w:b/>
-          <w:bCs/>
-        </w:rPr>
-        <w:t xml:space="preserve">fingerprint</w:t>
-      </w:r>
-      <w:r>
-        <w:t xml:space="preserve"> </w:t>
-      </w:r>
-      <w:r>
-        <w:t xml:space="preserve">computed from data (SHA-256).</w:t>
-      </w:r>
-    </w:p>
-    <w:p>
-      <w:pPr>
-        <w:pStyle w:val="Compact"/>
-        <w:numPr>
-          <w:ilvl w:val="0"/>
-          <w:numId w:val="1009"/>
-        </w:numPr>
-      </w:pPr>
-      <w:r>
-        <w:t xml:space="preserve">If the data changes, the digest changes.</w:t>
-      </w:r>
-    </w:p>
-    <w:p>
-      <w:pPr>
-        <w:pStyle w:val="Compact"/>
-        <w:numPr>
-          <w:ilvl w:val="0"/>
-          <w:numId w:val="1009"/>
-        </w:numPr>
-      </w:pPr>
-      <w:r>
-        <w:t xml:space="preserve">The foundation of integrity checking.</w:t>
-      </w:r>
-    </w:p>
-    <w:bookmarkEnd w:id="29"/>
-    <w:bookmarkStart w:id="30" w:name="root-jailbreak"/>
-    <w:p>
-      <w:pPr>
-        <w:pStyle w:val="Heading3"/>
-      </w:pPr>
-      <w:r>
-        <w:t xml:space="preserve">Root / jailbreak</w:t>
-      </w:r>
-    </w:p>
-    <w:p>
-      <w:pPr>
-        <w:pStyle w:val="Compact"/>
-        <w:numPr>
-          <w:ilvl w:val="0"/>
-          <w:numId w:val="1010"/>
-        </w:numPr>
-      </w:pPr>
-      <w:r>
-        <w:rPr>
-          <w:b/>
-          <w:bCs/>
-        </w:rPr>
-        <w:t xml:space="preserve">Root:</w:t>
-      </w:r>
-      <w:r>
-        <w:t xml:space="preserve"> </w:t>
-      </w:r>
-      <w:r>
-        <w:t xml:space="preserve">full privilege on a device (normally restricted).</w:t>
-      </w:r>
-    </w:p>
-    <w:p>
-      <w:pPr>
-        <w:pStyle w:val="Compact"/>
-        <w:numPr>
-          <w:ilvl w:val="0"/>
-          <w:numId w:val="1010"/>
-        </w:numPr>
-      </w:pPr>
-      <w:r>
-        <w:t xml:space="preserve">On a rooted device the protections weaken; the attacker can access everything.</w:t>
-      </w:r>
-    </w:p>
-    <w:p>
-      <w:pPr>
-        <w:pStyle w:val="Compact"/>
-        <w:numPr>
-          <w:ilvl w:val="0"/>
-          <w:numId w:val="1010"/>
-        </w:numPr>
-      </w:pPr>
-      <w:r>
-        <w:t xml:space="preserve">RASP asks:</w:t>
-      </w:r>
-      <w:r>
-        <w:t xml:space="preserve"> </w:t>
-      </w:r>
-      <w:r>
-        <w:t xml:space="preserve">“is the device rooted?”</w:t>
-      </w:r>
-    </w:p>
-    <w:bookmarkEnd w:id="30"/>
-    <w:bookmarkStart w:id="31" w:name="signature-verification"/>
-    <w:p>
-      <w:pPr>
-        <w:pStyle w:val="Heading3"/>
-      </w:pPr>
-      <w:r>
-        <w:t xml:space="preserve">Signature verification</w:t>
-      </w:r>
-    </w:p>
-    <w:p>
-      <w:pPr>
-        <w:pStyle w:val="Compact"/>
-        <w:numPr>
-          <w:ilvl w:val="0"/>
-          <w:numId w:val="1011"/>
-        </w:numPr>
-      </w:pPr>
-      <w:r>
-        <w:t xml:space="preserve">Application packages are signed with a</w:t>
-      </w:r>
-      <w:r>
-        <w:t xml:space="preserve"> </w:t>
-      </w:r>
-      <w:r>
-        <w:rPr>
-          <w:b/>
-          <w:bCs/>
-        </w:rPr>
-        <w:t xml:space="preserve">digital signature</w:t>
-      </w:r>
-      <w:r>
-        <w:t xml:space="preserve">.</w:t>
-      </w:r>
-    </w:p>
-    <w:p>
-      <w:pPr>
-        <w:pStyle w:val="Compact"/>
-        <w:numPr>
-          <w:ilvl w:val="0"/>
-          <w:numId w:val="1011"/>
-        </w:numPr>
-      </w:pPr>
-      <w:r>
-        <w:rPr>
-          <w:b/>
-          <w:bCs/>
-        </w:rPr>
-        <w:t xml:space="preserve">Signature verification:</w:t>
-      </w:r>
-      <w:r>
-        <w:t xml:space="preserve"> </w:t>
-      </w:r>
-      <w:r>
-        <w:t xml:space="preserve">checking whether the calling/loaded component’s signature is the expected one.</w:t>
-      </w:r>
-    </w:p>
-    <w:p>
-      <w:pPr>
-        <w:pStyle w:val="Compact"/>
-        <w:numPr>
-          <w:ilvl w:val="0"/>
-          <w:numId w:val="1011"/>
-        </w:numPr>
-      </w:pPr>
-      <w:r>
-        <w:t xml:space="preserve">It catches a fake/modified component.</w:t>
-      </w:r>
-    </w:p>
-    <w:bookmarkEnd w:id="31"/>
-    <w:bookmarkStart w:id="32" w:name="control-flow-integrity-counter"/>
-    <w:p>
-      <w:pPr>
-        <w:pStyle w:val="Heading3"/>
-      </w:pPr>
-      <w:r>
-        <w:t xml:space="preserve">Control-flow integrity (counter)</w:t>
-      </w:r>
-    </w:p>
-    <w:p>
-      <w:pPr>
-        <w:pStyle w:val="Compact"/>
-        <w:numPr>
-          <w:ilvl w:val="0"/>
-          <w:numId w:val="1012"/>
-        </w:numPr>
-      </w:pPr>
-      <w:r>
-        <w:t xml:space="preserve">If critical checks are done with</w:t>
-      </w:r>
-      <w:r>
-        <w:t xml:space="preserve"> </w:t>
-      </w:r>
-      <w:r>
-        <w:rPr>
-          <w:b/>
-          <w:bCs/>
-        </w:rPr>
-        <w:t xml:space="preserve">a single</w:t>
-      </w:r>
-      <w:r>
-        <w:rPr>
-          <w:b/>
-          <w:bCs/>
-        </w:rPr>
-        <w:t xml:space="preserve"> </w:t>
-      </w:r>
-      <w:r>
-        <w:rPr>
-          <w:rStyle w:val="VerbatimChar"/>
-          <w:b/>
-          <w:bCs/>
-        </w:rPr>
-        <w:t xml:space="preserve">if</w:t>
-      </w:r>
-      <w:r>
-        <w:t xml:space="preserve">, one patch at that single point skips them.</w:t>
-      </w:r>
-    </w:p>
-    <w:p>
-      <w:pPr>
-        <w:pStyle w:val="Compact"/>
-        <w:numPr>
-          <w:ilvl w:val="0"/>
-          <w:numId w:val="1012"/>
-        </w:numPr>
-      </w:pPr>
-      <w:r>
-        <w:rPr>
-          <w:b/>
-          <w:bCs/>
-        </w:rPr>
-        <w:t xml:space="preserve">Control-flow counter:</w:t>
-      </w:r>
-      <w:r>
-        <w:t xml:space="preserve"> </w:t>
-      </w:r>
-      <w:r>
-        <w:t xml:space="preserve">verifying by counting that the checks passed in the correct</w:t>
-      </w:r>
-      <w:r>
-        <w:t xml:space="preserve"> </w:t>
-      </w:r>
-      <w:r>
-        <w:rPr>
-          <w:b/>
-          <w:bCs/>
-        </w:rPr>
-        <w:t xml:space="preserve">order</w:t>
-      </w:r>
-      <w:r>
-        <w:t xml:space="preserve">.</w:t>
-      </w:r>
-    </w:p>
-    <w:p>
-      <w:pPr>
-        <w:pStyle w:val="Compact"/>
-        <w:numPr>
-          <w:ilvl w:val="0"/>
-          <w:numId w:val="1012"/>
-        </w:numPr>
-      </w:pPr>
-      <w:r>
-        <w:t xml:space="preserve">A single patch is no longer enough.</w:t>
-      </w:r>
-    </w:p>
-    <w:bookmarkEnd w:id="32"/>
-    <w:bookmarkStart w:id="33" w:name="response-policy"/>
-    <w:p>
-      <w:pPr>
-        <w:pStyle w:val="Heading3"/>
-      </w:pPr>
-      <w:r>
-        <w:t xml:space="preserve">Response policy</w:t>
-      </w:r>
-    </w:p>
-    <w:p>
-      <w:pPr>
-        <w:pStyle w:val="Compact"/>
-        <w:numPr>
-          <w:ilvl w:val="0"/>
-          <w:numId w:val="1013"/>
-        </w:numPr>
-      </w:pPr>
-      <w:r>
-        <w:rPr>
-          <w:b/>
-          <w:bCs/>
-        </w:rPr>
-        <w:t xml:space="preserve">Response policy:</w:t>
-      </w:r>
-      <w:r>
-        <w:t xml:space="preserve"> </w:t>
-      </w:r>
-      <w:r>
-        <w:t xml:space="preserve">what does RASP</w:t>
-      </w:r>
-      <w:r>
-        <w:t xml:space="preserve"> </w:t>
-      </w:r>
-      <w:r>
-        <w:rPr>
-          <w:b/>
-          <w:bCs/>
-        </w:rPr>
-        <w:t xml:space="preserve">do</w:t>
-      </w:r>
-      <w:r>
-        <w:t xml:space="preserve"> </w:t>
-      </w:r>
-      <w:r>
-        <w:t xml:space="preserve">once it sees a threat?</w:t>
-      </w:r>
-    </w:p>
-    <w:p>
-      <w:pPr>
-        <w:pStyle w:val="Compact"/>
-        <w:numPr>
-          <w:ilvl w:val="0"/>
-          <w:numId w:val="1013"/>
-        </w:numPr>
-      </w:pPr>
-      <w:r>
-        <w:t xml:space="preserve">Quietly shut down, restrict functionality, notify the server, delay the response…</w:t>
-      </w:r>
-    </w:p>
-    <w:p>
-      <w:pPr>
-        <w:pStyle w:val="Compact"/>
-        <w:numPr>
-          <w:ilvl w:val="0"/>
-          <w:numId w:val="1013"/>
-        </w:numPr>
-      </w:pPr>
-      <w:r>
-        <w:t xml:space="preserve">“Crash immediately”</w:t>
-      </w:r>
-      <w:r>
-        <w:t xml:space="preserve"> </w:t>
-      </w:r>
-      <w:r>
-        <w:t xml:space="preserve">is not always the best option.</w:t>
-      </w:r>
-    </w:p>
-    <w:bookmarkEnd w:id="33"/>
-    <w:bookmarkStart w:id="34" w:name="device-binding-and-deterrence"/>
-    <w:p>
-      <w:pPr>
-        <w:pStyle w:val="Heading3"/>
-      </w:pPr>
-      <w:r>
-        <w:t xml:space="preserve">Device binding and deterrence</w:t>
-      </w:r>
-    </w:p>
-    <w:p>
-      <w:pPr>
-        <w:pStyle w:val="Compact"/>
-        <w:numPr>
-          <w:ilvl w:val="0"/>
-          <w:numId w:val="1014"/>
-        </w:numPr>
-      </w:pPr>
-      <w:r>
-        <w:rPr>
-          <w:b/>
-          <w:bCs/>
-        </w:rPr>
-        <w:t xml:space="preserve">Device binding:</w:t>
-      </w:r>
-      <w:r>
-        <w:t xml:space="preserve"> </w:t>
-      </w:r>
-      <w:r>
-        <w:t xml:space="preserve">data/keys are only meaningful on</w:t>
-      </w:r>
-      <w:r>
-        <w:t xml:space="preserve"> </w:t>
-      </w:r>
-      <w:r>
-        <w:rPr>
-          <w:b/>
-          <w:bCs/>
-        </w:rPr>
-        <w:t xml:space="preserve">a specific device</w:t>
-      </w:r>
-      <w:r>
-        <w:t xml:space="preserve">.</w:t>
-      </w:r>
-    </w:p>
-    <w:p>
-      <w:pPr>
-        <w:pStyle w:val="Compact"/>
-        <w:numPr>
-          <w:ilvl w:val="0"/>
-          <w:numId w:val="1014"/>
-        </w:numPr>
-      </w:pPr>
-      <w:r>
-        <w:rPr>
-          <w:b/>
-          <w:bCs/>
-        </w:rPr>
-        <w:t xml:space="preserve">Deterrence:</w:t>
-      </w:r>
-      <w:r>
-        <w:t xml:space="preserve"> </w:t>
-      </w:r>
-      <w:r>
-        <w:t xml:space="preserve">making an attack costly/risky enough that the attacker gives up.</w:t>
-      </w:r>
-    </w:p>
-    <w:p>
-      <w:pPr>
-        <w:pStyle w:val="Compact"/>
-        <w:numPr>
-          <w:ilvl w:val="0"/>
-          <w:numId w:val="1014"/>
-        </w:numPr>
-      </w:pPr>
-      <w:r>
-        <w:t xml:space="preserve">RASP’s ultimate goal: raise the cost.</w:t>
-      </w:r>
-    </w:p>
-    <w:bookmarkEnd w:id="34"/>
-    <w:bookmarkStart w:id="35" w:name="now-were-ready"/>
-    <w:p>
-      <w:pPr>
-        <w:pStyle w:val="Heading3"/>
-      </w:pPr>
-      <w:r>
-        <w:t xml:space="preserve">Now we’re ready</w:t>
-      </w:r>
-    </w:p>
-    <w:p>
-      <w:pPr>
-        <w:pStyle w:val="FirstParagraph"/>
-      </w:pPr>
-      <w:r>
-        <w:t xml:space="preserve">Terms:</w:t>
-      </w:r>
-    </w:p>
-    <w:p>
-      <w:pPr>
-        <w:pStyle w:val="BodyText"/>
-      </w:pPr>
-      <w:r>
-        <w:t xml:space="preserve">runtime · RASP · debugger · emulator/VM · hook/Frida · LD_PRELOAD · integrity/self-hashing · digest · root ·</w:t>
-      </w:r>
-      <w:r>
-        <w:t xml:space="preserve"> </w:t>
-      </w:r>
-      <w:r>
-        <w:t xml:space="preserve">signature verification · control-flow counter · response policy · device binding · deterrence</w:t>
-      </w:r>
-    </w:p>
-    <w:p>
-      <w:pPr>
-        <w:pStyle w:val="BodyText"/>
-      </w:pPr>
-      <w:r>
-        <w:t xml:space="preserve">Now: what is RASP, what does it do?</w:t>
-      </w:r>
-    </w:p>
-    <w:bookmarkEnd w:id="35"/>
-    <w:bookmarkStart w:id="36" w:name="X5a2c23a1426903860c43882d1031ccb68df1a0c"/>
-    <w:p>
-      <w:pPr>
-        <w:pStyle w:val="Heading3"/>
-      </w:pPr>
-      <w:r>
-        <w:t xml:space="preserve">How do the concepts connect to each other?</w:t>
-      </w:r>
-    </w:p>
-    <w:p>
-      <w:pPr>
-        <w:pStyle w:val="FirstParagraph"/>
-      </w:pPr>
-      <w:r>
-        <w:t xml:space="preserve">The terms above are not a random list; each one builds on the previous one. If you forget a term further along,</w:t>
-      </w:r>
-      <w:r>
-        <w:t xml:space="preserve"> </w:t>
-      </w:r>
-      <w:r>
-        <w:t xml:space="preserve">go back to the</w:t>
-      </w:r>
-      <w:r>
-        <w:t xml:space="preserve"> </w:t>
-      </w:r>
-      <w:r>
-        <w:t xml:space="preserve">“prerequisite”</w:t>
-      </w:r>
-      <w:r>
-        <w:t xml:space="preserve"> </w:t>
-      </w:r>
-      <w:r>
-        <w:t xml:space="preserve">column of the table below and refresh it first.</w:t>
+        <w:t xml:space="preserve">This week’s concept map</w:t>
       </w:r>
     </w:p>
     <w:tbl>
@@ -3036,29 +2272,29 @@
               <w:pStyle w:val="Compact"/>
             </w:pPr>
             <w:r>
-              <w:t xml:space="preserve">Term</w:t>
-            </w:r>
-          </w:p>
-        </w:tc>
-        <w:tc>
-          <w:tcPr/>
-          <w:p>
-            <w:pPr>
-              <w:pStyle w:val="Compact"/>
-            </w:pPr>
-            <w:r>
-              <w:t xml:space="preserve">Prerequisite</w:t>
-            </w:r>
-          </w:p>
-        </w:tc>
-        <w:tc>
-          <w:tcPr/>
-          <w:p>
-            <w:pPr>
-              <w:pStyle w:val="Compact"/>
-            </w:pPr>
-            <w:r>
-              <w:t xml:space="preserve">Which section goes deeper?</w:t>
+              <w:t xml:space="preserve">Concept</w:t>
+            </w:r>
+          </w:p>
+        </w:tc>
+        <w:tc>
+          <w:tcPr/>
+          <w:p>
+            <w:pPr>
+              <w:pStyle w:val="Compact"/>
+            </w:pPr>
+            <w:r>
+              <w:t xml:space="preserve">In one sentence</w:t>
+            </w:r>
+          </w:p>
+        </w:tc>
+        <w:tc>
+          <w:tcPr/>
+          <w:p>
+            <w:pPr>
+              <w:pStyle w:val="Compact"/>
+            </w:pPr>
+            <w:r>
+              <w:t xml:space="preserve">Detail</w:t>
             </w:r>
           </w:p>
         </w:tc>
@@ -3082,19 +2318,24 @@
               <w:pStyle w:val="Compact"/>
             </w:pPr>
             <w:r>
-              <w:t xml:space="preserve">runtime, the MATE model</w:t>
-            </w:r>
-          </w:p>
-        </w:tc>
-        <w:tc>
-          <w:tcPr/>
-          <w:p>
-            <w:pPr>
-              <w:pStyle w:val="Compact"/>
-            </w:pPr>
-            <w:r>
-              <w:t xml:space="preserve">Section 1</w:t>
-            </w:r>
+              <w:t xml:space="preserve">RASP is a set of protections embedded inside an application that watch themselves at runtime and respond to an attack through detection, defence, and deterrence.</w:t>
+            </w:r>
+          </w:p>
+        </w:tc>
+        <w:tc>
+          <w:tcPr/>
+          <w:p>
+            <w:pPr>
+              <w:pStyle w:val="Compact"/>
+            </w:pPr>
+            <w:hyperlink w:anchor="Xce14066fe1e802494181e87112b8a7d1d485c03">
+              <w:r>
+                <w:rPr>
+                  <w:rStyle w:val="Hyperlink"/>
+                </w:rPr>
+                <w:t xml:space="preserve">§1</w:t>
+              </w:r>
+            </w:hyperlink>
           </w:p>
         </w:tc>
       </w:tr>
@@ -3106,30 +2347,41 @@
               <w:pStyle w:val="Compact"/>
             </w:pPr>
             <w:r>
-              <w:t xml:space="preserve">RASP architecture (when/where/how)</w:t>
-            </w:r>
-          </w:p>
-        </w:tc>
-        <w:tc>
-          <w:tcPr/>
-          <w:p>
-            <w:pPr>
-              <w:pStyle w:val="Compact"/>
-            </w:pPr>
-            <w:r>
-              <w:t xml:space="preserve">RASP’s three functions</w:t>
-            </w:r>
-          </w:p>
-        </w:tc>
-        <w:tc>
-          <w:tcPr/>
-          <w:p>
-            <w:pPr>
-              <w:pStyle w:val="Compact"/>
-            </w:pPr>
-            <w:r>
-              <w:t xml:space="preserve">Section 2</w:t>
-            </w:r>
+              <w:t xml:space="preserve">MATE attacker model</w:t>
+            </w:r>
+          </w:p>
+        </w:tc>
+        <w:tc>
+          <w:tcPr/>
+          <w:p>
+            <w:pPr>
+              <w:pStyle w:val="Compact"/>
+            </w:pPr>
+            <w:r>
+              <w:t xml:space="preserve">MATE (</w:t>
+            </w:r>
+            <w:r>
+              <w:t xml:space="preserve">“Man-At-The-End”</w:t>
+            </w:r>
+            <w:r>
+              <w:t xml:space="preserve">) is an attacker model where the attacker owns the device/endpoint the application runs on, can read memory, modify code, and attach a debugger.</w:t>
+            </w:r>
+          </w:p>
+        </w:tc>
+        <w:tc>
+          <w:tcPr/>
+          <w:p>
+            <w:pPr>
+              <w:pStyle w:val="Compact"/>
+            </w:pPr>
+            <w:hyperlink w:anchor="X000b019dad13ad83b489031ee4b3c83b4d80dd0">
+              <w:r>
+                <w:rPr>
+                  <w:rStyle w:val="Hyperlink"/>
+                </w:rPr>
+                <w:t xml:space="preserve">§1.1</w:t>
+              </w:r>
+            </w:hyperlink>
           </w:p>
         </w:tc>
       </w:tr>
@@ -3141,30 +2393,47 @@
               <w:pStyle w:val="Compact"/>
             </w:pPr>
             <w:r>
-              <w:t xml:space="preserve">Integrity / self-hashing</w:t>
-            </w:r>
-          </w:p>
-        </w:tc>
-        <w:tc>
-          <w:tcPr/>
-          <w:p>
-            <w:pPr>
-              <w:pStyle w:val="Compact"/>
-            </w:pPr>
-            <w:r>
-              <w:t xml:space="preserve">digest (hash), Week 3 HMAC</w:t>
-            </w:r>
-          </w:p>
-        </w:tc>
-        <w:tc>
-          <w:tcPr/>
-          <w:p>
-            <w:pPr>
-              <w:pStyle w:val="Compact"/>
-            </w:pPr>
-            <w:r>
-              <w:t xml:space="preserve">Section 3</w:t>
-            </w:r>
+              <w:t xml:space="preserve">RASP architecture</w:t>
+            </w:r>
+          </w:p>
+        </w:tc>
+        <w:tc>
+          <w:tcPr/>
+          <w:p>
+            <w:pPr>
+              <w:pStyle w:val="Compact"/>
+            </w:pPr>
+            <w:r>
+              <w:t xml:space="preserve">RASP checks run at load time, right before a sensitive operation, and in the background at irregular intervals, at many points in the code, and tie the result to a data dependency rather than an</w:t>
+            </w:r>
+            <w:r>
+              <w:t xml:space="preserve"> </w:t>
+            </w:r>
+            <w:r>
+              <w:rPr>
+                <w:rStyle w:val="VerbatimChar"/>
+              </w:rPr>
+              <w:t xml:space="preserve">if</w:t>
+            </w:r>
+            <w:r>
+              <w:t xml:space="preserve">.</w:t>
+            </w:r>
+          </w:p>
+        </w:tc>
+        <w:tc>
+          <w:tcPr/>
+          <w:p>
+            <w:pPr>
+              <w:pStyle w:val="Compact"/>
+            </w:pPr>
+            <w:hyperlink w:anchor="X2e53e0030d500a166947497a6aad14e71e72a5c">
+              <w:r>
+                <w:rPr>
+                  <w:rStyle w:val="Hyperlink"/>
+                </w:rPr>
+                <w:t xml:space="preserve">§2</w:t>
+              </w:r>
+            </w:hyperlink>
           </w:p>
         </w:tc>
       </w:tr>
@@ -3176,30 +2445,35 @@
               <w:pStyle w:val="Compact"/>
             </w:pPr>
             <w:r>
-              <w:t xml:space="preserve">Debugger detection</w:t>
-            </w:r>
-          </w:p>
-        </w:tc>
-        <w:tc>
-          <w:tcPr/>
-          <w:p>
-            <w:pPr>
-              <w:pStyle w:val="Compact"/>
-            </w:pPr>
-            <w:r>
-              <w:t xml:space="preserve">runtime</w:t>
-            </w:r>
-          </w:p>
-        </w:tc>
-        <w:tc>
-          <w:tcPr/>
-          <w:p>
-            <w:pPr>
-              <w:pStyle w:val="Compact"/>
-            </w:pPr>
-            <w:r>
-              <w:t xml:space="preserve">Section 4</w:t>
-            </w:r>
+              <w:t xml:space="preserve">Integrity / self-hashing</w:t>
+            </w:r>
+          </w:p>
+        </w:tc>
+        <w:tc>
+          <w:tcPr/>
+          <w:p>
+            <w:pPr>
+              <w:pStyle w:val="Compact"/>
+            </w:pPr>
+            <w:r>
+              <w:t xml:space="preserve">Self-hashing is the application computing an HMAC digest of its own code/file at runtime and comparing it against a known golden value to catch a patch/tamper.</w:t>
+            </w:r>
+          </w:p>
+        </w:tc>
+        <w:tc>
+          <w:tcPr/>
+          <w:p>
+            <w:pPr>
+              <w:pStyle w:val="Compact"/>
+            </w:pPr>
+            <w:hyperlink w:anchor="Xc15f05eb8e7a6d2f87c780243d06444f8a6cc5b">
+              <w:r>
+                <w:rPr>
+                  <w:rStyle w:val="Hyperlink"/>
+                </w:rPr>
+                <w:t xml:space="preserve">§3</w:t>
+              </w:r>
+            </w:hyperlink>
           </w:p>
         </w:tc>
       </w:tr>
@@ -3211,42 +2485,35 @@
               <w:pStyle w:val="Compact"/>
             </w:pPr>
             <w:r>
-              <w:t xml:space="preserve">Emulator/VM detection</w:t>
-            </w:r>
-          </w:p>
-        </w:tc>
-        <w:tc>
-          <w:tcPr/>
-          <w:p>
-            <w:pPr>
-              <w:pStyle w:val="Compact"/>
-            </w:pPr>
-            <w:r>
-              <w:t xml:space="preserve">debugger detection’s</w:t>
-            </w:r>
-            <w:r>
-              <w:t xml:space="preserve"> </w:t>
-            </w:r>
-            <w:r>
-              <w:t xml:space="preserve">“signal, not proof”</w:t>
-            </w:r>
-            <w:r>
-              <w:t xml:space="preserve"> </w:t>
-            </w:r>
-            <w:r>
-              <w:t xml:space="preserve">lesson</w:t>
-            </w:r>
-          </w:p>
-        </w:tc>
-        <w:tc>
-          <w:tcPr/>
-          <w:p>
-            <w:pPr>
-              <w:pStyle w:val="Compact"/>
-            </w:pPr>
-            <w:r>
-              <w:t xml:space="preserve">Section 5</w:t>
-            </w:r>
+              <w:t xml:space="preserve">Debugger detection</w:t>
+            </w:r>
+          </w:p>
+        </w:tc>
+        <w:tc>
+          <w:tcPr/>
+          <w:p>
+            <w:pPr>
+              <w:pStyle w:val="Compact"/>
+            </w:pPr>
+            <w:r>
+              <w:t xml:space="preserve">Anti-debug is reading information the kernel/OS already keeps (TracerPid on Linux, PEB on Windows) to work out whether a debugger is attached to the process.</w:t>
+            </w:r>
+          </w:p>
+        </w:tc>
+        <w:tc>
+          <w:tcPr/>
+          <w:p>
+            <w:pPr>
+              <w:pStyle w:val="Compact"/>
+            </w:pPr>
+            <w:hyperlink w:anchor="X9a8bd35163bc3af5fef7ba54b3d43075e65d5c5">
+              <w:r>
+                <w:rPr>
+                  <w:rStyle w:val="Hyperlink"/>
+                </w:rPr>
+                <w:t xml:space="preserve">§4</w:t>
+              </w:r>
+            </w:hyperlink>
           </w:p>
         </w:tc>
       </w:tr>
@@ -3258,30 +2525,35 @@
               <w:pStyle w:val="Compact"/>
             </w:pPr>
             <w:r>
-              <w:t xml:space="preserve">Hook / LD_PRELOAD detection</w:t>
-            </w:r>
-          </w:p>
-        </w:tc>
-        <w:tc>
-          <w:tcPr/>
-          <w:p>
-            <w:pPr>
-              <w:pStyle w:val="Compact"/>
-            </w:pPr>
-            <w:r>
-              <w:t xml:space="preserve">how bypassable debugger and emulator detection are</w:t>
-            </w:r>
-          </w:p>
-        </w:tc>
-        <w:tc>
-          <w:tcPr/>
-          <w:p>
-            <w:pPr>
-              <w:pStyle w:val="Compact"/>
-            </w:pPr>
-            <w:r>
-              <w:t xml:space="preserve">Section 6</w:t>
-            </w:r>
+              <w:t xml:space="preserve">Emulator/VM detection</w:t>
+            </w:r>
+          </w:p>
+        </w:tc>
+        <w:tc>
+          <w:tcPr/>
+          <w:p>
+            <w:pPr>
+              <w:pStyle w:val="Compact"/>
+            </w:pPr>
+            <w:r>
+              <w:t xml:space="preserve">Environment detection is trying to sense, from clues like the CPUID hypervisor bit, the vendor signature, and timing measurements, whether the application is running on a virtual machine/emulator or on real hardware.</w:t>
+            </w:r>
+          </w:p>
+        </w:tc>
+        <w:tc>
+          <w:tcPr/>
+          <w:p>
+            <w:pPr>
+              <w:pStyle w:val="Compact"/>
+            </w:pPr>
+            <w:hyperlink w:anchor="X5da2a05dba99b4179e9b4092767be33aab3b214">
+              <w:r>
+                <w:rPr>
+                  <w:rStyle w:val="Hyperlink"/>
+                </w:rPr>
+                <w:t xml:space="preserve">§5</w:t>
+              </w:r>
+            </w:hyperlink>
           </w:p>
         </w:tc>
       </w:tr>
@@ -3293,30 +2565,65 @@
               <w:pStyle w:val="Compact"/>
             </w:pPr>
             <w:r>
-              <w:t xml:space="preserve">Dynamic memory protection</w:t>
-            </w:r>
-          </w:p>
-        </w:tc>
-        <w:tc>
-          <w:tcPr/>
-          <w:p>
-            <w:pPr>
-              <w:pStyle w:val="Compact"/>
-            </w:pPr>
-            <w:r>
-              <w:t xml:space="preserve">Week 1 memory layout, debugger/hook detection</w:t>
-            </w:r>
-          </w:p>
-        </w:tc>
-        <w:tc>
-          <w:tcPr/>
-          <w:p>
-            <w:pPr>
-              <w:pStyle w:val="Compact"/>
-            </w:pPr>
-            <w:r>
-              <w:t xml:space="preserve">Section 7</w:t>
-            </w:r>
+              <w:t xml:space="preserve">Hook / LD_PRELOAD detection</w:t>
+            </w:r>
+          </w:p>
+        </w:tc>
+        <w:tc>
+          <w:tcPr/>
+          <w:p>
+            <w:pPr>
+              <w:pStyle w:val="Compact"/>
+            </w:pPr>
+            <w:r>
+              <w:t xml:space="preserve">Hook detection is checking which shared object (</w:t>
+            </w:r>
+            <w:r>
+              <w:rPr>
+                <w:rStyle w:val="VerbatimChar"/>
+              </w:rPr>
+              <w:t xml:space="preserve">.so</w:t>
+            </w:r>
+            <w:r>
+              <w:t xml:space="preserve">) a critical function actually resolves from, using</w:t>
+            </w:r>
+            <w:r>
+              <w:t xml:space="preserve"> </w:t>
+            </w:r>
+            <w:r>
+              <w:rPr>
+                <w:rStyle w:val="VerbatimChar"/>
+              </w:rPr>
+              <w:t xml:space="preserve">dlsym</w:t>
+            </w:r>
+            <w:r>
+              <w:t xml:space="preserve">+</w:t>
+            </w:r>
+            <w:r>
+              <w:rPr>
+                <w:rStyle w:val="VerbatimChar"/>
+              </w:rPr>
+              <w:t xml:space="preserve">dladdr</w:t>
+            </w:r>
+            <w:r>
+              <w:t xml:space="preserve">, to find out whether it’s been replaced by a tool like LD_PRELOAD/Frida.</w:t>
+            </w:r>
+          </w:p>
+        </w:tc>
+        <w:tc>
+          <w:tcPr/>
+          <w:p>
+            <w:pPr>
+              <w:pStyle w:val="Compact"/>
+            </w:pPr>
+            <w:hyperlink w:anchor="X27d862eb1924c0e59cb3fbcc64400ba19fbf7f6">
+              <w:r>
+                <w:rPr>
+                  <w:rStyle w:val="Hyperlink"/>
+                </w:rPr>
+                <w:t xml:space="preserve">§6</w:t>
+              </w:r>
+            </w:hyperlink>
           </w:p>
         </w:tc>
       </w:tr>
@@ -3328,30 +2635,35 @@
               <w:pStyle w:val="Compact"/>
             </w:pPr>
             <w:r>
-              <w:t xml:space="preserve">Root indicator</w:t>
-            </w:r>
-          </w:p>
-        </w:tc>
-        <w:tc>
-          <w:tcPr/>
-          <w:p>
-            <w:pPr>
-              <w:pStyle w:val="Compact"/>
-            </w:pPr>
-            <w:r>
-              <w:t xml:space="preserve">the concept of privilege</w:t>
-            </w:r>
-          </w:p>
-        </w:tc>
-        <w:tc>
-          <w:tcPr/>
-          <w:p>
-            <w:pPr>
-              <w:pStyle w:val="Compact"/>
-            </w:pPr>
-            <w:r>
-              <w:t xml:space="preserve">Section 8.1</w:t>
-            </w:r>
+              <w:t xml:space="preserve">Dynamic memory protection</w:t>
+            </w:r>
+          </w:p>
+        </w:tc>
+        <w:tc>
+          <w:tcPr/>
+          <w:p>
+            <w:pPr>
+              <w:pStyle w:val="Compact"/>
+            </w:pPr>
+            <w:r>
+              <w:t xml:space="preserve">Dynamic memory protection is the whole set of measures that make it harder to read (disabling dumps, locking) and to silently modify (shadow copy + digest) sensitive data in a running program’s memory.</w:t>
+            </w:r>
+          </w:p>
+        </w:tc>
+        <w:tc>
+          <w:tcPr/>
+          <w:p>
+            <w:pPr>
+              <w:pStyle w:val="Compact"/>
+            </w:pPr>
+            <w:hyperlink w:anchor="X8129bcd679b04c2cc2c34a588fcf1d057432ad6">
+              <w:r>
+                <w:rPr>
+                  <w:rStyle w:val="Hyperlink"/>
+                </w:rPr>
+                <w:t xml:space="preserve">§7</w:t>
+              </w:r>
+            </w:hyperlink>
           </w:p>
         </w:tc>
       </w:tr>
@@ -3363,30 +2675,35 @@
               <w:pStyle w:val="Compact"/>
             </w:pPr>
             <w:r>
-              <w:t xml:space="preserve">Component/package signature verification</w:t>
-            </w:r>
-          </w:p>
-        </w:tc>
-        <w:tc>
-          <w:tcPr/>
-          <w:p>
-            <w:pPr>
-              <w:pStyle w:val="Compact"/>
-            </w:pPr>
-            <w:r>
-              <w:t xml:space="preserve">Week 3 HMAC/digital signature</w:t>
-            </w:r>
-          </w:p>
-        </w:tc>
-        <w:tc>
-          <w:tcPr/>
-          <w:p>
-            <w:pPr>
-              <w:pStyle w:val="Compact"/>
-            </w:pPr>
-            <w:r>
-              <w:t xml:space="preserve">Section 8.2</w:t>
-            </w:r>
+              <w:t xml:space="preserve">Root indicator</w:t>
+            </w:r>
+          </w:p>
+        </w:tc>
+        <w:tc>
+          <w:tcPr/>
+          <w:p>
+            <w:pPr>
+              <w:pStyle w:val="Compact"/>
+            </w:pPr>
+            <w:r>
+              <w:t xml:space="preserve">A root indicator is a signal — never treated as proof on its own — that points to a device’s/process’s security restrictions having been removed (root/jailbreak) or to it running with elevated privilege.</w:t>
+            </w:r>
+          </w:p>
+        </w:tc>
+        <w:tc>
+          <w:tcPr/>
+          <w:p>
+            <w:pPr>
+              <w:pStyle w:val="Compact"/>
+            </w:pPr>
+            <w:hyperlink w:anchor="Xb241e41738d3e29c310944e72c2a039ac743603">
+              <w:r>
+                <w:rPr>
+                  <w:rStyle w:val="Hyperlink"/>
+                </w:rPr>
+                <w:t xml:space="preserve">§8.1</w:t>
+              </w:r>
+            </w:hyperlink>
           </w:p>
         </w:tc>
       </w:tr>
@@ -3398,42 +2715,35 @@
               <w:pStyle w:val="Compact"/>
             </w:pPr>
             <w:r>
-              <w:t xml:space="preserve">Control-flow counter</w:t>
-            </w:r>
-          </w:p>
-        </w:tc>
-        <w:tc>
-          <w:tcPr/>
-          <w:p>
-            <w:pPr>
-              <w:pStyle w:val="Compact"/>
-            </w:pPr>
-            <w:r>
-              <w:t xml:space="preserve">the</w:t>
-            </w:r>
-            <w:r>
-              <w:t xml:space="preserve"> </w:t>
-            </w:r>
-            <w:r>
-              <w:t xml:space="preserve">“single point”</w:t>
-            </w:r>
-            <w:r>
-              <w:t xml:space="preserve"> </w:t>
-            </w:r>
-            <w:r>
-              <w:t xml:space="preserve">weakness of integrity checking</w:t>
-            </w:r>
-          </w:p>
-        </w:tc>
-        <w:tc>
-          <w:tcPr/>
-          <w:p>
-            <w:pPr>
-              <w:pStyle w:val="Compact"/>
-            </w:pPr>
-            <w:r>
-              <w:t xml:space="preserve">Section 9</w:t>
-            </w:r>
+              <w:t xml:space="preserve">Component signature verification</w:t>
+            </w:r>
+          </w:p>
+        </w:tc>
+        <w:tc>
+          <w:tcPr/>
+          <w:p>
+            <w:pPr>
+              <w:pStyle w:val="Compact"/>
+            </w:pPr>
+            <w:r>
+              <w:t xml:space="preserve">Component signature verification is checking whether a dynamically loaded module/package carries the expected signature/digest before it’s loaded, to catch repackaging.</w:t>
+            </w:r>
+          </w:p>
+        </w:tc>
+        <w:tc>
+          <w:tcPr/>
+          <w:p>
+            <w:pPr>
+              <w:pStyle w:val="Compact"/>
+            </w:pPr>
+            <w:hyperlink w:anchor="Xcea428674a7b0d263386d3f283c6b6aab1996f3">
+              <w:r>
+                <w:rPr>
+                  <w:rStyle w:val="Hyperlink"/>
+                </w:rPr>
+                <w:t xml:space="preserve">§8.2</w:t>
+              </w:r>
+            </w:hyperlink>
           </w:p>
         </w:tc>
       </w:tr>
@@ -3445,30 +2755,44 @@
               <w:pStyle w:val="Compact"/>
             </w:pPr>
             <w:r>
-              <w:t xml:space="preserve">Response policy</w:t>
-            </w:r>
-          </w:p>
-        </w:tc>
-        <w:tc>
-          <w:tcPr/>
-          <w:p>
-            <w:pPr>
-              <w:pStyle w:val="Compact"/>
-            </w:pPr>
-            <w:r>
-              <w:t xml:space="preserve">all the detection signals</w:t>
-            </w:r>
-          </w:p>
-        </w:tc>
-        <w:tc>
-          <w:tcPr/>
-          <w:p>
-            <w:pPr>
-              <w:pStyle w:val="Compact"/>
-            </w:pPr>
-            <w:r>
-              <w:t xml:space="preserve">Section 10</w:t>
-            </w:r>
+              <w:t xml:space="preserve">Control-flow counter</w:t>
+            </w:r>
+          </w:p>
+        </w:tc>
+        <w:tc>
+          <w:tcPr/>
+          <w:p>
+            <w:pPr>
+              <w:pStyle w:val="Compact"/>
+            </w:pPr>
+            <w:r>
+              <w:t xml:space="preserve">A control-flow counter is a technique that ties security checkpoints to a key chain (</w:t>
+            </w:r>
+            <w:r>
+              <w:rPr>
+                <w:rStyle w:val="VerbatimChar"/>
+              </w:rPr>
+              <w:t xml:space="preserve">acc = HMAC(acc, stage)</w:t>
+            </w:r>
+            <w:r>
+              <w:t xml:space="preserve">) so that being passed in the correct order matters, making patching a single check useless.</w:t>
+            </w:r>
+          </w:p>
+        </w:tc>
+        <w:tc>
+          <w:tcPr/>
+          <w:p>
+            <w:pPr>
+              <w:pStyle w:val="Compact"/>
+            </w:pPr>
+            <w:hyperlink w:anchor="X7f634b7d9235ca423fa8e76f5fa459b8c2f1f2f">
+              <w:r>
+                <w:rPr>
+                  <w:rStyle w:val="Hyperlink"/>
+                </w:rPr>
+                <w:t xml:space="preserve">§9</w:t>
+              </w:r>
+            </w:hyperlink>
           </w:p>
         </w:tc>
       </w:tr>
@@ -3480,34 +2804,570 @@
               <w:pStyle w:val="Compact"/>
             </w:pPr>
             <w:r>
-              <w:t xml:space="preserve">Device binding</w:t>
-            </w:r>
-          </w:p>
-        </w:tc>
-        <w:tc>
-          <w:tcPr/>
-          <w:p>
-            <w:pPr>
-              <w:pStyle w:val="Compact"/>
-            </w:pPr>
-            <w:r>
-              <w:t xml:space="preserve">Week 3 HKDF, response policy</w:t>
-            </w:r>
-          </w:p>
-        </w:tc>
-        <w:tc>
-          <w:tcPr/>
-          <w:p>
-            <w:pPr>
-              <w:pStyle w:val="Compact"/>
-            </w:pPr>
-            <w:r>
-              <w:t xml:space="preserve">Section 10</w:t>
-            </w:r>
+              <w:t xml:space="preserve">Response policy and device binding</w:t>
+            </w:r>
+          </w:p>
+        </w:tc>
+        <w:tc>
+          <w:tcPr/>
+          <w:p>
+            <w:pPr>
+              <w:pStyle w:val="Compact"/>
+            </w:pPr>
+            <w:r>
+              <w:t xml:space="preserve">A response policy is choosing, once a threat is detected, among options like erasing the secret, returning a decoy, binding to the device/version, and notifying the server, the response that gives the attacker the least information.</w:t>
+            </w:r>
+          </w:p>
+        </w:tc>
+        <w:tc>
+          <w:tcPr/>
+          <w:p>
+            <w:pPr>
+              <w:pStyle w:val="Compact"/>
+            </w:pPr>
+            <w:hyperlink w:anchor="Xebdb0bbb2351fef16eeec1c895006d13b515fd5">
+              <w:r>
+                <w:rPr>
+                  <w:rStyle w:val="Hyperlink"/>
+                </w:rPr>
+                <w:t xml:space="preserve">§10</w:t>
+              </w:r>
+            </w:hyperlink>
           </w:p>
         </w:tc>
       </w:tr>
     </w:tbl>
+    <w:bookmarkEnd w:id="31"/>
+    <w:bookmarkStart w:id="32" w:name="X5a2c23a1426903860c43882d1031ccb68df1a0c"/>
+    <w:p>
+      <w:pPr>
+        <w:pStyle w:val="Heading3"/>
+      </w:pPr>
+      <w:r>
+        <w:t xml:space="preserve">How do the concepts connect to each other?</w:t>
+      </w:r>
+    </w:p>
+    <w:p>
+      <w:pPr>
+        <w:pStyle w:val="FirstParagraph"/>
+      </w:pPr>
+      <w:r>
+        <w:t xml:space="preserve">The concepts above are not a random list; each one builds on the previous one. If you forget a concept further</w:t>
+      </w:r>
+      <w:r>
+        <w:t xml:space="preserve"> </w:t>
+      </w:r>
+      <w:r>
+        <w:t xml:space="preserve">along, go back to the</w:t>
+      </w:r>
+      <w:r>
+        <w:t xml:space="preserve"> </w:t>
+      </w:r>
+      <w:r>
+        <w:t xml:space="preserve">“prerequisite”</w:t>
+      </w:r>
+      <w:r>
+        <w:t xml:space="preserve"> </w:t>
+      </w:r>
+      <w:r>
+        <w:t xml:space="preserve">column of the table below and refresh it first.</w:t>
+      </w:r>
+    </w:p>
+    <w:tbl>
+      <w:tblPr>
+        <w:tblStyle w:val="Table"/>
+        <w:tblW w:type="pct" w:w="5000"/>
+        <w:tblLayout w:type="fixed"/>
+        <w:tblLook w:firstRow="1" w:lastRow="0" w:firstColumn="0" w:lastColumn="0" w:noHBand="0" w:noVBand="0" w:val="0020"/>
+      </w:tblPr>
+      <w:tblGrid>
+        <w:gridCol w:w="2640"/>
+        <w:gridCol w:w="2640"/>
+        <w:gridCol w:w="2640"/>
+      </w:tblGrid>
+      <w:tr>
+        <w:trPr>
+          <w:tblHeader w:val="on"/>
+        </w:trPr>
+        <w:tc>
+          <w:tcPr/>
+          <w:p>
+            <w:pPr>
+              <w:pStyle w:val="Compact"/>
+            </w:pPr>
+            <w:r>
+              <w:t xml:space="preserve">Term</w:t>
+            </w:r>
+          </w:p>
+        </w:tc>
+        <w:tc>
+          <w:tcPr/>
+          <w:p>
+            <w:pPr>
+              <w:pStyle w:val="Compact"/>
+            </w:pPr>
+            <w:r>
+              <w:t xml:space="preserve">Prerequisite</w:t>
+            </w:r>
+          </w:p>
+        </w:tc>
+        <w:tc>
+          <w:tcPr/>
+          <w:p>
+            <w:pPr>
+              <w:pStyle w:val="Compact"/>
+            </w:pPr>
+            <w:r>
+              <w:t xml:space="preserve">Which section goes deeper?</w:t>
+            </w:r>
+          </w:p>
+        </w:tc>
+      </w:tr>
+      <w:tr>
+        <w:tc>
+          <w:tcPr/>
+          <w:p>
+            <w:pPr>
+              <w:pStyle w:val="Compact"/>
+            </w:pPr>
+            <w:r>
+              <w:t xml:space="preserve">RASP (detect/defend/deter)</w:t>
+            </w:r>
+          </w:p>
+        </w:tc>
+        <w:tc>
+          <w:tcPr/>
+          <w:p>
+            <w:pPr>
+              <w:pStyle w:val="Compact"/>
+            </w:pPr>
+            <w:r>
+              <w:t xml:space="preserve">runtime, the MATE model</w:t>
+            </w:r>
+          </w:p>
+        </w:tc>
+        <w:tc>
+          <w:tcPr/>
+          <w:p>
+            <w:pPr>
+              <w:pStyle w:val="Compact"/>
+            </w:pPr>
+            <w:r>
+              <w:t xml:space="preserve">Section 1</w:t>
+            </w:r>
+          </w:p>
+        </w:tc>
+      </w:tr>
+      <w:tr>
+        <w:tc>
+          <w:tcPr/>
+          <w:p>
+            <w:pPr>
+              <w:pStyle w:val="Compact"/>
+            </w:pPr>
+            <w:r>
+              <w:t xml:space="preserve">RASP architecture (when/where/how)</w:t>
+            </w:r>
+          </w:p>
+        </w:tc>
+        <w:tc>
+          <w:tcPr/>
+          <w:p>
+            <w:pPr>
+              <w:pStyle w:val="Compact"/>
+            </w:pPr>
+            <w:r>
+              <w:t xml:space="preserve">RASP’s three functions</w:t>
+            </w:r>
+          </w:p>
+        </w:tc>
+        <w:tc>
+          <w:tcPr/>
+          <w:p>
+            <w:pPr>
+              <w:pStyle w:val="Compact"/>
+            </w:pPr>
+            <w:r>
+              <w:t xml:space="preserve">Section 2</w:t>
+            </w:r>
+          </w:p>
+        </w:tc>
+      </w:tr>
+      <w:tr>
+        <w:tc>
+          <w:tcPr/>
+          <w:p>
+            <w:pPr>
+              <w:pStyle w:val="Compact"/>
+            </w:pPr>
+            <w:r>
+              <w:t xml:space="preserve">Integrity / self-hashing</w:t>
+            </w:r>
+          </w:p>
+        </w:tc>
+        <w:tc>
+          <w:tcPr/>
+          <w:p>
+            <w:pPr>
+              <w:pStyle w:val="Compact"/>
+            </w:pPr>
+            <w:r>
+              <w:t xml:space="preserve">digest (hash), Week 3 HMAC</w:t>
+            </w:r>
+          </w:p>
+        </w:tc>
+        <w:tc>
+          <w:tcPr/>
+          <w:p>
+            <w:pPr>
+              <w:pStyle w:val="Compact"/>
+            </w:pPr>
+            <w:r>
+              <w:t xml:space="preserve">Section 3</w:t>
+            </w:r>
+          </w:p>
+        </w:tc>
+      </w:tr>
+      <w:tr>
+        <w:tc>
+          <w:tcPr/>
+          <w:p>
+            <w:pPr>
+              <w:pStyle w:val="Compact"/>
+            </w:pPr>
+            <w:r>
+              <w:t xml:space="preserve">Debugger detection</w:t>
+            </w:r>
+          </w:p>
+        </w:tc>
+        <w:tc>
+          <w:tcPr/>
+          <w:p>
+            <w:pPr>
+              <w:pStyle w:val="Compact"/>
+            </w:pPr>
+            <w:r>
+              <w:t xml:space="preserve">runtime</w:t>
+            </w:r>
+          </w:p>
+        </w:tc>
+        <w:tc>
+          <w:tcPr/>
+          <w:p>
+            <w:pPr>
+              <w:pStyle w:val="Compact"/>
+            </w:pPr>
+            <w:r>
+              <w:t xml:space="preserve">Section 4</w:t>
+            </w:r>
+          </w:p>
+        </w:tc>
+      </w:tr>
+      <w:tr>
+        <w:tc>
+          <w:tcPr/>
+          <w:p>
+            <w:pPr>
+              <w:pStyle w:val="Compact"/>
+            </w:pPr>
+            <w:r>
+              <w:t xml:space="preserve">Emulator/VM detection</w:t>
+            </w:r>
+          </w:p>
+        </w:tc>
+        <w:tc>
+          <w:tcPr/>
+          <w:p>
+            <w:pPr>
+              <w:pStyle w:val="Compact"/>
+            </w:pPr>
+            <w:r>
+              <w:t xml:space="preserve">debugger detection’s</w:t>
+            </w:r>
+            <w:r>
+              <w:t xml:space="preserve"> </w:t>
+            </w:r>
+            <w:r>
+              <w:t xml:space="preserve">“signal, not proof”</w:t>
+            </w:r>
+            <w:r>
+              <w:t xml:space="preserve"> </w:t>
+            </w:r>
+            <w:r>
+              <w:t xml:space="preserve">lesson</w:t>
+            </w:r>
+          </w:p>
+        </w:tc>
+        <w:tc>
+          <w:tcPr/>
+          <w:p>
+            <w:pPr>
+              <w:pStyle w:val="Compact"/>
+            </w:pPr>
+            <w:r>
+              <w:t xml:space="preserve">Section 5</w:t>
+            </w:r>
+          </w:p>
+        </w:tc>
+      </w:tr>
+      <w:tr>
+        <w:tc>
+          <w:tcPr/>
+          <w:p>
+            <w:pPr>
+              <w:pStyle w:val="Compact"/>
+            </w:pPr>
+            <w:r>
+              <w:t xml:space="preserve">Hook / LD_PRELOAD detection</w:t>
+            </w:r>
+          </w:p>
+        </w:tc>
+        <w:tc>
+          <w:tcPr/>
+          <w:p>
+            <w:pPr>
+              <w:pStyle w:val="Compact"/>
+            </w:pPr>
+            <w:r>
+              <w:t xml:space="preserve">how bypassable debugger and emulator detection are</w:t>
+            </w:r>
+          </w:p>
+        </w:tc>
+        <w:tc>
+          <w:tcPr/>
+          <w:p>
+            <w:pPr>
+              <w:pStyle w:val="Compact"/>
+            </w:pPr>
+            <w:r>
+              <w:t xml:space="preserve">Section 6</w:t>
+            </w:r>
+          </w:p>
+        </w:tc>
+      </w:tr>
+      <w:tr>
+        <w:tc>
+          <w:tcPr/>
+          <w:p>
+            <w:pPr>
+              <w:pStyle w:val="Compact"/>
+            </w:pPr>
+            <w:r>
+              <w:t xml:space="preserve">Dynamic memory protection</w:t>
+            </w:r>
+          </w:p>
+        </w:tc>
+        <w:tc>
+          <w:tcPr/>
+          <w:p>
+            <w:pPr>
+              <w:pStyle w:val="Compact"/>
+            </w:pPr>
+            <w:r>
+              <w:t xml:space="preserve">Week 1 memory layout, debugger/hook detection</w:t>
+            </w:r>
+          </w:p>
+        </w:tc>
+        <w:tc>
+          <w:tcPr/>
+          <w:p>
+            <w:pPr>
+              <w:pStyle w:val="Compact"/>
+            </w:pPr>
+            <w:r>
+              <w:t xml:space="preserve">Section 7</w:t>
+            </w:r>
+          </w:p>
+        </w:tc>
+      </w:tr>
+      <w:tr>
+        <w:tc>
+          <w:tcPr/>
+          <w:p>
+            <w:pPr>
+              <w:pStyle w:val="Compact"/>
+            </w:pPr>
+            <w:r>
+              <w:t xml:space="preserve">Root indicator</w:t>
+            </w:r>
+          </w:p>
+        </w:tc>
+        <w:tc>
+          <w:tcPr/>
+          <w:p>
+            <w:pPr>
+              <w:pStyle w:val="Compact"/>
+            </w:pPr>
+            <w:r>
+              <w:t xml:space="preserve">the concept of privilege</w:t>
+            </w:r>
+          </w:p>
+        </w:tc>
+        <w:tc>
+          <w:tcPr/>
+          <w:p>
+            <w:pPr>
+              <w:pStyle w:val="Compact"/>
+            </w:pPr>
+            <w:r>
+              <w:t xml:space="preserve">Section 8.1</w:t>
+            </w:r>
+          </w:p>
+        </w:tc>
+      </w:tr>
+      <w:tr>
+        <w:tc>
+          <w:tcPr/>
+          <w:p>
+            <w:pPr>
+              <w:pStyle w:val="Compact"/>
+            </w:pPr>
+            <w:r>
+              <w:t xml:space="preserve">Component/package signature verification</w:t>
+            </w:r>
+          </w:p>
+        </w:tc>
+        <w:tc>
+          <w:tcPr/>
+          <w:p>
+            <w:pPr>
+              <w:pStyle w:val="Compact"/>
+            </w:pPr>
+            <w:r>
+              <w:t xml:space="preserve">Week 3 HMAC/digital signature</w:t>
+            </w:r>
+          </w:p>
+        </w:tc>
+        <w:tc>
+          <w:tcPr/>
+          <w:p>
+            <w:pPr>
+              <w:pStyle w:val="Compact"/>
+            </w:pPr>
+            <w:r>
+              <w:t xml:space="preserve">Section 8.2</w:t>
+            </w:r>
+          </w:p>
+        </w:tc>
+      </w:tr>
+      <w:tr>
+        <w:tc>
+          <w:tcPr/>
+          <w:p>
+            <w:pPr>
+              <w:pStyle w:val="Compact"/>
+            </w:pPr>
+            <w:r>
+              <w:t xml:space="preserve">Control-flow counter</w:t>
+            </w:r>
+          </w:p>
+        </w:tc>
+        <w:tc>
+          <w:tcPr/>
+          <w:p>
+            <w:pPr>
+              <w:pStyle w:val="Compact"/>
+            </w:pPr>
+            <w:r>
+              <w:t xml:space="preserve">the</w:t>
+            </w:r>
+            <w:r>
+              <w:t xml:space="preserve"> </w:t>
+            </w:r>
+            <w:r>
+              <w:t xml:space="preserve">“single point”</w:t>
+            </w:r>
+            <w:r>
+              <w:t xml:space="preserve"> </w:t>
+            </w:r>
+            <w:r>
+              <w:t xml:space="preserve">weakness of integrity checking</w:t>
+            </w:r>
+          </w:p>
+        </w:tc>
+        <w:tc>
+          <w:tcPr/>
+          <w:p>
+            <w:pPr>
+              <w:pStyle w:val="Compact"/>
+            </w:pPr>
+            <w:r>
+              <w:t xml:space="preserve">Section 9</w:t>
+            </w:r>
+          </w:p>
+        </w:tc>
+      </w:tr>
+      <w:tr>
+        <w:tc>
+          <w:tcPr/>
+          <w:p>
+            <w:pPr>
+              <w:pStyle w:val="Compact"/>
+            </w:pPr>
+            <w:r>
+              <w:t xml:space="preserve">Response policy</w:t>
+            </w:r>
+          </w:p>
+        </w:tc>
+        <w:tc>
+          <w:tcPr/>
+          <w:p>
+            <w:pPr>
+              <w:pStyle w:val="Compact"/>
+            </w:pPr>
+            <w:r>
+              <w:t xml:space="preserve">all the detection signals</w:t>
+            </w:r>
+          </w:p>
+        </w:tc>
+        <w:tc>
+          <w:tcPr/>
+          <w:p>
+            <w:pPr>
+              <w:pStyle w:val="Compact"/>
+            </w:pPr>
+            <w:r>
+              <w:t xml:space="preserve">Section 10</w:t>
+            </w:r>
+          </w:p>
+        </w:tc>
+      </w:tr>
+      <w:tr>
+        <w:tc>
+          <w:tcPr/>
+          <w:p>
+            <w:pPr>
+              <w:pStyle w:val="Compact"/>
+            </w:pPr>
+            <w:r>
+              <w:t xml:space="preserve">Device binding</w:t>
+            </w:r>
+          </w:p>
+        </w:tc>
+        <w:tc>
+          <w:tcPr/>
+          <w:p>
+            <w:pPr>
+              <w:pStyle w:val="Compact"/>
+            </w:pPr>
+            <w:r>
+              <w:t xml:space="preserve">Week 3 HKDF, response policy</w:t>
+            </w:r>
+          </w:p>
+        </w:tc>
+        <w:tc>
+          <w:tcPr/>
+          <w:p>
+            <w:pPr>
+              <w:pStyle w:val="Compact"/>
+            </w:pPr>
+            <w:r>
+              <w:t xml:space="preserve">Section 10</w:t>
+            </w:r>
+          </w:p>
+        </w:tc>
+      </w:tr>
+    </w:tbl>
     <w:p>
       <w:pPr>
         <w:pStyle w:val="BlockText"/>
@@ -3589,9 +3449,9 @@
         <w:t xml:space="preserve">will be floating without an anchor; if a section is hard, read it a second time and move on.</w:t>
       </w:r>
     </w:p>
-    <w:bookmarkEnd w:id="36"/>
-    <w:bookmarkEnd w:id="37"/>
-    <w:bookmarkStart w:id="47" w:name="what-is-rasp-detect-defend-deter"/>
+    <w:bookmarkEnd w:id="32"/>
+    <w:bookmarkEnd w:id="33"/>
+    <w:bookmarkStart w:id="45" w:name="what-is-rasp-detect-defend-deter"/>
     <w:p>
       <w:pPr>
         <w:pStyle w:val="Heading2"/>
@@ -3624,7 +3484,18 @@
         <w:t xml:space="preserve"> </w:t>
       </w:r>
       <w:r>
-        <w:t xml:space="preserve">data (Week 3), obscured the code (Weeks 4, 5). But all of that rested on one assumption:</w:t>
+        <w:t xml:space="preserve">data (</w:t>
+      </w:r>
+      <w:hyperlink r:id="rId21">
+        <w:r>
+          <w:rPr>
+            <w:rStyle w:val="Hyperlink"/>
+          </w:rPr>
+          <w:t xml:space="preserve">Week 3</w:t>
+        </w:r>
+      </w:hyperlink>
+      <w:r>
+        <w:t xml:space="preserve">), obscured the code (Weeks 4, 5). But all of that rested on one assumption:</w:t>
       </w:r>
       <w:r>
         <w:t xml:space="preserve"> </w:t>
@@ -3654,19 +3525,54 @@
         <w:t xml:space="preserve"> </w:t>
       </w:r>
       <w:r>
-        <w:t xml:space="preserve">This week we drop that assumption. While it runs, the application may be in a hostile environment: the</w:t>
-      </w:r>
-      <w:r>
-        <w:t xml:space="preserve"> </w:t>
-      </w:r>
-      <w:r>
-        <w:t xml:space="preserve">user owns the device, may have rooted it, may have attached a debugger, may have patched pieces of code, may have</w:t>
-      </w:r>
-      <w:r>
-        <w:t xml:space="preserve"> </w:t>
-      </w:r>
-      <w:r>
-        <w:t xml:space="preserve">hooked functions.</w:t>
+        <w:t xml:space="preserve">This week we drop that assumption and look at</w:t>
+      </w:r>
+      <w:r>
+        <w:t xml:space="preserve"> </w:t>
+      </w:r>
+      <w:r>
+        <w:rPr>
+          <w:b/>
+          <w:bCs/>
+        </w:rPr>
+        <w:t xml:space="preserve">runtime</w:t>
+      </w:r>
+      <w:r>
+        <w:t xml:space="preserve"> </w:t>
+      </w:r>
+      <w:r>
+        <w:t xml:space="preserve">— not the moment the program is compiled and</w:t>
+      </w:r>
+      <w:r>
+        <w:t xml:space="preserve"> </w:t>
+      </w:r>
+      <w:r>
+        <w:t xml:space="preserve">sitting on disk, but the moment it is actually</w:t>
+      </w:r>
+      <w:r>
+        <w:t xml:space="preserve"> </w:t>
+      </w:r>
+      <w:r>
+        <w:rPr>
+          <w:b/>
+          <w:bCs/>
+        </w:rPr>
+        <w:t xml:space="preserve">executing</w:t>
+      </w:r>
+      <w:r>
+        <w:t xml:space="preserve">. While it runs, the application may be in a hostile</w:t>
+      </w:r>
+      <w:r>
+        <w:t xml:space="preserve"> </w:t>
+      </w:r>
+      <w:r>
+        <w:t xml:space="preserve">environment: the user owns the device, may have rooted it, may have attached a debugger, may have patched pieces of</w:t>
+      </w:r>
+      <w:r>
+        <w:t xml:space="preserve"> </w:t>
+      </w:r>
+      <w:r>
+        <w:t xml:space="preserve">code, may have hooked functions.</w:t>
       </w:r>
     </w:p>
     <w:p>
@@ -3676,20 +3582,20 @@
       <w:r>
         <w:drawing>
           <wp:inline>
-            <wp:extent cx="5759999" cy="2470728"/>
+            <wp:extent cx="5759999" cy="2510565"/>
             <wp:effectExtent b="0" l="0" r="0" t="0"/>
-            <wp:docPr descr="The difference between a WAF and RASP" title="" id="39" name="Picture"/>
+            <wp:docPr descr="The difference between a WAF and RASP" title="" id="35" name="Picture"/>
             <a:graphic>
               <a:graphicData uri="http://schemas.openxmlformats.org/drawingml/2006/picture">
                 <pic:pic>
                   <pic:nvPicPr>
-                    <pic:cNvPr descr="h06-06-waf-rasp.png" id="40" name="Picture"/>
+                    <pic:cNvPr descr="h06-06-waf-rasp.png" id="36" name="Picture"/>
                     <pic:cNvPicPr>
                       <a:picLocks noChangeArrowheads="1" noChangeAspect="1"/>
                     </pic:cNvPicPr>
                   </pic:nvPicPr>
                   <pic:blipFill>
-                    <a:blip r:embed="rId38"/>
+                    <a:blip r:embed="rId34"/>
                     <a:stretch>
                       <a:fillRect/>
                     </a:stretch>
@@ -3697,7 +3603,7 @@
                   <pic:spPr bwMode="auto">
                     <a:xfrm>
                       <a:off x="0" y="0"/>
-                      <a:ext cx="5759999" cy="2470728"/>
+                      <a:ext cx="5759999" cy="2510565"/>
                     </a:xfrm>
                     <a:prstGeom prst="rect">
                       <a:avLst/>
@@ -3733,7 +3639,7 @@
         <w:pStyle w:val="Compact"/>
         <w:numPr>
           <w:ilvl w:val="0"/>
-          <w:numId w:val="1015"/>
+          <w:numId w:val="1003"/>
         </w:numPr>
       </w:pPr>
       <w:r>
@@ -3771,7 +3677,7 @@
         <w:pStyle w:val="Compact"/>
         <w:numPr>
           <w:ilvl w:val="0"/>
-          <w:numId w:val="1015"/>
+          <w:numId w:val="1003"/>
         </w:numPr>
       </w:pPr>
       <w:r>
@@ -3809,7 +3715,7 @@
         <w:pStyle w:val="Compact"/>
         <w:numPr>
           <w:ilvl w:val="0"/>
-          <w:numId w:val="1015"/>
+          <w:numId w:val="1003"/>
         </w:numPr>
       </w:pPr>
       <w:r>
@@ -3863,7 +3769,7 @@
         <w:pStyle w:val="Compact"/>
         <w:numPr>
           <w:ilvl w:val="0"/>
-          <w:numId w:val="1015"/>
+          <w:numId w:val="1003"/>
         </w:numPr>
       </w:pPr>
       <w:r>
@@ -3893,7 +3799,18 @@
         <w:t xml:space="preserve"> </w:t>
       </w:r>
       <w:r>
-        <w:t xml:space="preserve">turns these expectations into auditable requirements (Week 13).</w:t>
+        <w:t xml:space="preserve">turns these expectations into auditable requirements (</w:t>
+      </w:r>
+      <w:hyperlink r:id="rId37">
+        <w:r>
+          <w:rPr>
+            <w:rStyle w:val="Hyperlink"/>
+          </w:rPr>
+          <w:t xml:space="preserve">Week 13</w:t>
+        </w:r>
+      </w:hyperlink>
+      <w:r>
+        <w:t xml:space="preserve">).</w:t>
       </w:r>
     </w:p>
     <w:p>
@@ -4269,20 +4186,20 @@
       <w:r>
         <w:drawing>
           <wp:inline>
-            <wp:extent cx="5759999" cy="2561342"/>
+            <wp:extent cx="5759999" cy="2236497"/>
             <wp:effectExtent b="0" l="0" r="0" t="0"/>
-            <wp:docPr descr="The RASP loop: detect, defend, deter" title="" id="42" name="Picture"/>
+            <wp:docPr descr="The RASP loop: detect, defend, deter" title="" id="39" name="Picture"/>
             <a:graphic>
               <a:graphicData uri="http://schemas.openxmlformats.org/drawingml/2006/picture">
                 <pic:pic>
                   <pic:nvPicPr>
-                    <pic:cNvPr descr="h06-01-rasp-dongusu.png" id="43" name="Picture"/>
+                    <pic:cNvPr descr="h06-01-rasp-dongusu.png" id="40" name="Picture"/>
                     <pic:cNvPicPr>
                       <a:picLocks noChangeArrowheads="1" noChangeAspect="1"/>
                     </pic:cNvPicPr>
                   </pic:nvPicPr>
                   <pic:blipFill>
-                    <a:blip r:embed="rId41"/>
+                    <a:blip r:embed="rId38"/>
                     <a:stretch>
                       <a:fillRect/>
                     </a:stretch>
@@ -4290,7 +4207,7 @@
                   <pic:spPr bwMode="auto">
                     <a:xfrm>
                       <a:off x="0" y="0"/>
-                      <a:ext cx="5759999" cy="2561342"/>
+                      <a:ext cx="5759999" cy="2236497"/>
                     </a:xfrm>
                     <a:prstGeom prst="rect">
                       <a:avLst/>
@@ -4314,7 +4231,7 @@
         <w:pStyle w:val="Compact"/>
         <w:numPr>
           <w:ilvl w:val="0"/>
-          <w:numId w:val="1016"/>
+          <w:numId w:val="1004"/>
         </w:numPr>
       </w:pPr>
       <w:r>
@@ -4342,7 +4259,7 @@
         <w:pStyle w:val="Compact"/>
         <w:numPr>
           <w:ilvl w:val="0"/>
-          <w:numId w:val="1016"/>
+          <w:numId w:val="1004"/>
         </w:numPr>
       </w:pPr>
       <w:r>
@@ -4386,7 +4303,7 @@
         <w:pStyle w:val="Compact"/>
         <w:numPr>
           <w:ilvl w:val="0"/>
-          <w:numId w:val="1016"/>
+          <w:numId w:val="1004"/>
         </w:numPr>
       </w:pPr>
       <w:r>
@@ -4452,7 +4369,21 @@
         <w:t xml:space="preserve"> </w:t>
       </w:r>
       <w:r>
-        <w:t xml:space="preserve">(the RASP-flavoured version of Week 4’s</w:t>
+        <w:t xml:space="preserve">(the RASP-flavoured version of</w:t>
+      </w:r>
+      <w:r>
+        <w:t xml:space="preserve"> </w:t>
+      </w:r>
+      <w:hyperlink r:id="rId22">
+        <w:r>
+          <w:rPr>
+            <w:rStyle w:val="Hyperlink"/>
+          </w:rPr>
+          <w:t xml:space="preserve">Week 4</w:t>
+        </w:r>
+      </w:hyperlink>
+      <w:r>
+        <w:t xml:space="preserve">’s</w:t>
       </w:r>
       <w:r>
         <w:t xml:space="preserve"> </w:t>
@@ -4467,7 +4398,7 @@
         <w:t xml:space="preserve">principle).</w:t>
       </w:r>
     </w:p>
-    <w:bookmarkStart w:id="44" w:name="the-attacker-model-mate-man-at-the-end"/>
+    <w:bookmarkStart w:id="42" w:name="the-attacker-model-mate-man-at-the-end"/>
     <w:p>
       <w:pPr>
         <w:pStyle w:val="Heading3"/>
@@ -4487,7 +4418,24 @@
         <w:pStyle w:val="FirstParagraph"/>
       </w:pPr>
       <w:r>
-        <w:t xml:space="preserve">In Week 1 we saw three attacker types. RASP’s world is entirely</w:t>
+        <w:t xml:space="preserve">In</w:t>
+      </w:r>
+      <w:r>
+        <w:t xml:space="preserve"> </w:t>
+      </w:r>
+      <w:hyperlink r:id="rId25">
+        <w:r>
+          <w:rPr>
+            <w:rStyle w:val="Hyperlink"/>
+          </w:rPr>
+          <w:t xml:space="preserve">Week 1</w:t>
+        </w:r>
+      </w:hyperlink>
+      <w:r>
+        <w:t xml:space="preserve"> </w:t>
+      </w:r>
+      <w:r>
+        <w:t xml:space="preserve">we saw three attacker types. RASP’s world is entirely</w:t>
       </w:r>
       <w:r>
         <w:t xml:space="preserve"> </w:t>
@@ -4563,7 +4511,21 @@
         <w:t xml:space="preserve"> </w:t>
       </w:r>
       <w:r>
-        <w:t xml:space="preserve">model in Week 11.</w:t>
+        <w:t xml:space="preserve">model in</w:t>
+      </w:r>
+      <w:r>
+        <w:t xml:space="preserve"> </w:t>
+      </w:r>
+      <w:hyperlink r:id="rId41">
+        <w:r>
+          <w:rPr>
+            <w:rStyle w:val="Hyperlink"/>
+          </w:rPr>
+          <w:t xml:space="preserve">Week 11</w:t>
+        </w:r>
+      </w:hyperlink>
+      <w:r>
+        <w:t xml:space="preserve">.</w:t>
       </w:r>
     </w:p>
     <w:p>
@@ -5060,8 +5022,8 @@
         <w:t xml:space="preserve">.</w:t>
       </w:r>
     </w:p>
-    <w:bookmarkEnd w:id="44"/>
-    <w:bookmarkStart w:id="45" w:name="Xf3dc62d167fee570ab9aef0484eb2e044deba0b"/>
+    <w:bookmarkEnd w:id="42"/>
+    <w:bookmarkStart w:id="43" w:name="Xf3dc62d167fee570ab9aef0484eb2e044deba0b"/>
     <w:p>
       <w:pPr>
         <w:pStyle w:val="Heading3"/>
@@ -5252,8 +5214,8 @@
         <w:t xml:space="preserve">.</w:t>
       </w:r>
     </w:p>
-    <w:bookmarkEnd w:id="45"/>
-    <w:bookmarkStart w:id="46" w:name="X1bbe349144c9649aa4c3fe05f15492396711d1f"/>
+    <w:bookmarkEnd w:id="43"/>
+    <w:bookmarkStart w:id="44" w:name="X1bbe349144c9649aa4c3fe05f15492396711d1f"/>
     <w:p>
       <w:pPr>
         <w:pStyle w:val="Heading3"/>
@@ -5303,7 +5265,7 @@
         <w:pStyle w:val="Compact"/>
         <w:numPr>
           <w:ilvl w:val="0"/>
-          <w:numId w:val="1017"/>
+          <w:numId w:val="1005"/>
         </w:numPr>
       </w:pPr>
       <w:r>
@@ -5373,7 +5335,7 @@
         <w:pStyle w:val="Compact"/>
         <w:numPr>
           <w:ilvl w:val="0"/>
-          <w:numId w:val="1017"/>
+          <w:numId w:val="1005"/>
         </w:numPr>
       </w:pPr>
       <w:r>
@@ -5462,7 +5424,7 @@
         <w:pStyle w:val="Compact"/>
         <w:numPr>
           <w:ilvl w:val="0"/>
-          <w:numId w:val="1017"/>
+          <w:numId w:val="1005"/>
         </w:numPr>
       </w:pPr>
       <w:r>
@@ -5619,8 +5581,8 @@
         </w:pict>
       </w:r>
     </w:p>
-    <w:bookmarkEnd w:id="46"/>
-    <w:bookmarkEnd w:id="47"/>
+    <w:bookmarkEnd w:id="44"/>
+    <w:bookmarkEnd w:id="45"/>
     <w:bookmarkStart w:id="56" w:name="X9fd635ce33bdc7401a59022f90d356b52da489f"/>
     <w:p>
       <w:pPr>
@@ -5681,7 +5643,7 @@
         <w:t xml:space="preserve">design principles for placing checks.</w:t>
       </w:r>
     </w:p>
-    <w:bookmarkStart w:id="48" w:name="when-does-it-run-three-trigger-moments"/>
+    <w:bookmarkStart w:id="46" w:name="when-does-it-run-three-trigger-moments"/>
     <w:p>
       <w:pPr>
         <w:pStyle w:val="Heading3"/>
@@ -5910,7 +5872,7 @@
         <w:t xml:space="preserve">the app has started.</w:t>
       </w:r>
     </w:p>
-    <w:bookmarkEnd w:id="48"/>
+    <w:bookmarkEnd w:id="46"/>
     <w:bookmarkStart w:id="49" w:name="where-does-it-run-distributed-checking"/>
     <w:p>
       <w:pPr>
@@ -5925,7 +5887,7 @@
         <w:pStyle w:val="Compact"/>
         <w:numPr>
           <w:ilvl w:val="0"/>
-          <w:numId w:val="1018"/>
+          <w:numId w:val="1006"/>
         </w:numPr>
       </w:pPr>
       <w:r>
@@ -5963,7 +5925,7 @@
         <w:pStyle w:val="Compact"/>
         <w:numPr>
           <w:ilvl w:val="0"/>
-          <w:numId w:val="1018"/>
+          <w:numId w:val="1006"/>
         </w:numPr>
       </w:pPr>
       <w:r>
@@ -5992,13 +5954,38 @@
         <w:t xml:space="preserve"> </w:t>
       </w:r>
       <w:r>
-        <w:t xml:space="preserve">in the split fingerprint of Week 5 and the interface</w:t>
-      </w:r>
-      <w:r>
-        <w:t xml:space="preserve"> </w:t>
-      </w:r>
-      <w:r>
-        <w:t xml:space="preserve">table of Week 1).</w:t>
+        <w:t xml:space="preserve">in the split fingerprint of</w:t>
+      </w:r>
+      <w:r>
+        <w:t xml:space="preserve"> </w:t>
+      </w:r>
+      <w:hyperlink r:id="rId47">
+        <w:r>
+          <w:rPr>
+            <w:rStyle w:val="Hyperlink"/>
+          </w:rPr>
+          <w:t xml:space="preserve">Week 5</w:t>
+        </w:r>
+      </w:hyperlink>
+      <w:r>
+        <w:t xml:space="preserve"> </w:t>
+      </w:r>
+      <w:r>
+        <w:t xml:space="preserve">and the</w:t>
+      </w:r>
+      <w:r>
+        <w:t xml:space="preserve"> </w:t>
+      </w:r>
+      <w:hyperlink r:id="rId48">
+        <w:r>
+          <w:rPr>
+            <w:rStyle w:val="Hyperlink"/>
+          </w:rPr>
+          <w:t xml:space="preserve">interface table of Week 1</w:t>
+        </w:r>
+      </w:hyperlink>
+      <w:r>
+        <w:t xml:space="preserve">).</w:t>
       </w:r>
     </w:p>
     <w:p>
@@ -6006,7 +5993,7 @@
         <w:pStyle w:val="Compact"/>
         <w:numPr>
           <w:ilvl w:val="0"/>
-          <w:numId w:val="1018"/>
+          <w:numId w:val="1006"/>
         </w:numPr>
       </w:pPr>
       <w:r>
@@ -6065,7 +6052,7 @@
         <w:pStyle w:val="Compact"/>
         <w:numPr>
           <w:ilvl w:val="0"/>
-          <w:numId w:val="1018"/>
+          <w:numId w:val="1006"/>
         </w:numPr>
       </w:pPr>
       <w:r>
@@ -6094,7 +6081,21 @@
         <w:t xml:space="preserve"> </w:t>
       </w:r>
       <w:r>
-        <w:t xml:space="preserve">in Week 4).</w:t>
+        <w:t xml:space="preserve">in</w:t>
+      </w:r>
+      <w:r>
+        <w:t xml:space="preserve"> </w:t>
+      </w:r>
+      <w:hyperlink r:id="rId22">
+        <w:r>
+          <w:rPr>
+            <w:rStyle w:val="Hyperlink"/>
+          </w:rPr>
+          <w:t xml:space="preserve">Week 4</w:t>
+        </w:r>
+      </w:hyperlink>
+      <w:r>
+        <w:t xml:space="preserve">).</w:t>
       </w:r>
     </w:p>
     <w:bookmarkEnd w:id="49"/>
@@ -6346,7 +6347,7 @@
         <w:pStyle w:val="Compact"/>
         <w:numPr>
           <w:ilvl w:val="0"/>
-          <w:numId w:val="1019"/>
+          <w:numId w:val="1007"/>
         </w:numPr>
       </w:pPr>
       <w:r>
@@ -6380,7 +6381,7 @@
         <w:pStyle w:val="Compact"/>
         <w:numPr>
           <w:ilvl w:val="0"/>
-          <w:numId w:val="1019"/>
+          <w:numId w:val="1007"/>
         </w:numPr>
       </w:pPr>
       <w:r>
@@ -6410,7 +6411,7 @@
         <w:pStyle w:val="Compact"/>
         <w:numPr>
           <w:ilvl w:val="0"/>
-          <w:numId w:val="1019"/>
+          <w:numId w:val="1007"/>
         </w:numPr>
       </w:pPr>
       <w:r>
@@ -6732,7 +6733,7 @@
       <w:r>
         <w:drawing>
           <wp:inline>
-            <wp:extent cx="5759999" cy="2786354"/>
+            <wp:extent cx="5759999" cy="4225888"/>
             <wp:effectExtent b="0" l="0" r="0" t="0"/>
             <wp:docPr descr="RASP layers wrapping a sensitive operation" title="" id="52" name="Picture"/>
             <a:graphic>
@@ -6753,7 +6754,7 @@
                   <pic:spPr bwMode="auto">
                     <a:xfrm>
                       <a:off x="0" y="0"/>
-                      <a:ext cx="5759999" cy="2786354"/>
+                      <a:ext cx="5759999" cy="4225888"/>
                     </a:xfrm>
                     <a:prstGeom prst="rect">
                       <a:avLst/>
@@ -6902,7 +6903,7 @@
         <w:pStyle w:val="Compact"/>
         <w:numPr>
           <w:ilvl w:val="0"/>
-          <w:numId w:val="1020"/>
+          <w:numId w:val="1008"/>
         </w:numPr>
       </w:pPr>
       <w:r>
@@ -6951,7 +6952,7 @@
         <w:pStyle w:val="Compact"/>
         <w:numPr>
           <w:ilvl w:val="0"/>
-          <w:numId w:val="1020"/>
+          <w:numId w:val="1008"/>
         </w:numPr>
       </w:pPr>
       <w:r>
@@ -7007,7 +7008,7 @@
         <w:pStyle w:val="Compact"/>
         <w:numPr>
           <w:ilvl w:val="0"/>
-          <w:numId w:val="1020"/>
+          <w:numId w:val="1008"/>
         </w:numPr>
       </w:pPr>
       <w:r>
@@ -7169,7 +7170,7 @@
     </w:p>
     <w:bookmarkEnd w:id="55"/>
     <w:bookmarkEnd w:id="56"/>
-    <w:bookmarkStart w:id="62" w:name="X1ee3b57b3ee10840c908829b340803b9b3380fb"/>
+    <w:bookmarkStart w:id="63" w:name="X1ee3b57b3ee10840c908829b340803b9b3380fb"/>
     <w:p>
       <w:pPr>
         <w:pStyle w:val="Heading2"/>
@@ -7245,7 +7246,21 @@
         <w:t xml:space="preserve"> </w:t>
       </w:r>
       <w:r>
-        <w:t xml:space="preserve">patch we saw in Week 4). The</w:t>
+        <w:t xml:space="preserve">patch we saw in</w:t>
+      </w:r>
+      <w:r>
+        <w:t xml:space="preserve"> </w:t>
+      </w:r>
+      <w:hyperlink r:id="rId22">
+        <w:r>
+          <w:rPr>
+            <w:rStyle w:val="Hyperlink"/>
+          </w:rPr>
+          <w:t xml:space="preserve">Week 4</w:t>
+        </w:r>
+      </w:hyperlink>
+      <w:r>
+        <w:t xml:space="preserve">). The</w:t>
       </w:r>
       <w:r>
         <w:t xml:space="preserve"> </w:t>
@@ -7379,7 +7394,27 @@
         <w:t xml:space="preserve"> </w:t>
       </w:r>
       <w:r>
-        <w:t xml:space="preserve">(see Week 3): producing the correct HMAC requires the secret key. There’s a</w:t>
+        <w:t xml:space="preserve">(see</w:t>
+      </w:r>
+      <w:r>
+        <w:t xml:space="preserve"> </w:t>
+      </w:r>
+      <w:hyperlink r:id="rId27">
+        <w:r>
+          <w:rPr>
+            <w:rStyle w:val="Hyperlink"/>
+          </w:rPr>
+          <w:t xml:space="preserve">Week 3, §2.4</w:t>
+        </w:r>
+      </w:hyperlink>
+      <w:r>
+        <w:t xml:space="preserve">):</w:t>
+      </w:r>
+      <w:r>
+        <w:t xml:space="preserve"> </w:t>
+      </w:r>
+      <w:r>
+        <w:t xml:space="preserve">producing the correct HMAC requires the secret key. There’s a</w:t>
       </w:r>
       <w:r>
         <w:t xml:space="preserve"> </w:t>
@@ -7417,7 +7452,7 @@
       <w:r>
         <w:drawing>
           <wp:inline>
-            <wp:extent cx="5759999" cy="2283460"/>
+            <wp:extent cx="5759999" cy="3115102"/>
             <wp:effectExtent b="0" l="0" r="0" t="0"/>
             <wp:docPr descr="The self-hashing integrity-check flow" title="" id="58" name="Picture"/>
             <a:graphic>
@@ -7438,7 +7473,7 @@
                   <pic:spPr bwMode="auto">
                     <a:xfrm>
                       <a:off x="0" y="0"/>
-                      <a:ext cx="5759999" cy="2283460"/>
+                      <a:ext cx="5759999" cy="3115102"/>
                     </a:xfrm>
                     <a:prstGeom prst="rect">
                       <a:avLst/>
@@ -7457,7 +7492,7 @@
         </w:drawing>
       </w:r>
     </w:p>
-    <w:bookmarkStart w:id="60" w:name="X1b3f15a37b428460812197f41bbdf676b4c30f9"/>
+    <w:bookmarkStart w:id="61" w:name="X1b3f15a37b428460812197f41bbdf676b4c30f9"/>
     <w:p>
       <w:pPr>
         <w:pStyle w:val="Heading3"/>
@@ -8420,7 +8455,21 @@
         <w:t xml:space="preserve">memcmp</w:t>
       </w:r>
       <w:r>
-        <w:t xml:space="preserve">), because as we saw in Week 3, a plain</w:t>
+        <w:t xml:space="preserve">), because as we saw in</w:t>
+      </w:r>
+      <w:r>
+        <w:t xml:space="preserve"> </w:t>
+      </w:r>
+      <w:hyperlink r:id="rId60">
+        <w:r>
+          <w:rPr>
+            <w:rStyle w:val="Hyperlink"/>
+          </w:rPr>
+          <w:t xml:space="preserve">Week 3</w:t>
+        </w:r>
+      </w:hyperlink>
+      <w:r>
+        <w:t xml:space="preserve">, a plain</w:t>
       </w:r>
       <w:r>
         <w:t xml:space="preserve"> </w:t>
@@ -8438,8 +8487,8 @@
         <w:t xml:space="preserve">stops at the first differing byte and leaks timing.</w:t>
       </w:r>
     </w:p>
-    <w:bookmarkEnd w:id="60"/>
-    <w:bookmarkStart w:id="61" w:name="X491aef9c642c11c0001deab0afb7470e6c95df6"/>
+    <w:bookmarkEnd w:id="61"/>
+    <w:bookmarkStart w:id="62" w:name="X491aef9c642c11c0001deab0afb7470e6c95df6"/>
     <w:p>
       <w:pPr>
         <w:pStyle w:val="Heading3"/>
@@ -9569,7 +9618,7 @@
         <w:pStyle w:val="Compact"/>
         <w:numPr>
           <w:ilvl w:val="0"/>
-          <w:numId w:val="1021"/>
+          <w:numId w:val="1009"/>
         </w:numPr>
       </w:pPr>
       <w:r>
@@ -9597,7 +9646,7 @@
         <w:pStyle w:val="Compact"/>
         <w:numPr>
           <w:ilvl w:val="0"/>
-          <w:numId w:val="1022"/>
+          <w:numId w:val="1010"/>
         </w:numPr>
       </w:pPr>
       <w:r>
@@ -9622,7 +9671,7 @@
         <w:pStyle w:val="Compact"/>
         <w:numPr>
           <w:ilvl w:val="0"/>
-          <w:numId w:val="1023"/>
+          <w:numId w:val="1011"/>
         </w:numPr>
       </w:pPr>
       <w:r>
@@ -9650,7 +9699,7 @@
         <w:pStyle w:val="Compact"/>
         <w:numPr>
           <w:ilvl w:val="0"/>
-          <w:numId w:val="1024"/>
+          <w:numId w:val="1012"/>
         </w:numPr>
       </w:pPr>
       <w:r>
@@ -9674,7 +9723,7 @@
         <w:pStyle w:val="Compact"/>
         <w:numPr>
           <w:ilvl w:val="0"/>
-          <w:numId w:val="1025"/>
+          <w:numId w:val="1013"/>
         </w:numPr>
       </w:pPr>
       <w:r>
@@ -10141,9 +10190,9 @@
         </w:pict>
       </w:r>
     </w:p>
-    <w:bookmarkEnd w:id="61"/>
     <w:bookmarkEnd w:id="62"/>
-    <w:bookmarkStart w:id="72" w:name="debugger-detection"/>
+    <w:bookmarkEnd w:id="63"/>
+    <w:bookmarkStart w:id="73" w:name="debugger-detection"/>
     <w:p>
       <w:pPr>
         <w:pStyle w:val="Heading2"/>
@@ -10208,20 +10257,20 @@
       <w:r>
         <w:drawing>
           <wp:inline>
-            <wp:extent cx="5759999" cy="2283460"/>
+            <wp:extent cx="5759999" cy="1946147"/>
             <wp:effectExtent b="0" l="0" r="0" t="0"/>
-            <wp:docPr descr="Timing-based debugger sensing" title="" id="64" name="Picture"/>
+            <wp:docPr descr="Timing-based debugger sensing" title="" id="65" name="Picture"/>
             <a:graphic>
               <a:graphicData uri="http://schemas.openxmlformats.org/drawingml/2006/picture">
                 <pic:pic>
                   <pic:nvPicPr>
-                    <pic:cNvPr descr="h06-08-zamanlama.png" id="65" name="Picture"/>
+                    <pic:cNvPr descr="h06-08-zamanlama.png" id="66" name="Picture"/>
                     <pic:cNvPicPr>
                       <a:picLocks noChangeArrowheads="1" noChangeAspect="1"/>
                     </pic:cNvPicPr>
                   </pic:nvPicPr>
                   <pic:blipFill>
-                    <a:blip r:embed="rId63"/>
+                    <a:blip r:embed="rId64"/>
                     <a:stretch>
                       <a:fillRect/>
                     </a:stretch>
@@ -10229,7 +10278,7 @@
                   <pic:spPr bwMode="auto">
                     <a:xfrm>
                       <a:off x="0" y="0"/>
-                      <a:ext cx="5759999" cy="2283460"/>
+                      <a:ext cx="5759999" cy="1946147"/>
                     </a:xfrm>
                     <a:prstGeom prst="rect">
                       <a:avLst/>
@@ -10255,20 +10304,20 @@
       <w:r>
         <w:drawing>
           <wp:inline>
-            <wp:extent cx="5759999" cy="2585921"/>
+            <wp:extent cx="5759999" cy="3723963"/>
             <wp:effectExtent b="0" l="0" r="0" t="0"/>
-            <wp:docPr descr="Debugger detection paths" title="" id="67" name="Picture"/>
+            <wp:docPr descr="Debugger detection paths" title="" id="68" name="Picture"/>
             <a:graphic>
               <a:graphicData uri="http://schemas.openxmlformats.org/drawingml/2006/picture">
                 <pic:pic>
                   <pic:nvPicPr>
-                    <pic:cNvPr descr="h06-07-antidebug.png" id="68" name="Picture"/>
+                    <pic:cNvPr descr="h06-07-antidebug.png" id="69" name="Picture"/>
                     <pic:cNvPicPr>
                       <a:picLocks noChangeArrowheads="1" noChangeAspect="1"/>
                     </pic:cNvPicPr>
                   </pic:nvPicPr>
                   <pic:blipFill>
-                    <a:blip r:embed="rId66"/>
+                    <a:blip r:embed="rId67"/>
                     <a:stretch>
                       <a:fillRect/>
                     </a:stretch>
@@ -10276,7 +10325,7 @@
                   <pic:spPr bwMode="auto">
                     <a:xfrm>
                       <a:off x="0" y="0"/>
-                      <a:ext cx="5759999" cy="2585921"/>
+                      <a:ext cx="5759999" cy="3723963"/>
                     </a:xfrm>
                     <a:prstGeom prst="rect">
                       <a:avLst/>
@@ -10537,7 +10586,7 @@
         <w:pStyle w:val="Compact"/>
         <w:numPr>
           <w:ilvl w:val="0"/>
-          <w:numId w:val="1026"/>
+          <w:numId w:val="1014"/>
         </w:numPr>
       </w:pPr>
       <w:r>
@@ -10581,7 +10630,7 @@
         <w:pStyle w:val="Compact"/>
         <w:numPr>
           <w:ilvl w:val="0"/>
-          <w:numId w:val="1026"/>
+          <w:numId w:val="1014"/>
         </w:numPr>
       </w:pPr>
       <w:r>
@@ -10648,7 +10697,7 @@
         <w:pStyle w:val="Compact"/>
         <w:numPr>
           <w:ilvl w:val="0"/>
-          <w:numId w:val="1026"/>
+          <w:numId w:val="1014"/>
         </w:numPr>
       </w:pPr>
       <w:r>
@@ -10692,7 +10741,7 @@
         <w:t xml:space="preserve">.</w:t>
       </w:r>
     </w:p>
-    <w:bookmarkStart w:id="69" w:name="X6b661c3a94020227636801ded47a109e547039b"/>
+    <w:bookmarkStart w:id="70" w:name="X6b661c3a94020227636801ded47a109e547039b"/>
     <w:p>
       <w:pPr>
         <w:pStyle w:val="Heading3"/>
@@ -11130,8 +11179,8 @@
         <w:t xml:space="preserve">“detected.”</w:t>
       </w:r>
     </w:p>
-    <w:bookmarkEnd w:id="69"/>
-    <w:bookmarkStart w:id="70" w:name="X9fa455845b466eade864a9eaae92043e5d97412"/>
+    <w:bookmarkEnd w:id="70"/>
+    <w:bookmarkStart w:id="71" w:name="X9fa455845b466eade864a9eaae92043e5d97412"/>
     <w:p>
       <w:pPr>
         <w:pStyle w:val="Heading3"/>
@@ -11977,8 +12026,8 @@
         <w:t xml:space="preserve">, which is exactly the topic of Section 6.</w:t>
       </w:r>
     </w:p>
-    <w:bookmarkEnd w:id="70"/>
-    <w:bookmarkStart w:id="71" w:name="X063544849556f1d7cc4698d0290208140604a64"/>
+    <w:bookmarkEnd w:id="71"/>
+    <w:bookmarkStart w:id="72" w:name="X063544849556f1d7cc4698d0290208140604a64"/>
     <w:p>
       <w:pPr>
         <w:pStyle w:val="Heading3"/>
@@ -12582,7 +12631,7 @@
         <w:pStyle w:val="Compact"/>
         <w:numPr>
           <w:ilvl w:val="0"/>
-          <w:numId w:val="1027"/>
+          <w:numId w:val="1015"/>
         </w:numPr>
       </w:pPr>
       <w:r>
@@ -12594,7 +12643,7 @@
         <w:pStyle w:val="Compact"/>
         <w:numPr>
           <w:ilvl w:val="0"/>
-          <w:numId w:val="1028"/>
+          <w:numId w:val="1016"/>
         </w:numPr>
       </w:pPr>
       <w:r>
@@ -12618,7 +12667,7 @@
         <w:pStyle w:val="Compact"/>
         <w:numPr>
           <w:ilvl w:val="0"/>
-          <w:numId w:val="1029"/>
+          <w:numId w:val="1017"/>
         </w:numPr>
       </w:pPr>
       <w:r>
@@ -12667,7 +12716,7 @@
         <w:pStyle w:val="Compact"/>
         <w:numPr>
           <w:ilvl w:val="0"/>
-          <w:numId w:val="1030"/>
+          <w:numId w:val="1018"/>
         </w:numPr>
       </w:pPr>
       <w:r>
@@ -12681,9 +12730,9 @@
         </w:pict>
       </w:r>
     </w:p>
-    <w:bookmarkEnd w:id="71"/>
     <w:bookmarkEnd w:id="72"/>
-    <w:bookmarkStart w:id="78" w:name="Xa91e9818a0e178ef235dd78f11d7a6aa61c3cb5"/>
+    <w:bookmarkEnd w:id="73"/>
+    <w:bookmarkStart w:id="79" w:name="Xa91e9818a0e178ef235dd78f11d7a6aa61c3cb5"/>
     <w:p>
       <w:pPr>
         <w:pStyle w:val="Heading2"/>
@@ -12719,7 +12768,73 @@
         <w:t xml:space="preserve"> </w:t>
       </w:r>
       <w:r>
-        <w:t xml:space="preserve">emulator, or a sandbox. RASP tries to sense this from environmental clues.</w:t>
+        <w:t xml:space="preserve">emulator, or a sandbox. An</w:t>
+      </w:r>
+      <w:r>
+        <w:t xml:space="preserve"> </w:t>
+      </w:r>
+      <w:r>
+        <w:rPr>
+          <w:b/>
+          <w:bCs/>
+        </w:rPr>
+        <w:t xml:space="preserve">emulator</w:t>
+      </w:r>
+      <w:r>
+        <w:t xml:space="preserve"> </w:t>
+      </w:r>
+      <w:r>
+        <w:t xml:space="preserve">is a software environment that</w:t>
+      </w:r>
+      <w:r>
+        <w:t xml:space="preserve"> </w:t>
+      </w:r>
+      <w:r>
+        <w:rPr>
+          <w:b/>
+          <w:bCs/>
+        </w:rPr>
+        <w:t xml:space="preserve">imitates</w:t>
+      </w:r>
+      <w:r>
+        <w:t xml:space="preserve"> </w:t>
+      </w:r>
+      <w:r>
+        <w:t xml:space="preserve">a device (an Android emulator,</w:t>
+      </w:r>
+      <w:r>
+        <w:t xml:space="preserve"> </w:t>
+      </w:r>
+      <w:r>
+        <w:t xml:space="preserve">QEMU); a</w:t>
+      </w:r>
+      <w:r>
+        <w:t xml:space="preserve"> </w:t>
+      </w:r>
+      <w:r>
+        <w:rPr>
+          <w:b/>
+          <w:bCs/>
+        </w:rPr>
+        <w:t xml:space="preserve">virtual machine (VM)</w:t>
+      </w:r>
+      <w:r>
+        <w:t xml:space="preserve"> </w:t>
+      </w:r>
+      <w:r>
+        <w:t xml:space="preserve">abstracts real hardware to run another operating system on top of it. The attacker</w:t>
+      </w:r>
+      <w:r>
+        <w:t xml:space="preserve"> </w:t>
+      </w:r>
+      <w:r>
+        <w:t xml:space="preserve">does their analysis here instead of on a real device, because it’s easier. RASP tries to sense this from</w:t>
+      </w:r>
+      <w:r>
+        <w:t xml:space="preserve"> </w:t>
+      </w:r>
+      <w:r>
+        <w:t xml:space="preserve">environmental clues.</w:t>
       </w:r>
     </w:p>
     <w:p>
@@ -12729,20 +12844,20 @@
       <w:r>
         <w:drawing>
           <wp:inline>
-            <wp:extent cx="5759999" cy="2470728"/>
+            <wp:extent cx="5759999" cy="2566179"/>
             <wp:effectExtent b="0" l="0" r="0" t="0"/>
-            <wp:docPr descr="The risk of false positives in emulator detection" title="" id="74" name="Picture"/>
+            <wp:docPr descr="The risk of false positives in emulator detection" title="" id="75" name="Picture"/>
             <a:graphic>
               <a:graphicData uri="http://schemas.openxmlformats.org/drawingml/2006/picture">
                 <pic:pic>
                   <pic:nvPicPr>
-                    <pic:cNvPr descr="h06-09-emulator.png" id="75" name="Picture"/>
+                    <pic:cNvPr descr="h06-09-emulator.png" id="76" name="Picture"/>
                     <pic:cNvPicPr>
                       <a:picLocks noChangeArrowheads="1" noChangeAspect="1"/>
                     </pic:cNvPicPr>
                   </pic:nvPicPr>
                   <pic:blipFill>
-                    <a:blip r:embed="rId73"/>
+                    <a:blip r:embed="rId74"/>
                     <a:stretch>
                       <a:fillRect/>
                     </a:stretch>
@@ -12750,7 +12865,7 @@
                   <pic:spPr bwMode="auto">
                     <a:xfrm>
                       <a:off x="0" y="0"/>
-                      <a:ext cx="5759999" cy="2470728"/>
+                      <a:ext cx="5759999" cy="2566179"/>
                     </a:xfrm>
                     <a:prstGeom prst="rect">
                       <a:avLst/>
@@ -13009,7 +13124,7 @@
         </w:tc>
       </w:tr>
     </w:tbl>
-    <w:bookmarkStart w:id="76" w:name="X6a81e1976ab38f9963f885961e5666af3c480e1"/>
+    <w:bookmarkStart w:id="77" w:name="X6a81e1976ab38f9963f885961e5666af3c480e1"/>
     <w:p>
       <w:pPr>
         <w:pStyle w:val="Heading3"/>
@@ -13412,8 +13527,8 @@
         <w:t xml:space="preserve">checking.</w:t>
       </w:r>
     </w:p>
-    <w:bookmarkEnd w:id="76"/>
-    <w:bookmarkStart w:id="77" w:name="X68b91f3c44105cf7d4dd0431754f1cf744c7113"/>
+    <w:bookmarkEnd w:id="77"/>
+    <w:bookmarkStart w:id="78" w:name="X68b91f3c44105cf7d4dd0431754f1cf744c7113"/>
     <w:p>
       <w:pPr>
         <w:pStyle w:val="Heading3"/>
@@ -14412,9 +14527,9 @@
         </w:pict>
       </w:r>
     </w:p>
-    <w:bookmarkEnd w:id="77"/>
     <w:bookmarkEnd w:id="78"/>
-    <w:bookmarkStart w:id="84" w:name="X82a8d409bf51f5325adc5a63038525f566f2ccc"/>
+    <w:bookmarkEnd w:id="79"/>
+    <w:bookmarkStart w:id="85" w:name="X82a8d409bf51f5325adc5a63038525f566f2ccc"/>
     <w:p>
       <w:pPr>
         <w:pStyle w:val="Heading2"/>
@@ -14457,40 +14572,65 @@
         <w:t xml:space="preserve">dynamic instrumentation</w:t>
       </w:r>
       <w:r>
-        <w:t xml:space="preserve">. Without stopping the</w:t>
-      </w:r>
-      <w:r>
-        <w:t xml:space="preserve"> </w:t>
-      </w:r>
-      <w:r>
-        <w:t xml:space="preserve">program, the attacker</w:t>
-      </w:r>
-      <w:r>
-        <w:t xml:space="preserve"> </w:t>
-      </w:r>
-      <w:r>
-        <w:rPr>
-          <w:b/>
-          <w:bCs/>
-        </w:rPr>
-        <w:t xml:space="preserve">replaces the functions it calls — including our own anti-debug/anti-root checks — with</w:t>
-      </w:r>
-      <w:r>
-        <w:rPr>
-          <w:b/>
-          <w:bCs/>
-        </w:rPr>
-        <w:t xml:space="preserve"> </w:t>
-      </w:r>
-      <w:r>
-        <w:rPr>
-          <w:b/>
-          <w:bCs/>
-        </w:rPr>
-        <w:t xml:space="preserve">their own version</w:t>
-      </w:r>
-      <w:r>
-        <w:t xml:space="preserve">. This lets them make Demo 2’s checks lie and always return</w:t>
+        <w:t xml:space="preserve">. A hook is intercepting and</w:t>
+      </w:r>
+      <w:r>
+        <w:t xml:space="preserve"> </w:t>
+      </w:r>
+      <w:r>
+        <w:t xml:space="preserve">changing a function’s call; instrumentation is injecting code into a running program to observe or change its</w:t>
+      </w:r>
+      <w:r>
+        <w:t xml:space="preserve"> </w:t>
+      </w:r>
+      <w:r>
+        <w:t xml:space="preserve">behaviour (the most common tool for this is</w:t>
+      </w:r>
+      <w:r>
+        <w:t xml:space="preserve"> </w:t>
+      </w:r>
+      <w:r>
+        <w:rPr>
+          <w:b/>
+          <w:bCs/>
+        </w:rPr>
+        <w:t xml:space="preserve">Frida</w:t>
+      </w:r>
+      <w:r>
+        <w:t xml:space="preserve">). Without stopping the program, the attacker</w:t>
+      </w:r>
+      <w:r>
+        <w:t xml:space="preserve"> </w:t>
+      </w:r>
+      <w:r>
+        <w:rPr>
+          <w:b/>
+          <w:bCs/>
+        </w:rPr>
+        <w:t xml:space="preserve">replaces the</w:t>
+      </w:r>
+      <w:r>
+        <w:rPr>
+          <w:b/>
+          <w:bCs/>
+        </w:rPr>
+        <w:t xml:space="preserve"> </w:t>
+      </w:r>
+      <w:r>
+        <w:rPr>
+          <w:b/>
+          <w:bCs/>
+        </w:rPr>
+        <w:t xml:space="preserve">functions it calls — including our own anti-debug/anti-root checks — with their own version</w:t>
+      </w:r>
+      <w:r>
+        <w:t xml:space="preserve">. This lets them make</w:t>
+      </w:r>
+      <w:r>
+        <w:t xml:space="preserve"> </w:t>
+      </w:r>
+      <w:r>
+        <w:t xml:space="preserve">Demo 2’s checks lie and always return</w:t>
       </w:r>
       <w:r>
         <w:t xml:space="preserve"> </w:t>
@@ -14516,7 +14656,7 @@
         <w:pStyle w:val="Compact"/>
         <w:numPr>
           <w:ilvl w:val="0"/>
-          <w:numId w:val="1031"/>
+          <w:numId w:val="1019"/>
         </w:numPr>
       </w:pPr>
       <w:r>
@@ -14557,7 +14697,7 @@
         <w:pStyle w:val="Compact"/>
         <w:numPr>
           <w:ilvl w:val="0"/>
-          <w:numId w:val="1031"/>
+          <w:numId w:val="1019"/>
         </w:numPr>
       </w:pPr>
       <w:r>
@@ -14610,7 +14750,7 @@
         <w:pStyle w:val="Compact"/>
         <w:numPr>
           <w:ilvl w:val="0"/>
-          <w:numId w:val="1031"/>
+          <w:numId w:val="1019"/>
         </w:numPr>
       </w:pPr>
       <w:r>
@@ -14670,7 +14810,7 @@
         <w:pStyle w:val="Compact"/>
         <w:numPr>
           <w:ilvl w:val="0"/>
-          <w:numId w:val="1031"/>
+          <w:numId w:val="1019"/>
         </w:numPr>
       </w:pPr>
       <w:r>
@@ -14764,20 +14904,20 @@
       <w:r>
         <w:drawing>
           <wp:inline>
-            <wp:extent cx="5759999" cy="2281967"/>
+            <wp:extent cx="5759999" cy="3023696"/>
             <wp:effectExtent b="0" l="0" r="0" t="0"/>
-            <wp:docPr descr="Hook detection: checking the prologue bytes" title="" id="80" name="Picture"/>
+            <wp:docPr descr="Hook detection: checking the prologue bytes" title="" id="81" name="Picture"/>
             <a:graphic>
               <a:graphicData uri="http://schemas.openxmlformats.org/drawingml/2006/picture">
                 <pic:pic>
                   <pic:nvPicPr>
-                    <pic:cNvPr descr="h06-10-hook.png" id="81" name="Picture"/>
+                    <pic:cNvPr descr="h06-10-hook.png" id="82" name="Picture"/>
                     <pic:cNvPicPr>
                       <a:picLocks noChangeArrowheads="1" noChangeAspect="1"/>
                     </pic:cNvPicPr>
                   </pic:nvPicPr>
                   <pic:blipFill>
-                    <a:blip r:embed="rId79"/>
+                    <a:blip r:embed="rId80"/>
                     <a:stretch>
                       <a:fillRect/>
                     </a:stretch>
@@ -14785,7 +14925,7 @@
                   <pic:spPr bwMode="auto">
                     <a:xfrm>
                       <a:off x="0" y="0"/>
-                      <a:ext cx="5759999" cy="2281967"/>
+                      <a:ext cx="5759999" cy="3023696"/>
                     </a:xfrm>
                     <a:prstGeom prst="rect">
                       <a:avLst/>
@@ -15048,7 +15188,7 @@
         <w:pStyle w:val="Compact"/>
         <w:numPr>
           <w:ilvl w:val="0"/>
-          <w:numId w:val="1032"/>
+          <w:numId w:val="1020"/>
         </w:numPr>
       </w:pPr>
       <w:r>
@@ -15121,7 +15261,7 @@
         <w:pStyle w:val="Compact"/>
         <w:numPr>
           <w:ilvl w:val="0"/>
-          <w:numId w:val="1032"/>
+          <w:numId w:val="1020"/>
         </w:numPr>
       </w:pPr>
       <w:r>
@@ -15243,7 +15383,7 @@
         <w:pStyle w:val="Compact"/>
         <w:numPr>
           <w:ilvl w:val="0"/>
-          <w:numId w:val="1032"/>
+          <w:numId w:val="1020"/>
         </w:numPr>
       </w:pPr>
       <w:r>
@@ -15262,7 +15402,7 @@
         <w:t xml:space="preserve">, known framework indicators.</w:t>
       </w:r>
     </w:p>
-    <w:bookmarkStart w:id="82" w:name="X2a4d58b10df0ca7b6ea1f6624eb3622b32176fd"/>
+    <w:bookmarkStart w:id="83" w:name="X2a4d58b10df0ca7b6ea1f6624eb3622b32176fd"/>
     <w:p>
       <w:pPr>
         <w:pStyle w:val="Heading3"/>
@@ -15979,8 +16119,8 @@
         <w:t xml:space="preserve">detector.”</w:t>
       </w:r>
     </w:p>
-    <w:bookmarkEnd w:id="82"/>
-    <w:bookmarkStart w:id="83" w:name="X94528ec333d8892c904a17f27afb144bb7318fd"/>
+    <w:bookmarkEnd w:id="83"/>
+    <w:bookmarkStart w:id="84" w:name="X94528ec333d8892c904a17f27afb144bb7318fd"/>
     <w:p>
       <w:pPr>
         <w:pStyle w:val="Heading3"/>
@@ -17198,9 +17338,9 @@
         </w:pict>
       </w:r>
     </w:p>
-    <w:bookmarkEnd w:id="83"/>
     <w:bookmarkEnd w:id="84"/>
-    <w:bookmarkStart w:id="94" w:name="X995b66dec467a6cb10260e790b9abc77017a3aa"/>
+    <w:bookmarkEnd w:id="85"/>
+    <w:bookmarkStart w:id="98" w:name="X995b66dec467a6cb10260e790b9abc77017a3aa"/>
     <w:p>
       <w:pPr>
         <w:pStyle w:val="Heading2"/>
@@ -17233,13 +17373,44 @@
         <w:t xml:space="preserve"> </w:t>
       </w:r>
       <w:r>
-        <w:t xml:space="preserve">program runs, against sensitive data in memory being read and modified. In Week 1 we saw erasing secrets from</w:t>
-      </w:r>
-      <w:r>
-        <w:t xml:space="preserve"> </w:t>
-      </w:r>
-      <w:r>
-        <w:t xml:space="preserve">memory and preventing them from being swapped out; in Week 3, the</w:t>
+        <w:t xml:space="preserve">program runs, against sensitive data in memory being read and modified. In</w:t>
+      </w:r>
+      <w:r>
+        <w:t xml:space="preserve"> </w:t>
+      </w:r>
+      <w:hyperlink r:id="rId86">
+        <w:r>
+          <w:rPr>
+            <w:rStyle w:val="Hyperlink"/>
+          </w:rPr>
+          <w:t xml:space="preserve">Week 1</w:t>
+        </w:r>
+      </w:hyperlink>
+      <w:r>
+        <w:t xml:space="preserve"> </w:t>
+      </w:r>
+      <w:r>
+        <w:t xml:space="preserve">we saw erasing secrets from</w:t>
+      </w:r>
+      <w:r>
+        <w:t xml:space="preserve"> </w:t>
+      </w:r>
+      <w:r>
+        <w:t xml:space="preserve">memory and preventing them from being swapped out; in</w:t>
+      </w:r>
+      <w:r>
+        <w:t xml:space="preserve"> </w:t>
+      </w:r>
+      <w:hyperlink r:id="rId87">
+        <w:r>
+          <w:rPr>
+            <w:rStyle w:val="Hyperlink"/>
+          </w:rPr>
+          <w:t xml:space="preserve">Week 3</w:t>
+        </w:r>
+      </w:hyperlink>
+      <w:r>
+        <w:t xml:space="preserve">, the</w:t>
       </w:r>
       <w:r>
         <w:t xml:space="preserve"> </w:t>
@@ -17251,13 +17422,13 @@
         <w:t xml:space="preserve"> </w:t>
       </w:r>
       <w:r>
-        <w:t xml:space="preserve">layers. This section asks the same</w:t>
-      </w:r>
-      <w:r>
-        <w:t xml:space="preserve"> </w:t>
-      </w:r>
-      <w:r>
-        <w:t xml:space="preserve">question again, from the runtime attacker’s angle: what can we do if the attacker is</w:t>
+        <w:t xml:space="preserve">layers. This section asks the same question again, from the runtime attacker’s angle: what can we do if the</w:t>
+      </w:r>
+      <w:r>
+        <w:t xml:space="preserve"> </w:t>
+      </w:r>
+      <w:r>
+        <w:t xml:space="preserve">attacker is</w:t>
       </w:r>
       <w:r>
         <w:t xml:space="preserve"> </w:t>
@@ -17299,20 +17470,20 @@
       <w:r>
         <w:drawing>
           <wp:inline>
-            <wp:extent cx="5759999" cy="2766688"/>
+            <wp:extent cx="5759999" cy="4258271"/>
             <wp:effectExtent b="0" l="0" r="0" t="0"/>
-            <wp:docPr descr="The layers of dynamic memory protection" title="" id="86" name="Picture"/>
+            <wp:docPr descr="The layers of dynamic memory protection" title="" id="89" name="Picture"/>
             <a:graphic>
               <a:graphicData uri="http://schemas.openxmlformats.org/drawingml/2006/picture">
                 <pic:pic>
                   <pic:nvPicPr>
-                    <pic:cNvPr descr="h06-13-bellek-koruma-katmanlari.png" id="87" name="Picture"/>
+                    <pic:cNvPr descr="h06-13-bellek-koruma-katmanlari.png" id="90" name="Picture"/>
                     <pic:cNvPicPr>
                       <a:picLocks noChangeArrowheads="1" noChangeAspect="1"/>
                     </pic:cNvPicPr>
                   </pic:nvPicPr>
                   <pic:blipFill>
-                    <a:blip r:embed="rId85"/>
+                    <a:blip r:embed="rId88"/>
                     <a:stretch>
                       <a:fillRect/>
                     </a:stretch>
@@ -17320,7 +17491,7 @@
                   <pic:spPr bwMode="auto">
                     <a:xfrm>
                       <a:off x="0" y="0"/>
-                      <a:ext cx="5759999" cy="2766688"/>
+                      <a:ext cx="5759999" cy="4258271"/>
                     </a:xfrm>
                     <a:prstGeom prst="rect">
                       <a:avLst/>
@@ -17339,7 +17510,7 @@
         </w:drawing>
       </w:r>
     </w:p>
-    <w:bookmarkStart w:id="88" w:name="what-does-an-attacker-do-with-memory"/>
+    <w:bookmarkStart w:id="91" w:name="what-does-an-attacker-do-with-memory"/>
     <w:p>
       <w:pPr>
         <w:pStyle w:val="Heading3"/>
@@ -17564,8 +17735,8 @@
         <w:t xml:space="preserve">of together with the debugger and hook detection from earlier sections.</w:t>
       </w:r>
     </w:p>
-    <w:bookmarkEnd w:id="88"/>
-    <w:bookmarkStart w:id="89" w:name="X117a050838c803977bbbf4589eea552376d9e10"/>
+    <w:bookmarkEnd w:id="91"/>
+    <w:bookmarkStart w:id="92" w:name="X117a050838c803977bbbf4589eea552376d9e10"/>
     <w:p>
       <w:pPr>
         <w:pStyle w:val="Heading3"/>
@@ -17603,7 +17774,7 @@
         <w:pStyle w:val="Compact"/>
         <w:numPr>
           <w:ilvl w:val="0"/>
-          <w:numId w:val="1033"/>
+          <w:numId w:val="1021"/>
         </w:numPr>
       </w:pPr>
       <w:r>
@@ -17631,7 +17802,7 @@
         <w:pStyle w:val="Compact"/>
         <w:numPr>
           <w:ilvl w:val="0"/>
-          <w:numId w:val="1033"/>
+          <w:numId w:val="1021"/>
         </w:numPr>
       </w:pPr>
       <w:r>
@@ -17659,7 +17830,7 @@
         <w:pStyle w:val="Compact"/>
         <w:numPr>
           <w:ilvl w:val="0"/>
-          <w:numId w:val="1033"/>
+          <w:numId w:val="1021"/>
         </w:numPr>
       </w:pPr>
       <w:r>
@@ -17705,7 +17876,7 @@
         <w:pStyle w:val="Compact"/>
         <w:numPr>
           <w:ilvl w:val="0"/>
-          <w:numId w:val="1033"/>
+          <w:numId w:val="1021"/>
         </w:numPr>
       </w:pPr>
       <w:r>
@@ -17725,11 +17896,22 @@
         <w:t xml:space="preserve"> </w:t>
       </w:r>
       <w:r>
-        <w:t xml:space="preserve">(Week 11). In the field’s shell matrix, this is the only shell left on the native side during a payment.</w:t>
-      </w:r>
-    </w:p>
-    <w:bookmarkEnd w:id="89"/>
-    <w:bookmarkStart w:id="90" w:name="X62398feffa120e79130bc2de1e14cfe82c3a581"/>
+        <w:t xml:space="preserve">(</w:t>
+      </w:r>
+      <w:hyperlink r:id="rId41">
+        <w:r>
+          <w:rPr>
+            <w:rStyle w:val="Hyperlink"/>
+          </w:rPr>
+          <w:t xml:space="preserve">Week 11</w:t>
+        </w:r>
+      </w:hyperlink>
+      <w:r>
+        <w:t xml:space="preserve">). In the field’s shell matrix, this is the only shell left on the native side during a payment.</w:t>
+      </w:r>
+    </w:p>
+    <w:bookmarkEnd w:id="92"/>
+    <w:bookmarkStart w:id="93" w:name="X62398feffa120e79130bc2de1e14cfe82c3a581"/>
     <w:p>
       <w:pPr>
         <w:pStyle w:val="Heading3"/>
@@ -18506,8 +18688,8 @@
         <w:t xml:space="preserve">their privilege) — which is why it should be considered together with the root indicator in Section 8.</w:t>
       </w:r>
     </w:p>
-    <w:bookmarkEnd w:id="90"/>
-    <w:bookmarkStart w:id="91" w:name="X0437395fb591b448fecdceec71f87592be6d6f3"/>
+    <w:bookmarkEnd w:id="93"/>
+    <w:bookmarkStart w:id="95" w:name="X0437395fb591b448fecdceec71f87592be6d6f3"/>
     <w:p>
       <w:pPr>
         <w:pStyle w:val="Heading3"/>
@@ -19255,7 +19437,21 @@
         <w:t xml:space="preserve"> </w:t>
       </w:r>
       <w:r>
-        <w:t xml:space="preserve">the attack. The same idea appears in Week 5’s device fingerprint being stored</w:t>
+        <w:t xml:space="preserve">the attack. The same idea appears in</w:t>
+      </w:r>
+      <w:r>
+        <w:t xml:space="preserve"> </w:t>
+      </w:r>
+      <w:hyperlink r:id="rId47">
+        <w:r>
+          <w:rPr>
+            <w:rStyle w:val="Hyperlink"/>
+          </w:rPr>
+          <w:t xml:space="preserve">Week 5</w:t>
+        </w:r>
+      </w:hyperlink>
+      <w:r>
+        <w:t xml:space="preserve">’s device fingerprint being stored</w:t>
       </w:r>
       <w:r>
         <w:t xml:space="preserve"> </w:t>
@@ -19282,11 +19478,28 @@
         <w:t xml:space="preserve">different places</w:t>
       </w:r>
       <w:r>
-        <w:t xml:space="preserve">, and in Week 2’s tamper-resistant log.</w:t>
-      </w:r>
-    </w:p>
-    <w:bookmarkEnd w:id="91"/>
-    <w:bookmarkStart w:id="92" w:name="X990b0e5def4ac315ff408c0bf11f05540ed49d9"/>
+        <w:t xml:space="preserve">, and in</w:t>
+      </w:r>
+      <w:r>
+        <w:t xml:space="preserve"> </w:t>
+      </w:r>
+      <w:hyperlink r:id="rId94">
+        <w:r>
+          <w:rPr>
+            <w:rStyle w:val="Hyperlink"/>
+          </w:rPr>
+          <w:t xml:space="preserve">Week 2’s</w:t>
+        </w:r>
+      </w:hyperlink>
+      <w:r>
+        <w:t xml:space="preserve"> </w:t>
+      </w:r>
+      <w:r>
+        <w:t xml:space="preserve">tamper-resistant log.</w:t>
+      </w:r>
+    </w:p>
+    <w:bookmarkEnd w:id="95"/>
+    <w:bookmarkStart w:id="96" w:name="X990b0e5def4ac315ff408c0bf11f05540ed49d9"/>
     <w:p>
       <w:pPr>
         <w:pStyle w:val="Heading3"/>
@@ -19966,8 +20179,8 @@
         <w:t xml:space="preserve">policy), and the check code is also brought under the scope of the integrity check.</w:t>
       </w:r>
     </w:p>
-    <w:bookmarkEnd w:id="92"/>
-    <w:bookmarkStart w:id="93" w:name="X62d49d9bb43b4b25fd0b53dc1edce1feea214af"/>
+    <w:bookmarkEnd w:id="96"/>
+    <w:bookmarkStart w:id="97" w:name="X62d49d9bb43b4b25fd0b53dc1edce1feea214af"/>
     <w:p>
       <w:pPr>
         <w:pStyle w:val="Heading3"/>
@@ -20001,7 +20214,7 @@
         <w:pStyle w:val="Compact"/>
         <w:numPr>
           <w:ilvl w:val="0"/>
-          <w:numId w:val="1034"/>
+          <w:numId w:val="1022"/>
         </w:numPr>
       </w:pPr>
       <w:r>
@@ -20029,7 +20242,7 @@
         <w:pStyle w:val="Compact"/>
         <w:numPr>
           <w:ilvl w:val="0"/>
-          <w:numId w:val="1034"/>
+          <w:numId w:val="1022"/>
         </w:numPr>
       </w:pPr>
       <w:r>
@@ -20051,7 +20264,7 @@
         <w:pStyle w:val="Compact"/>
         <w:numPr>
           <w:ilvl w:val="0"/>
-          <w:numId w:val="1034"/>
+          <w:numId w:val="1022"/>
         </w:numPr>
       </w:pPr>
       <w:r>
@@ -20161,9 +20374,9 @@
         </w:pict>
       </w:r>
     </w:p>
-    <w:bookmarkEnd w:id="93"/>
-    <w:bookmarkEnd w:id="94"/>
-    <w:bookmarkStart w:id="104" w:name="X83b588c1648bd118113ee189aa98557100f0094"/>
+    <w:bookmarkEnd w:id="97"/>
+    <w:bookmarkEnd w:id="98"/>
+    <w:bookmarkStart w:id="109" w:name="X83b588c1648bd118113ee189aa98557100f0094"/>
     <w:p>
       <w:pPr>
         <w:pStyle w:val="Heading2"/>
@@ -20179,20 +20392,20 @@
       <w:r>
         <w:drawing>
           <wp:inline>
-            <wp:extent cx="5759999" cy="2283460"/>
+            <wp:extent cx="5759999" cy="2014615"/>
             <wp:effectExtent b="0" l="0" r="0" t="0"/>
-            <wp:docPr descr="From a root indicator to a graded response" title="" id="96" name="Picture"/>
+            <wp:docPr descr="From a root indicator to a graded response" title="" id="100" name="Picture"/>
             <a:graphic>
               <a:graphicData uri="http://schemas.openxmlformats.org/drawingml/2006/picture">
                 <pic:pic>
                   <pic:nvPicPr>
-                    <pic:cNvPr descr="h06-14-kok-gosterge-karar.png" id="97" name="Picture"/>
+                    <pic:cNvPr descr="h06-14-kok-gosterge-karar.png" id="101" name="Picture"/>
                     <pic:cNvPicPr>
                       <a:picLocks noChangeArrowheads="1" noChangeAspect="1"/>
                     </pic:cNvPicPr>
                   </pic:nvPicPr>
                   <pic:blipFill>
-                    <a:blip r:embed="rId95"/>
+                    <a:blip r:embed="rId99"/>
                     <a:stretch>
                       <a:fillRect/>
                     </a:stretch>
@@ -20200,7 +20413,7 @@
                   <pic:spPr bwMode="auto">
                     <a:xfrm>
                       <a:off x="0" y="0"/>
-                      <a:ext cx="5759999" cy="2283460"/>
+                      <a:ext cx="5759999" cy="2014615"/>
                     </a:xfrm>
                     <a:prstGeom prst="rect">
                       <a:avLst/>
@@ -20219,7 +20432,7 @@
         </w:drawing>
       </w:r>
     </w:p>
-    <w:bookmarkStart w:id="98" w:name="root-privileged-environment-indicator"/>
+    <w:bookmarkStart w:id="102" w:name="root-privileged-environment-indicator"/>
     <w:p>
       <w:pPr>
         <w:pStyle w:val="Heading3"/>
@@ -20233,13 +20446,51 @@
         <w:pStyle w:val="FirstParagraph"/>
       </w:pPr>
       <w:r>
-        <w:t xml:space="preserve">On a rooted (or jailbroken) device, an application’s security assumptions collapse: any process can read memory,</w:t>
-      </w:r>
-      <w:r>
-        <w:t xml:space="preserve"> </w:t>
-      </w:r>
-      <w:r>
-        <w:t xml:space="preserve">file-system protections are bypassed. RASP looks at root indicators (Catalogue K4/K5): the presence of the</w:t>
+        <w:rPr>
+          <w:b/>
+          <w:bCs/>
+        </w:rPr>
+        <w:t xml:space="preserve">Root</w:t>
+      </w:r>
+      <w:r>
+        <w:t xml:space="preserve"> </w:t>
+      </w:r>
+      <w:r>
+        <w:t xml:space="preserve">is full privilege on a device, normally restricted;</w:t>
+      </w:r>
+      <w:r>
+        <w:t xml:space="preserve"> </w:t>
+      </w:r>
+      <w:r>
+        <w:rPr>
+          <w:b/>
+          <w:bCs/>
+        </w:rPr>
+        <w:t xml:space="preserve">jailbreak</w:t>
+      </w:r>
+      <w:r>
+        <w:t xml:space="preserve"> </w:t>
+      </w:r>
+      <w:r>
+        <w:t xml:space="preserve">is the name for forcing that same</w:t>
+      </w:r>
+      <w:r>
+        <w:t xml:space="preserve"> </w:t>
+      </w:r>
+      <w:r>
+        <w:t xml:space="preserve">privilege open on a closed system like iOS. On a rooted (or jailbroken) device, an application’s security</w:t>
+      </w:r>
+      <w:r>
+        <w:t xml:space="preserve"> </w:t>
+      </w:r>
+      <w:r>
+        <w:t xml:space="preserve">assumptions collapse: any process can read memory, file-system protections are bypassed. RASP looks at root</w:t>
+      </w:r>
+      <w:r>
+        <w:t xml:space="preserve"> </w:t>
+      </w:r>
+      <w:r>
+        <w:t xml:space="preserve">indicators (Catalogue K4/K5): the presence of the</w:t>
       </w:r>
       <w:r>
         <w:t xml:space="preserve"> </w:t>
@@ -20592,8 +20843,8 @@
         <w:t xml:space="preserve">scan — still, it should be added to the risk score in Section 8.1.1 rather than deciding on its own.</w:t>
       </w:r>
     </w:p>
-    <w:bookmarkEnd w:id="98"/>
-    <w:bookmarkStart w:id="99" w:name="X76ebfecf11a6845bf948282a75ffa05898ad27f"/>
+    <w:bookmarkEnd w:id="102"/>
+    <w:bookmarkStart w:id="103" w:name="X76ebfecf11a6845bf948282a75ffa05898ad27f"/>
     <w:p>
       <w:pPr>
         <w:pStyle w:val="Heading3"/>
@@ -20869,8 +21120,8 @@
         <w:t xml:space="preserve">claim.</w:t>
       </w:r>
     </w:p>
-    <w:bookmarkEnd w:id="99"/>
-    <w:bookmarkStart w:id="100" w:name="X43358c5c853ec08d3d68cc79ea12e0c6b244f51"/>
+    <w:bookmarkEnd w:id="103"/>
+    <w:bookmarkStart w:id="104" w:name="X43358c5c853ec08d3d68cc79ea12e0c6b244f51"/>
     <w:p>
       <w:pPr>
         <w:pStyle w:val="Heading3"/>
@@ -21327,8 +21578,8 @@
         <w:t xml:space="preserve">first (e.g., reject high-value operations, accept low-value ones).</w:t>
       </w:r>
     </w:p>
-    <w:bookmarkEnd w:id="100"/>
-    <w:bookmarkStart w:id="101" w:name="Xe8101b4efeb83f09b4edad32b7d17b20aa61cea"/>
+    <w:bookmarkEnd w:id="104"/>
+    <w:bookmarkStart w:id="105" w:name="Xe8101b4efeb83f09b4edad32b7d17b20aa61cea"/>
     <w:p>
       <w:pPr>
         <w:pStyle w:val="Heading3"/>
@@ -21398,8 +21649,8 @@
         <w:t xml:space="preserve">(Catalogue K2/K3/K6).</w:t>
       </w:r>
     </w:p>
-    <w:bookmarkEnd w:id="101"/>
-    <w:bookmarkStart w:id="102" w:name="Xa552da3d4557b3b4271740ce84a28206911a97d"/>
+    <w:bookmarkEnd w:id="105"/>
+    <w:bookmarkStart w:id="107" w:name="Xa552da3d4557b3b4271740ce84a28206911a97d"/>
     <w:p>
       <w:pPr>
         <w:pStyle w:val="Heading3"/>
@@ -21583,7 +21834,21 @@
         <w:t xml:space="preserve"> </w:t>
       </w:r>
       <w:r>
-        <w:t xml:space="preserve">signature (see the digital signature in Week 3): the verifier</w:t>
+        <w:t xml:space="preserve">signature (see the digital signature in</w:t>
+      </w:r>
+      <w:r>
+        <w:t xml:space="preserve"> </w:t>
+      </w:r>
+      <w:hyperlink r:id="rId27">
+        <w:r>
+          <w:rPr>
+            <w:rStyle w:val="Hyperlink"/>
+          </w:rPr>
+          <w:t xml:space="preserve">Week 3</w:t>
+        </w:r>
+      </w:hyperlink>
+      <w:r>
+        <w:t xml:space="preserve">): the verifier</w:t>
       </w:r>
       <w:r>
         <w:t xml:space="preserve"> </w:t>
@@ -21642,20 +21907,27 @@
         <w:t xml:space="preserve"> </w:t>
       </w:r>
       <w:r>
-        <w:t xml:space="preserve">and certificate chains</w:t>
-      </w:r>
-      <w:r>
-        <w:t xml:space="preserve"> </w:t>
-      </w:r>
-      <w:r>
-        <w:rPr>
-          <w:b/>
-          <w:bCs/>
-        </w:rPr>
-        <w:t xml:space="preserve">in Week 10</w:t>
-      </w:r>
-      <w:r>
-        <w:t xml:space="preserve">. The principle is the same:</w:t>
+        <w:t xml:space="preserve">and certificate chains in</w:t>
+      </w:r>
+      <w:r>
+        <w:t xml:space="preserve"> </w:t>
+      </w:r>
+      <w:hyperlink r:id="rId106">
+        <w:r>
+          <w:rPr>
+            <w:rStyle w:val="Hyperlink"/>
+          </w:rPr>
+          <w:t xml:space="preserve">Week 10</w:t>
+        </w:r>
+      </w:hyperlink>
+      <w:r>
+        <w:t xml:space="preserve">. The</w:t>
+      </w:r>
+      <w:r>
+        <w:t xml:space="preserve"> </w:t>
+      </w:r>
+      <w:r>
+        <w:t xml:space="preserve">principle is the same:</w:t>
       </w:r>
       <w:r>
         <w:t xml:space="preserve"> </w:t>
@@ -21671,17 +21943,11 @@
         <w:t xml:space="preserve"> </w:t>
       </w:r>
       <w:r>
-        <w:t xml:space="preserve">verification before</w:t>
-      </w:r>
-      <w:r>
-        <w:t xml:space="preserve"> </w:t>
-      </w:r>
-      <w:r>
-        <w:t xml:space="preserve">loading.</w:t>
-      </w:r>
-    </w:p>
-    <w:bookmarkEnd w:id="102"/>
-    <w:bookmarkStart w:id="103" w:name="X4137dd7a717a181e250fe13f1e9fb8ece5e94d1"/>
+        <w:t xml:space="preserve">verification before loading.</w:t>
+      </w:r>
+    </w:p>
+    <w:bookmarkEnd w:id="107"/>
+    <w:bookmarkStart w:id="108" w:name="X4137dd7a717a181e250fe13f1e9fb8ece5e94d1"/>
     <w:p>
       <w:pPr>
         <w:pStyle w:val="Heading3"/>
@@ -22185,9 +22451,9 @@
         </w:pict>
       </w:r>
     </w:p>
-    <w:bookmarkEnd w:id="103"/>
-    <w:bookmarkEnd w:id="104"/>
-    <w:bookmarkStart w:id="110" w:name="X04d22f92096f16777fbabd88e4b7625b40bfa4c"/>
+    <w:bookmarkEnd w:id="108"/>
+    <w:bookmarkEnd w:id="109"/>
+    <w:bookmarkStart w:id="115" w:name="X04d22f92096f16777fbabd88e4b7625b40bfa4c"/>
     <w:p>
       <w:pPr>
         <w:pStyle w:val="Heading2"/>
@@ -22388,20 +22654,20 @@
       <w:r>
         <w:drawing>
           <wp:inline>
-            <wp:extent cx="5759999" cy="2283460"/>
+            <wp:extent cx="5759999" cy="2984953"/>
             <wp:effectExtent b="0" l="0" r="0" t="0"/>
-            <wp:docPr descr="Catching a skipped check with a control-flow counter" title="" id="106" name="Picture"/>
+            <wp:docPr descr="Catching a skipped check with a control-flow counter" title="" id="111" name="Picture"/>
             <a:graphic>
               <a:graphicData uri="http://schemas.openxmlformats.org/drawingml/2006/picture">
                 <pic:pic>
                   <pic:nvPicPr>
-                    <pic:cNvPr descr="h06-04-akis-sayaci.png" id="107" name="Picture"/>
+                    <pic:cNvPr descr="h06-04-akis-sayaci.png" id="112" name="Picture"/>
                     <pic:cNvPicPr>
                       <a:picLocks noChangeArrowheads="1" noChangeAspect="1"/>
                     </pic:cNvPicPr>
                   </pic:nvPicPr>
                   <pic:blipFill>
-                    <a:blip r:embed="rId105"/>
+                    <a:blip r:embed="rId110"/>
                     <a:stretch>
                       <a:fillRect/>
                     </a:stretch>
@@ -22409,7 +22675,7 @@
                   <pic:spPr bwMode="auto">
                     <a:xfrm>
                       <a:off x="0" y="0"/>
-                      <a:ext cx="5759999" cy="2283460"/>
+                      <a:ext cx="5759999" cy="2984953"/>
                     </a:xfrm>
                     <a:prstGeom prst="rect">
                       <a:avLst/>
@@ -22489,7 +22755,7 @@
         <w:t xml:space="preserve">patch is useless.</w:t>
       </w:r>
     </w:p>
-    <w:bookmarkStart w:id="108" w:name="X590e67aea07c506eac0b83e9314dc24e1905ac0"/>
+    <w:bookmarkStart w:id="113" w:name="X590e67aea07c506eac0b83e9314dc24e1905ac0"/>
     <w:p>
       <w:pPr>
         <w:pStyle w:val="Heading3"/>
@@ -23201,8 +23467,8 @@
         <w:t xml:space="preserve">is inconsistent, it’s noticed in the log, but none of them alone can change the authorization decision.</w:t>
       </w:r>
     </w:p>
-    <w:bookmarkEnd w:id="108"/>
-    <w:bookmarkStart w:id="109" w:name="X881b97e0098369dcca6d70b557859116bc33c3b"/>
+    <w:bookmarkEnd w:id="113"/>
+    <w:bookmarkStart w:id="114" w:name="X881b97e0098369dcca6d70b557859116bc33c3b"/>
     <w:p>
       <w:pPr>
         <w:pStyle w:val="Heading3"/>
@@ -24807,7 +25073,7 @@
         <w:pStyle w:val="Compact"/>
         <w:numPr>
           <w:ilvl w:val="0"/>
-          <w:numId w:val="1035"/>
+          <w:numId w:val="1023"/>
         </w:numPr>
       </w:pPr>
       <w:r>
@@ -24831,7 +25097,7 @@
         <w:pStyle w:val="Compact"/>
         <w:numPr>
           <w:ilvl w:val="0"/>
-          <w:numId w:val="1036"/>
+          <w:numId w:val="1024"/>
         </w:numPr>
       </w:pPr>
       <w:r>
@@ -24859,7 +25125,7 @@
         <w:pStyle w:val="Compact"/>
         <w:numPr>
           <w:ilvl w:val="0"/>
-          <w:numId w:val="1037"/>
+          <w:numId w:val="1025"/>
         </w:numPr>
       </w:pPr>
       <w:r>
@@ -24871,7 +25137,7 @@
         <w:pStyle w:val="Compact"/>
         <w:numPr>
           <w:ilvl w:val="0"/>
-          <w:numId w:val="1038"/>
+          <w:numId w:val="1026"/>
         </w:numPr>
       </w:pPr>
       <w:r>
@@ -24898,9 +25164,9 @@
         </w:pict>
       </w:r>
     </w:p>
-    <w:bookmarkEnd w:id="109"/>
-    <w:bookmarkEnd w:id="110"/>
-    <w:bookmarkStart w:id="123" w:name="Xf449d92c1d4d499ed4ea5ffd98acfab382c57e3"/>
+    <w:bookmarkEnd w:id="114"/>
+    <w:bookmarkEnd w:id="115"/>
+    <w:bookmarkStart w:id="128" w:name="Xf449d92c1d4d499ed4ea5ffd98acfab382c57e3"/>
     <w:p>
       <w:pPr>
         <w:pStyle w:val="Heading2"/>
@@ -24993,20 +25259,20 @@
       <w:r>
         <w:drawing>
           <wp:inline>
-            <wp:extent cx="5759999" cy="2283460"/>
+            <wp:extent cx="5759999" cy="1944751"/>
             <wp:effectExtent b="0" l="0" r="0" t="0"/>
-            <wp:docPr descr="Preventing copying with device binding" title="" id="112" name="Picture"/>
+            <wp:docPr descr="Preventing copying with device binding" title="" id="117" name="Picture"/>
             <a:graphic>
               <a:graphicData uri="http://schemas.openxmlformats.org/drawingml/2006/picture">
                 <pic:pic>
                   <pic:nvPicPr>
-                    <pic:cNvPr descr="h06-12-cihaz-baglama.png" id="113" name="Picture"/>
+                    <pic:cNvPr descr="h06-12-cihaz-baglama.png" id="118" name="Picture"/>
                     <pic:cNvPicPr>
                       <a:picLocks noChangeArrowheads="1" noChangeAspect="1"/>
                     </pic:cNvPicPr>
                   </pic:nvPicPr>
                   <pic:blipFill>
-                    <a:blip r:embed="rId111"/>
+                    <a:blip r:embed="rId116"/>
                     <a:stretch>
                       <a:fillRect/>
                     </a:stretch>
@@ -25014,7 +25280,7 @@
                   <pic:spPr bwMode="auto">
                     <a:xfrm>
                       <a:off x="0" y="0"/>
-                      <a:ext cx="5759999" cy="2283460"/>
+                      <a:ext cx="5759999" cy="1944751"/>
                     </a:xfrm>
                     <a:prstGeom prst="rect">
                       <a:avLst/>
@@ -25040,20 +25306,20 @@
       <w:r>
         <w:drawing>
           <wp:inline>
-            <wp:extent cx="5759999" cy="2585921"/>
+            <wp:extent cx="5759999" cy="3723963"/>
             <wp:effectExtent b="0" l="0" r="0" t="0"/>
-            <wp:docPr descr="Response policy options" title="" id="115" name="Picture"/>
+            <wp:docPr descr="Response policy options" title="" id="120" name="Picture"/>
             <a:graphic>
               <a:graphicData uri="http://schemas.openxmlformats.org/drawingml/2006/picture">
                 <pic:pic>
                   <pic:nvPicPr>
-                    <pic:cNvPr descr="h06-11-tepki.png" id="116" name="Picture"/>
+                    <pic:cNvPr descr="h06-11-tepki.png" id="121" name="Picture"/>
                     <pic:cNvPicPr>
                       <a:picLocks noChangeArrowheads="1" noChangeAspect="1"/>
                     </pic:cNvPicPr>
                   </pic:nvPicPr>
                   <pic:blipFill>
-                    <a:blip r:embed="rId114"/>
+                    <a:blip r:embed="rId119"/>
                     <a:stretch>
                       <a:fillRect/>
                     </a:stretch>
@@ -25061,7 +25327,7 @@
                   <pic:spPr bwMode="auto">
                     <a:xfrm>
                       <a:off x="0" y="0"/>
-                      <a:ext cx="5759999" cy="2585921"/>
+                      <a:ext cx="5759999" cy="3723963"/>
                     </a:xfrm>
                     <a:prstGeom prst="rect">
                       <a:avLst/>
@@ -25389,13 +25655,24 @@
         <w:t xml:space="preserve"> </w:t>
       </w:r>
       <w:r>
-        <w:t xml:space="preserve">(the innermost shell of Week 3 Demo 9) becomes part of RASP here: the valuable secret is</w:t>
-      </w:r>
-      <w:r>
-        <w:t xml:space="preserve"> </w:t>
-      </w:r>
-      <w:r>
-        <w:t xml:space="preserve">wrapped with a key derived, via</w:t>
+        <w:t xml:space="preserve">(</w:t>
+      </w:r>
+      <w:hyperlink r:id="rId29">
+        <w:r>
+          <w:rPr>
+            <w:rStyle w:val="Hyperlink"/>
+          </w:rPr>
+          <w:t xml:space="preserve">Week 3, §13.1</w:t>
+        </w:r>
+      </w:hyperlink>
+      <w:r>
+        <w:t xml:space="preserve">, the innermost shell of Demo 9)</w:t>
+      </w:r>
+      <w:r>
+        <w:t xml:space="preserve"> </w:t>
+      </w:r>
+      <w:r>
+        <w:t xml:space="preserve">becomes part of RASP here: the valuable secret is wrapped with a key derived, via</w:t>
       </w:r>
       <w:r>
         <w:t xml:space="preserve"> </w:t>
@@ -25408,13 +25685,19 @@
         <w:t xml:space="preserve">HKDF</w:t>
       </w:r>
       <w:r>
-        <w:t xml:space="preserve">, from the device fingerprint and the version string. Even if the phone is</w:t>
-      </w:r>
-      <w:r>
-        <w:t xml:space="preserve"> </w:t>
-      </w:r>
-      <w:r>
-        <w:t xml:space="preserve">cloned and the files copied to another device, the key comes out different and the secret</w:t>
+        <w:t xml:space="preserve">, from the device</w:t>
+      </w:r>
+      <w:r>
+        <w:t xml:space="preserve"> </w:t>
+      </w:r>
+      <w:r>
+        <w:t xml:space="preserve">fingerprint and the version string. Even if the phone is cloned and the files copied to another device, the key</w:t>
+      </w:r>
+      <w:r>
+        <w:t xml:space="preserve"> </w:t>
+      </w:r>
+      <w:r>
+        <w:t xml:space="preserve">comes out different and the secret</w:t>
       </w:r>
       <w:r>
         <w:t xml:space="preserve"> </w:t>
@@ -25430,7 +25713,7 @@
         <w:t xml:space="preserve">.</w:t>
       </w:r>
     </w:p>
-    <w:bookmarkStart w:id="117" w:name="X6506762d66a8adaf15874831891cf872f4b11b4"/>
+    <w:bookmarkStart w:id="122" w:name="X6506762d66a8adaf15874831891cf872f4b11b4"/>
     <w:p>
       <w:pPr>
         <w:pStyle w:val="Heading3"/>
@@ -25506,7 +25789,21 @@
         <w:t xml:space="preserve"> </w:t>
       </w:r>
       <w:r>
-        <w:t xml:space="preserve">we saw in Week 3; here</w:t>
+        <w:t xml:space="preserve">we saw in</w:t>
+      </w:r>
+      <w:r>
+        <w:t xml:space="preserve"> </w:t>
+      </w:r>
+      <w:hyperlink r:id="rId28">
+        <w:r>
+          <w:rPr>
+            <w:rStyle w:val="Hyperlink"/>
+          </w:rPr>
+          <w:t xml:space="preserve">Week 3</w:t>
+        </w:r>
+      </w:hyperlink>
+      <w:r>
+        <w:t xml:space="preserve">; here</w:t>
       </w:r>
       <w:r>
         <w:t xml:space="preserve"> </w:t>
@@ -26517,8 +26814,8 @@
         <w:t xml:space="preserve">, even if the files are copied to another device.</w:t>
       </w:r>
     </w:p>
-    <w:bookmarkEnd w:id="117"/>
-    <w:bookmarkStart w:id="118" w:name="Xfea3e3441c3239ac6a55d4b9f862896ec9178c9"/>
+    <w:bookmarkEnd w:id="122"/>
+    <w:bookmarkStart w:id="123" w:name="Xfea3e3441c3239ac6a55d4b9f862896ec9178c9"/>
     <w:p>
       <w:pPr>
         <w:pStyle w:val="Heading3"/>
@@ -26794,8 +27091,8 @@
         <w:t xml:space="preserve">(device binding), merged with RASP.</w:t>
       </w:r>
     </w:p>
-    <w:bookmarkEnd w:id="118"/>
-    <w:bookmarkStart w:id="122" w:name="X55cb507d7cda21647e2a496af0b03908a65fb99"/>
+    <w:bookmarkEnd w:id="123"/>
+    <w:bookmarkStart w:id="127" w:name="X55cb507d7cda21647e2a496af0b03908a65fb99"/>
     <w:p>
       <w:pPr>
         <w:pStyle w:val="Heading3"/>
@@ -27360,20 +27657,20 @@
       <w:r>
         <w:drawing>
           <wp:inline>
-            <wp:extent cx="5759999" cy="2377094"/>
+            <wp:extent cx="5759999" cy="2529146"/>
             <wp:effectExtent b="0" l="0" r="0" t="0"/>
-            <wp:docPr descr="The RASP engine’s decision flow at every critical operation" title="" id="120" name="Picture"/>
+            <wp:docPr descr="The RASP engine’s decision flow at every critical operation" title="" id="125" name="Picture"/>
             <a:graphic>
               <a:graphicData uri="http://schemas.openxmlformats.org/drawingml/2006/picture">
                 <pic:pic>
                   <pic:nvPicPr>
-                    <pic:cNvPr descr="h06-05-rasp-motoru.png" id="121" name="Picture"/>
+                    <pic:cNvPr descr="h06-05-rasp-motoru.png" id="126" name="Picture"/>
                     <pic:cNvPicPr>
                       <a:picLocks noChangeArrowheads="1" noChangeAspect="1"/>
                     </pic:cNvPicPr>
                   </pic:nvPicPr>
                   <pic:blipFill>
-                    <a:blip r:embed="rId119"/>
+                    <a:blip r:embed="rId124"/>
                     <a:stretch>
                       <a:fillRect/>
                     </a:stretch>
@@ -27381,7 +27678,7 @@
                   <pic:spPr bwMode="auto">
                     <a:xfrm>
                       <a:off x="0" y="0"/>
-                      <a:ext cx="5759999" cy="2377094"/>
+                      <a:ext cx="5759999" cy="2529146"/>
                     </a:xfrm>
                     <a:prstGeom prst="rect">
                       <a:avLst/>
@@ -27580,9 +27877,9 @@
         </w:pict>
       </w:r>
     </w:p>
-    <w:bookmarkEnd w:id="122"/>
-    <w:bookmarkEnd w:id="123"/>
-    <w:bookmarkStart w:id="127" w:name="rasps-limits-and-ethics"/>
+    <w:bookmarkEnd w:id="127"/>
+    <w:bookmarkEnd w:id="128"/>
+    <w:bookmarkStart w:id="132" w:name="rasps-limits-and-ethics"/>
     <w:p>
       <w:pPr>
         <w:pStyle w:val="Heading2"/>
@@ -27598,20 +27895,20 @@
       <w:r>
         <w:drawing>
           <wp:inline>
-            <wp:extent cx="5759999" cy="2574688"/>
+            <wp:extent cx="5759999" cy="2447006"/>
             <wp:effectExtent b="0" l="0" r="0" t="0"/>
-            <wp:docPr descr="What RASP promises, and what it doesn’t" title="" id="125" name="Picture"/>
+            <wp:docPr descr="What RASP promises, and what it doesn’t" title="" id="130" name="Picture"/>
             <a:graphic>
               <a:graphicData uri="http://schemas.openxmlformats.org/drawingml/2006/picture">
                 <pic:pic>
                   <pic:nvPicPr>
-                    <pic:cNvPr descr="h06-15-rasp-sinirlari.png" id="126" name="Picture"/>
+                    <pic:cNvPr descr="h06-15-rasp-sinirlari.png" id="131" name="Picture"/>
                     <pic:cNvPicPr>
                       <a:picLocks noChangeArrowheads="1" noChangeAspect="1"/>
                     </pic:cNvPicPr>
                   </pic:nvPicPr>
                   <pic:blipFill>
-                    <a:blip r:embed="rId124"/>
+                    <a:blip r:embed="rId129"/>
                     <a:stretch>
                       <a:fillRect/>
                     </a:stretch>
@@ -27619,7 +27916,7 @@
                   <pic:spPr bwMode="auto">
                     <a:xfrm>
                       <a:off x="0" y="0"/>
-                      <a:ext cx="5759999" cy="2574688"/>
+                      <a:ext cx="5759999" cy="2447006"/>
                     </a:xfrm>
                     <a:prstGeom prst="rect">
                       <a:avLst/>
@@ -27895,7 +28192,21 @@
         <w:t xml:space="preserve">asset</w:t>
       </w:r>
       <w:r>
-        <w:t xml:space="preserve">: put it on critical operations (payment, key use), not on every function. This is Week 1’s</w:t>
+        <w:t xml:space="preserve">: put it on critical operations (payment, key use), not on every function. This is</w:t>
+      </w:r>
+      <w:r>
+        <w:t xml:space="preserve"> </w:t>
+      </w:r>
+      <w:hyperlink r:id="rId20">
+        <w:r>
+          <w:rPr>
+            <w:rStyle w:val="Hyperlink"/>
+          </w:rPr>
+          <w:t xml:space="preserve">Week 1</w:t>
+        </w:r>
+      </w:hyperlink>
+      <w:r>
+        <w:t xml:space="preserve">’s</w:t>
       </w:r>
       <w:r>
         <w:t xml:space="preserve"> </w:t>
@@ -27989,8 +28300,8 @@
         </w:pict>
       </w:r>
     </w:p>
-    <w:bookmarkEnd w:id="127"/>
-    <w:bookmarkStart w:id="128" w:name="term-project-this-week"/>
+    <w:bookmarkEnd w:id="132"/>
+    <w:bookmarkStart w:id="135" w:name="term-project-this-week"/>
     <w:p>
       <w:pPr>
         <w:pStyle w:val="Heading2"/>
@@ -28042,7 +28353,18 @@
         <w:t xml:space="preserve"> </w:t>
       </w:r>
       <w:r>
-        <w:t xml:space="preserve">(Week 7) and</w:t>
+        <w:t xml:space="preserve">(</w:t>
+      </w:r>
+      <w:hyperlink r:id="rId133">
+        <w:r>
+          <w:rPr>
+            <w:rStyle w:val="Hyperlink"/>
+          </w:rPr>
+          <w:t xml:space="preserve">Week 7</w:t>
+        </w:r>
+      </w:hyperlink>
+      <w:r>
+        <w:t xml:space="preserve">) and</w:t>
       </w:r>
       <w:r>
         <w:t xml:space="preserve"> </w:t>
@@ -28058,7 +28380,18 @@
         <w:t xml:space="preserve"> </w:t>
       </w:r>
       <w:r>
-        <w:t xml:space="preserve">(Week 8,</w:t>
+        <w:t xml:space="preserve">(</w:t>
+      </w:r>
+      <w:hyperlink r:id="rId134">
+        <w:r>
+          <w:rPr>
+            <w:rStyle w:val="Hyperlink"/>
+          </w:rPr>
+          <w:t xml:space="preserve">Week 8</w:t>
+        </w:r>
+      </w:hyperlink>
+      <w:r>
+        <w:t xml:space="preserve">,</w:t>
       </w:r>
       <w:r>
         <w:t xml:space="preserve"> </w:t>
@@ -28118,7 +28451,7 @@
         <w:pStyle w:val="Compact"/>
         <w:numPr>
           <w:ilvl w:val="0"/>
-          <w:numId w:val="1039"/>
+          <w:numId w:val="1027"/>
         </w:numPr>
       </w:pPr>
       <w:r>
@@ -28159,7 +28492,7 @@
         <w:pStyle w:val="Compact"/>
         <w:numPr>
           <w:ilvl w:val="0"/>
-          <w:numId w:val="1040"/>
+          <w:numId w:val="1028"/>
         </w:numPr>
       </w:pPr>
       <w:r>
@@ -28837,8 +29170,8 @@
         </w:pict>
       </w:r>
     </w:p>
-    <w:bookmarkEnd w:id="128"/>
-    <w:bookmarkStart w:id="129" w:name="class-activities"/>
+    <w:bookmarkEnd w:id="135"/>
+    <w:bookmarkStart w:id="136" w:name="class-activities"/>
     <w:p>
       <w:pPr>
         <w:pStyle w:val="Heading2"/>
@@ -29161,8 +29494,8 @@
         </w:pict>
       </w:r>
     </w:p>
-    <w:bookmarkEnd w:id="129"/>
-    <w:bookmarkStart w:id="130" w:name="code-reading-exercises"/>
+    <w:bookmarkEnd w:id="136"/>
+    <w:bookmarkStart w:id="137" w:name="code-reading-exercises"/>
     <w:p>
       <w:pPr>
         <w:pStyle w:val="Heading2"/>
@@ -30131,8 +30464,8 @@
         </w:pict>
       </w:r>
     </w:p>
-    <w:bookmarkEnd w:id="130"/>
-    <w:bookmarkStart w:id="131" w:name="on-your-own"/>
+    <w:bookmarkEnd w:id="137"/>
+    <w:bookmarkStart w:id="138" w:name="on-your-own"/>
     <w:p>
       <w:pPr>
         <w:pStyle w:val="Heading2"/>
@@ -30781,8 +31114,8 @@
         </w:pict>
       </w:r>
     </w:p>
-    <w:bookmarkEnd w:id="131"/>
-    <w:bookmarkStart w:id="132" w:name="self-check"/>
+    <w:bookmarkEnd w:id="138"/>
+    <w:bookmarkStart w:id="139" w:name="self-check"/>
     <w:p>
       <w:pPr>
         <w:pStyle w:val="Heading2"/>
@@ -30901,7 +31234,18 @@
         <w:t xml:space="preserve"> </w:t>
       </w:r>
       <w:r>
-        <w:t xml:space="preserve">attach a debugger. The same assumption as white box (Week 11).</w:t>
+        <w:t xml:space="preserve">attach a debugger. The same assumption as white box (</w:t>
+      </w:r>
+      <w:hyperlink r:id="rId41">
+        <w:r>
+          <w:rPr>
+            <w:rStyle w:val="Hyperlink"/>
+          </w:rPr>
+          <w:t xml:space="preserve">Week 11</w:t>
+        </w:r>
+      </w:hyperlink>
+      <w:r>
+        <w:t xml:space="preserve">).</w:t>
       </w:r>
     </w:p>
     <w:p>
@@ -31333,7 +31677,21 @@
         <w:t xml:space="preserve"> </w:t>
       </w:r>
       <w:r>
-        <w:t xml:space="preserve">HKDF(device fingerprint)+AES-GCM; the innermost layer of Week 3’s security shell.</w:t>
+        <w:t xml:space="preserve">HKDF(device fingerprint)+AES-GCM; the innermost layer of</w:t>
+      </w:r>
+      <w:r>
+        <w:t xml:space="preserve"> </w:t>
+      </w:r>
+      <w:hyperlink r:id="rId21">
+        <w:r>
+          <w:rPr>
+            <w:rStyle w:val="Hyperlink"/>
+          </w:rPr>
+          <w:t xml:space="preserve">Week 3</w:t>
+        </w:r>
+      </w:hyperlink>
+      <w:r>
+        <w:t xml:space="preserve">’s security shell.</w:t>
       </w:r>
     </w:p>
     <w:p>
@@ -32156,8 +32514,8 @@
         </w:pict>
       </w:r>
     </w:p>
-    <w:bookmarkEnd w:id="132"/>
-    <w:bookmarkStart w:id="133" w:name="quiz-1-style-sample-questions"/>
+    <w:bookmarkEnd w:id="139"/>
+    <w:bookmarkStart w:id="140" w:name="quiz-1-style-sample-questions"/>
     <w:p>
       <w:pPr>
         <w:pStyle w:val="Heading2"/>
@@ -32183,7 +32541,7 @@
         <w:pStyle w:val="Compact"/>
         <w:numPr>
           <w:ilvl w:val="0"/>
-          <w:numId w:val="1041"/>
+          <w:numId w:val="1029"/>
         </w:numPr>
       </w:pPr>
       <w:r>
@@ -32211,7 +32569,7 @@
         <w:pStyle w:val="Compact"/>
         <w:numPr>
           <w:ilvl w:val="1"/>
-          <w:numId w:val="1042"/>
+          <w:numId w:val="1030"/>
         </w:numPr>
       </w:pPr>
       <w:r>
@@ -32239,7 +32597,7 @@
         <w:pStyle w:val="Compact"/>
         <w:numPr>
           <w:ilvl w:val="0"/>
-          <w:numId w:val="1041"/>
+          <w:numId w:val="1029"/>
         </w:numPr>
       </w:pPr>
       <w:r>
@@ -32279,7 +32637,7 @@
         <w:pStyle w:val="Compact"/>
         <w:numPr>
           <w:ilvl w:val="0"/>
-          <w:numId w:val="1041"/>
+          <w:numId w:val="1029"/>
         </w:numPr>
       </w:pPr>
       <w:r>
@@ -32324,7 +32682,7 @@
         <w:pStyle w:val="Compact"/>
         <w:numPr>
           <w:ilvl w:val="0"/>
-          <w:numId w:val="1041"/>
+          <w:numId w:val="1029"/>
         </w:numPr>
       </w:pPr>
       <w:r>
@@ -32391,7 +32749,7 @@
         <w:pStyle w:val="Compact"/>
         <w:numPr>
           <w:ilvl w:val="0"/>
-          <w:numId w:val="1041"/>
+          <w:numId w:val="1029"/>
         </w:numPr>
       </w:pPr>
       <w:r>
@@ -32409,7 +32767,7 @@
         <w:pStyle w:val="Compact"/>
         <w:numPr>
           <w:ilvl w:val="0"/>
-          <w:numId w:val="1041"/>
+          <w:numId w:val="1029"/>
         </w:numPr>
       </w:pPr>
       <w:r>
@@ -32461,7 +32819,7 @@
         <w:pStyle w:val="Compact"/>
         <w:numPr>
           <w:ilvl w:val="0"/>
-          <w:numId w:val="1041"/>
+          <w:numId w:val="1029"/>
         </w:numPr>
       </w:pPr>
       <w:r>
@@ -32498,7 +32856,7 @@
         <w:pStyle w:val="Compact"/>
         <w:numPr>
           <w:ilvl w:val="0"/>
-          <w:numId w:val="1041"/>
+          <w:numId w:val="1029"/>
         </w:numPr>
       </w:pPr>
       <w:r>
@@ -32566,8 +32924,8 @@
         </w:pict>
       </w:r>
     </w:p>
-    <w:bookmarkEnd w:id="133"/>
-    <w:bookmarkStart w:id="134" w:name="resources-and-further-reading"/>
+    <w:bookmarkEnd w:id="140"/>
+    <w:bookmarkStart w:id="142" w:name="resources-and-further-reading"/>
     <w:p>
       <w:pPr>
         <w:pStyle w:val="Heading2"/>
@@ -32612,7 +32970,7 @@
         <w:pStyle w:val="Compact"/>
         <w:numPr>
           <w:ilvl w:val="0"/>
-          <w:numId w:val="1043"/>
+          <w:numId w:val="1031"/>
         </w:numPr>
       </w:pPr>
       <w:r>
@@ -32624,7 +32982,7 @@
         <w:pStyle w:val="Compact"/>
         <w:numPr>
           <w:ilvl w:val="0"/>
-          <w:numId w:val="1043"/>
+          <w:numId w:val="1031"/>
         </w:numPr>
       </w:pPr>
       <w:r>
@@ -32636,11 +32994,25 @@
         <w:pStyle w:val="Compact"/>
         <w:numPr>
           <w:ilvl w:val="0"/>
-          <w:numId w:val="1043"/>
+          <w:numId w:val="1031"/>
         </w:numPr>
       </w:pPr>
       <w:r>
-        <w:t xml:space="preserve">Chapter 12 (Anti-Tampering) overall is the core of this week and of Week 9.</w:t>
+        <w:t xml:space="preserve">Chapter 12 (Anti-Tampering) overall is the core of this week and of</w:t>
+      </w:r>
+      <w:r>
+        <w:t xml:space="preserve"> </w:t>
+      </w:r>
+      <w:hyperlink r:id="rId141">
+        <w:r>
+          <w:rPr>
+            <w:rStyle w:val="Hyperlink"/>
+          </w:rPr>
+          <w:t xml:space="preserve">Week 9</w:t>
+        </w:r>
+      </w:hyperlink>
+      <w:r>
+        <w:t xml:space="preserve">.</w:t>
       </w:r>
     </w:p>
     <w:p>
@@ -32660,7 +33032,7 @@
         <w:pStyle w:val="Compact"/>
         <w:numPr>
           <w:ilvl w:val="0"/>
-          <w:numId w:val="1044"/>
+          <w:numId w:val="1032"/>
         </w:numPr>
       </w:pPr>
       <w:r>
@@ -32678,7 +33050,7 @@
         <w:pStyle w:val="Compact"/>
         <w:numPr>
           <w:ilvl w:val="0"/>
-          <w:numId w:val="1044"/>
+          <w:numId w:val="1032"/>
         </w:numPr>
       </w:pPr>
       <w:r>
@@ -32696,7 +33068,7 @@
         <w:pStyle w:val="Compact"/>
         <w:numPr>
           <w:ilvl w:val="0"/>
-          <w:numId w:val="1044"/>
+          <w:numId w:val="1032"/>
         </w:numPr>
       </w:pPr>
       <w:r>
@@ -32708,7 +33080,7 @@
         <w:pStyle w:val="Compact"/>
         <w:numPr>
           <w:ilvl w:val="0"/>
-          <w:numId w:val="1044"/>
+          <w:numId w:val="1032"/>
         </w:numPr>
       </w:pPr>
       <w:r>
@@ -33798,8 +34170,127 @@
         </w:tc>
       </w:tr>
     </w:tbl>
-    <w:bookmarkEnd w:id="134"/>
-    <w:bookmarkEnd w:id="135"/>
+    <w:p>
+      <w:pPr>
+        <w:pStyle w:val="BlockText"/>
+      </w:pPr>
+      <w:r>
+        <w:rPr>
+          <w:b/>
+          <w:bCs/>
+        </w:rPr>
+        <w:t xml:space="preserve">Next week</w:t>
+      </w:r>
+    </w:p>
+    <w:p>
+      <w:pPr>
+        <w:pStyle w:val="BlockText"/>
+      </w:pPr>
+      <w:hyperlink r:id="rId133">
+        <w:r>
+          <w:rPr>
+            <w:rStyle w:val="Hyperlink"/>
+            <w:b/>
+            <w:bCs/>
+          </w:rPr>
+          <w:t xml:space="preserve">Week 7</w:t>
+        </w:r>
+      </w:hyperlink>
+      <w:r>
+        <w:rPr>
+          <w:b/>
+          <w:bCs/>
+        </w:rPr>
+        <w:t xml:space="preserve"> </w:t>
+      </w:r>
+      <w:r>
+        <w:rPr>
+          <w:b/>
+          <w:bCs/>
+        </w:rPr>
+        <w:t xml:space="preserve">— Midterm project demos.</w:t>
+      </w:r>
+      <w:r>
+        <w:t xml:space="preserve"> </w:t>
+      </w:r>
+      <w:r>
+        <w:t xml:space="preserve">You will present this week’s RASP checks (integrity checking,</w:t>
+      </w:r>
+      <w:r>
+        <w:t xml:space="preserve"> </w:t>
+      </w:r>
+      <w:r>
+        <w:t xml:space="preserve">debugger/environment/hook detection, the control-flow counter, the response policy) live in your project.</w:t>
+      </w:r>
+      <w:r>
+        <w:t xml:space="preserve"> </w:t>
+      </w:r>
+      <w:hyperlink r:id="rId134">
+        <w:r>
+          <w:rPr>
+            <w:rStyle w:val="Hyperlink"/>
+            <w:b/>
+            <w:bCs/>
+          </w:rPr>
+          <w:t xml:space="preserve">Week 8</w:t>
+        </w:r>
+      </w:hyperlink>
+      <w:r>
+        <w:t xml:space="preserve"> </w:t>
+      </w:r>
+      <w:r>
+        <w:t xml:space="preserve">is</w:t>
+      </w:r>
+      <w:r>
+        <w:t xml:space="preserve"> </w:t>
+      </w:r>
+      <w:r>
+        <w:rPr>
+          <w:b/>
+          <w:bCs/>
+        </w:rPr>
+        <w:t xml:space="preserve">Quiz-1</w:t>
+      </w:r>
+      <w:r>
+        <w:t xml:space="preserve">, covering weeks 1–6. Then</w:t>
+      </w:r>
+      <w:r>
+        <w:t xml:space="preserve"> </w:t>
+      </w:r>
+      <w:r>
+        <w:rPr>
+          <w:b/>
+          <w:bCs/>
+        </w:rPr>
+        <w:t xml:space="preserve">Week 9 — Advanced obfuscation and diversification</w:t>
+      </w:r>
+      <w:r>
+        <w:t xml:space="preserve"> </w:t>
+      </w:r>
+      <w:r>
+        <w:t xml:space="preserve">continues by deepening this week’s debugger/environment detection ideas and its</w:t>
+      </w:r>
+      <w:r>
+        <w:t xml:space="preserve"> </w:t>
+      </w:r>
+      <w:r>
+        <w:t xml:space="preserve">“obscurity/deterrence is not</w:t>
+      </w:r>
+      <w:r>
+        <w:t xml:space="preserve"> </w:t>
+      </w:r>
+      <w:r>
+        <w:t xml:space="preserve">unbreakability”</w:t>
+      </w:r>
+      <w:r>
+        <w:t xml:space="preserve"> </w:t>
+      </w:r>
+      <w:r>
+        <w:t xml:space="preserve">theme on the code-obfuscation side.</w:t>
+      </w:r>
+    </w:p>
+    <w:bookmarkEnd w:id="142"/>
+    <w:bookmarkEnd w:id="143"/>
     <w:sectPr>
       <w:headerReference r:id="rId9" w:type="default"/>
       <w:footerReference r:id="rId10" w:type="default"/>
@@ -34409,42 +34900,6 @@
     <w:abstractNumId w:val="991"/>
   </w:num>
   <w:num w:numId="1005">
-    <w:abstractNumId w:val="991"/>
-  </w:num>
-  <w:num w:numId="1006">
-    <w:abstractNumId w:val="991"/>
-  </w:num>
-  <w:num w:numId="1007">
-    <w:abstractNumId w:val="991"/>
-  </w:num>
-  <w:num w:numId="1008">
-    <w:abstractNumId w:val="991"/>
-  </w:num>
-  <w:num w:numId="1009">
-    <w:abstractNumId w:val="991"/>
-  </w:num>
-  <w:num w:numId="1010">
-    <w:abstractNumId w:val="991"/>
-  </w:num>
-  <w:num w:numId="1011">
-    <w:abstractNumId w:val="991"/>
-  </w:num>
-  <w:num w:numId="1012">
-    <w:abstractNumId w:val="991"/>
-  </w:num>
-  <w:num w:numId="1013">
-    <w:abstractNumId w:val="991"/>
-  </w:num>
-  <w:num w:numId="1014">
-    <w:abstractNumId w:val="991"/>
-  </w:num>
-  <w:num w:numId="1015">
-    <w:abstractNumId w:val="991"/>
-  </w:num>
-  <w:num w:numId="1016">
-    <w:abstractNumId w:val="991"/>
-  </w:num>
-  <w:num w:numId="1017">
     <w:abstractNumId w:val="99411"/>
     <w:lvlOverride w:ilvl="0">
       <w:startOverride w:val="1"/>
@@ -34474,13 +34929,13 @@
       <w:startOverride w:val="1"/>
     </w:lvlOverride>
   </w:num>
-  <w:num w:numId="1018">
+  <w:num w:numId="1006">
     <w:abstractNumId w:val="991"/>
   </w:num>
-  <w:num w:numId="1019">
+  <w:num w:numId="1007">
     <w:abstractNumId w:val="991"/>
   </w:num>
-  <w:num w:numId="1020">
+  <w:num w:numId="1008">
     <w:abstractNumId w:val="99411"/>
     <w:lvlOverride w:ilvl="0">
       <w:startOverride w:val="1"/>
@@ -34510,43 +34965,43 @@
       <w:startOverride w:val="1"/>
     </w:lvlOverride>
   </w:num>
-  <w:num w:numId="1021">
+  <w:num w:numId="1009">
     <w:abstractNumId w:val="992"/>
   </w:num>
-  <w:num w:numId="1022">
+  <w:num w:numId="1010">
     <w:abstractNumId w:val="992"/>
   </w:num>
-  <w:num w:numId="1023">
+  <w:num w:numId="1011">
     <w:abstractNumId w:val="992"/>
   </w:num>
-  <w:num w:numId="1024">
+  <w:num w:numId="1012">
     <w:abstractNumId w:val="992"/>
   </w:num>
-  <w:num w:numId="1025">
+  <w:num w:numId="1013">
     <w:abstractNumId w:val="992"/>
   </w:num>
-  <w:num w:numId="1026">
+  <w:num w:numId="1014">
     <w:abstractNumId w:val="991"/>
   </w:num>
-  <w:num w:numId="1027">
+  <w:num w:numId="1015">
     <w:abstractNumId w:val="992"/>
   </w:num>
-  <w:num w:numId="1028">
+  <w:num w:numId="1016">
     <w:abstractNumId w:val="992"/>
   </w:num>
-  <w:num w:numId="1029">
+  <w:num w:numId="1017">
     <w:abstractNumId w:val="992"/>
   </w:num>
-  <w:num w:numId="1030">
+  <w:num w:numId="1018">
     <w:abstractNumId w:val="992"/>
   </w:num>
-  <w:num w:numId="1031">
+  <w:num w:numId="1019">
     <w:abstractNumId w:val="991"/>
   </w:num>
-  <w:num w:numId="1032">
+  <w:num w:numId="1020">
     <w:abstractNumId w:val="991"/>
   </w:num>
-  <w:num w:numId="1033">
+  <w:num w:numId="1021">
     <w:abstractNumId w:val="99411"/>
     <w:lvlOverride w:ilvl="0">
       <w:startOverride w:val="1"/>
@@ -34576,28 +35031,28 @@
       <w:startOverride w:val="1"/>
     </w:lvlOverride>
   </w:num>
-  <w:num w:numId="1034">
+  <w:num w:numId="1022">
     <w:abstractNumId w:val="991"/>
   </w:num>
-  <w:num w:numId="1035">
+  <w:num w:numId="1023">
     <w:abstractNumId w:val="992"/>
   </w:num>
-  <w:num w:numId="1036">
+  <w:num w:numId="1024">
     <w:abstractNumId w:val="992"/>
   </w:num>
-  <w:num w:numId="1037">
+  <w:num w:numId="1025">
     <w:abstractNumId w:val="992"/>
   </w:num>
-  <w:num w:numId="1038">
+  <w:num w:numId="1026">
     <w:abstractNumId w:val="992"/>
   </w:num>
-  <w:num w:numId="1039">
+  <w:num w:numId="1027">
     <w:abstractNumId w:val="992"/>
   </w:num>
-  <w:num w:numId="1040">
+  <w:num w:numId="1028">
     <w:abstractNumId w:val="992"/>
   </w:num>
-  <w:num w:numId="1041">
+  <w:num w:numId="1029">
     <w:abstractNumId w:val="99411"/>
     <w:lvlOverride w:ilvl="0">
       <w:startOverride w:val="1"/>
@@ -34627,7 +35082,7 @@
       <w:startOverride w:val="1"/>
     </w:lvlOverride>
   </w:num>
-  <w:num w:numId="1042">
+  <w:num w:numId="1030">
     <w:abstractNumId w:val="99721"/>
     <w:lvlOverride w:ilvl="0">
       <w:startOverride w:val="1"/>
@@ -34657,10 +35112,10 @@
       <w:startOverride w:val="1"/>
     </w:lvlOverride>
   </w:num>
-  <w:num w:numId="1043">
+  <w:num w:numId="1031">
     <w:abstractNumId w:val="991"/>
   </w:num>
-  <w:num w:numId="1044">
+  <w:num w:numId="1032">
     <w:abstractNumId w:val="991"/>
   </w:num>
 </w:numbering>
